--- a/B400 Spesifikasi Sistem_Yanuardi.docx
+++ b/B400 Spesifikasi Sistem_Yanuardi.docx
@@ -688,14 +688,6 @@
                 <w:sz w:val="24"/>
                 <w:lang w:val="id-ID"/>
               </w:rPr>
-              <w:t>3</w:t>
-            </w:r>
-            <w:r>
-              <w:rPr>
-                <w:rFonts w:ascii="Times New Roman" w:hAnsi="Times New Roman" w:cs="Times New Roman"/>
-                <w:sz w:val="24"/>
-                <w:lang w:val="id-ID"/>
-              </w:rPr>
               <w:t>4</w:t>
             </w:r>
             <w:r>
@@ -1666,6 +1658,7 @@
       </w:pPr>
     </w:p>
     <w:bookmarkEnd w:id="1" w:displacedByCustomXml="next"/>
+    <w:bookmarkStart w:id="2" w:name="_Toc216372092" w:displacedByCustomXml="next"/>
     <w:sdt>
       <w:sdtPr>
         <w:rPr>
@@ -1689,7 +1682,6 @@
         </w:rPr>
       </w:sdtEndPr>
       <w:sdtContent>
-        <w:bookmarkStart w:id="2" w:name="_Toc211830107" w:displacedByCustomXml="prev"/>
         <w:p>
           <w:pPr>
             <w:pStyle w:val="Heading1"/>
@@ -1702,11 +1694,7 @@
             <w:ind w:left="357"/>
             <w:jc w:val="center"/>
             <w:rPr>
-              <w:rFonts w:ascii="Times New Roman" w:hAnsi="Times New Roman"/>
-              <w:b w:val="0"/>
-              <w:bCs/>
-              <w:szCs w:val="28"/>
-              <w:highlight w:val="yellow"/>
+              <w:noProof/>
             </w:rPr>
           </w:pPr>
           <w:r>
@@ -1741,88 +1729,69 @@
           <w:pPr>
             <w:pStyle w:val="TOC1"/>
             <w:tabs>
-              <w:tab w:val="right" w:leader="dot" w:pos="9017"/>
+              <w:tab w:val="right" w:pos="9017"/>
             </w:tabs>
-            <w:spacing w:line="360" w:lineRule="auto"/>
             <w:rPr>
               <w:rFonts w:asciiTheme="minorHAnsi" w:eastAsiaTheme="minorEastAsia" w:hAnsiTheme="minorHAnsi" w:cstheme="minorBidi"/>
-              <w:bCs/>
               <w:noProof/>
               <w:kern w:val="2"/>
-              <w:highlight w:val="yellow"/>
-              <w:lang w:val="en-ID" w:eastAsia="en-ID"/>
+              <w:lang w:val="id-ID" w:eastAsia="id-ID"/>
               <w14:ligatures w14:val="standardContextual"/>
             </w:rPr>
           </w:pPr>
-          <w:hyperlink w:anchor="_Toc211830107" w:history="1">
+          <w:hyperlink w:anchor="_Toc216372092" w:history="1">
             <w:r>
               <w:rPr>
                 <w:rStyle w:val="Hyperlink"/>
-                <w:bCs/>
                 <w:noProof/>
-                <w:highlight w:val="yellow"/>
               </w:rPr>
               <w:t>Daftar Isi</w:t>
             </w:r>
             <w:r>
               <w:rPr>
-                <w:bCs/>
                 <w:noProof/>
                 <w:webHidden/>
-                <w:highlight w:val="yellow"/>
               </w:rPr>
               <w:tab/>
             </w:r>
             <w:r>
               <w:rPr>
-                <w:bCs/>
                 <w:noProof/>
                 <w:webHidden/>
-                <w:highlight w:val="yellow"/>
               </w:rPr>
               <w:fldChar w:fldCharType="begin"/>
             </w:r>
             <w:r>
               <w:rPr>
-                <w:bCs/>
                 <w:noProof/>
                 <w:webHidden/>
-                <w:highlight w:val="yellow"/>
-              </w:rPr>
-              <w:instrText xml:space="preserve"> PAGEREF _Toc211830107 \h </w:instrText>
-            </w:r>
-            <w:r>
-              <w:rPr>
-                <w:bCs/>
+              </w:rPr>
+              <w:instrText xml:space="preserve"> PAGEREF _Toc216372092 \h </w:instrText>
+            </w:r>
+            <w:r>
+              <w:rPr>
                 <w:noProof/>
                 <w:webHidden/>
-                <w:highlight w:val="yellow"/>
-              </w:rPr>
-            </w:r>
-            <w:r>
-              <w:rPr>
-                <w:bCs/>
+              </w:rPr>
+            </w:r>
+            <w:r>
+              <w:rPr>
                 <w:noProof/>
                 <w:webHidden/>
-                <w:highlight w:val="yellow"/>
               </w:rPr>
               <w:fldChar w:fldCharType="separate"/>
             </w:r>
             <w:r>
               <w:rPr>
-                <w:bCs/>
                 <w:noProof/>
                 <w:webHidden/>
-                <w:highlight w:val="yellow"/>
               </w:rPr>
               <w:t>i</w:t>
             </w:r>
             <w:r>
               <w:rPr>
-                <w:bCs/>
                 <w:noProof/>
                 <w:webHidden/>
-                <w:highlight w:val="yellow"/>
               </w:rPr>
               <w:fldChar w:fldCharType="end"/>
             </w:r>
@@ -1832,88 +1801,65 @@
           <w:pPr>
             <w:pStyle w:val="TOC1"/>
             <w:tabs>
-              <w:tab w:val="right" w:leader="dot" w:pos="9017"/>
+              <w:tab w:val="right" w:pos="9017"/>
             </w:tabs>
-            <w:spacing w:line="360" w:lineRule="auto"/>
             <w:rPr>
               <w:rFonts w:asciiTheme="minorHAnsi" w:eastAsiaTheme="minorEastAsia" w:hAnsiTheme="minorHAnsi" w:cstheme="minorBidi"/>
-              <w:bCs/>
               <w:noProof/>
               <w:kern w:val="2"/>
-              <w:highlight w:val="yellow"/>
-              <w:lang w:val="en-ID" w:eastAsia="en-ID"/>
+              <w:lang w:val="id-ID" w:eastAsia="id-ID"/>
               <w14:ligatures w14:val="standardContextual"/>
             </w:rPr>
           </w:pPr>
-          <w:hyperlink w:anchor="_Toc211830108" w:history="1">
+          <w:hyperlink w:anchor="_Toc216372093" w:history="1">
             <w:r>
               <w:rPr>
                 <w:rStyle w:val="Hyperlink"/>
-                <w:bCs/>
                 <w:noProof/>
-                <w:highlight w:val="yellow"/>
               </w:rPr>
               <w:t>Daftar Gambar</w:t>
             </w:r>
             <w:r>
               <w:rPr>
+                <w:noProof/>
+                <w:webHidden/>
+              </w:rPr>
+              <w:tab/>
+            </w:r>
+            <w:r>
+              <w:rPr>
+                <w:noProof/>
+                <w:webHidden/>
+              </w:rPr>
+              <w:fldChar w:fldCharType="begin"/>
+            </w:r>
+            <w:r>
+              <w:rPr>
+                <w:noProof/>
+                <w:webHidden/>
+              </w:rPr>
+              <w:instrText xml:space="preserve"> PAGEREF _Toc216372093 \h </w:instrText>
+            </w:r>
+            <w:r>
+              <w:rPr>
+                <w:noProof/>
+                <w:webHidden/>
+              </w:rPr>
+              <w:fldChar w:fldCharType="separate"/>
+            </w:r>
+            <w:r>
+              <w:rPr>
+                <w:b/>
                 <w:bCs/>
                 <w:noProof/>
                 <w:webHidden/>
-                <w:highlight w:val="yellow"/>
-              </w:rPr>
-              <w:tab/>
-            </w:r>
-            <w:r>
-              <w:rPr>
-                <w:bCs/>
+              </w:rPr>
+              <w:t>Error! Bookmark not defined.</w:t>
+            </w:r>
+            <w:r>
+              <w:rPr>
                 <w:noProof/>
                 <w:webHidden/>
-                <w:highlight w:val="yellow"/>
-              </w:rPr>
-              <w:fldChar w:fldCharType="begin"/>
-            </w:r>
-            <w:r>
-              <w:rPr>
-                <w:bCs/>
-                <w:noProof/>
-                <w:webHidden/>
-                <w:highlight w:val="yellow"/>
-              </w:rPr>
-              <w:instrText xml:space="preserve"> PAGEREF _Toc211830108 \h </w:instrText>
-            </w:r>
-            <w:r>
-              <w:rPr>
-                <w:bCs/>
-                <w:noProof/>
-                <w:webHidden/>
-                <w:highlight w:val="yellow"/>
-              </w:rPr>
-            </w:r>
-            <w:r>
-              <w:rPr>
-                <w:bCs/>
-                <w:noProof/>
-                <w:webHidden/>
-                <w:highlight w:val="yellow"/>
-              </w:rPr>
-              <w:fldChar w:fldCharType="separate"/>
-            </w:r>
-            <w:r>
-              <w:rPr>
-                <w:bCs/>
-                <w:noProof/>
-                <w:webHidden/>
-                <w:highlight w:val="yellow"/>
-              </w:rPr>
-              <w:t>ii</w:t>
-            </w:r>
-            <w:r>
-              <w:rPr>
-                <w:bCs/>
-                <w:noProof/>
-                <w:webHidden/>
-                <w:highlight w:val="yellow"/>
               </w:rPr>
               <w:fldChar w:fldCharType="end"/>
             </w:r>
@@ -1923,88 +1869,69 @@
           <w:pPr>
             <w:pStyle w:val="TOC1"/>
             <w:tabs>
-              <w:tab w:val="right" w:leader="dot" w:pos="9017"/>
+              <w:tab w:val="right" w:pos="9017"/>
             </w:tabs>
-            <w:spacing w:line="360" w:lineRule="auto"/>
             <w:rPr>
               <w:rFonts w:asciiTheme="minorHAnsi" w:eastAsiaTheme="minorEastAsia" w:hAnsiTheme="minorHAnsi" w:cstheme="minorBidi"/>
-              <w:bCs/>
               <w:noProof/>
               <w:kern w:val="2"/>
-              <w:highlight w:val="yellow"/>
-              <w:lang w:val="en-ID" w:eastAsia="en-ID"/>
+              <w:lang w:val="id-ID" w:eastAsia="id-ID"/>
               <w14:ligatures w14:val="standardContextual"/>
             </w:rPr>
           </w:pPr>
-          <w:hyperlink w:anchor="_Toc211830109" w:history="1">
+          <w:hyperlink w:anchor="_Toc216372094" w:history="1">
             <w:r>
               <w:rPr>
                 <w:rStyle w:val="Hyperlink"/>
-                <w:bCs/>
                 <w:noProof/>
-                <w:highlight w:val="yellow"/>
               </w:rPr>
               <w:t>Daftar Tabel</w:t>
             </w:r>
             <w:r>
               <w:rPr>
-                <w:bCs/>
                 <w:noProof/>
                 <w:webHidden/>
-                <w:highlight w:val="yellow"/>
               </w:rPr>
               <w:tab/>
             </w:r>
             <w:r>
               <w:rPr>
-                <w:bCs/>
                 <w:noProof/>
                 <w:webHidden/>
-                <w:highlight w:val="yellow"/>
               </w:rPr>
               <w:fldChar w:fldCharType="begin"/>
             </w:r>
             <w:r>
               <w:rPr>
-                <w:bCs/>
                 <w:noProof/>
                 <w:webHidden/>
-                <w:highlight w:val="yellow"/>
-              </w:rPr>
-              <w:instrText xml:space="preserve"> PAGEREF _Toc211830109 \h </w:instrText>
-            </w:r>
-            <w:r>
-              <w:rPr>
-                <w:bCs/>
+              </w:rPr>
+              <w:instrText xml:space="preserve"> PAGEREF _Toc216372094 \h </w:instrText>
+            </w:r>
+            <w:r>
+              <w:rPr>
                 <w:noProof/>
                 <w:webHidden/>
-                <w:highlight w:val="yellow"/>
-              </w:rPr>
-            </w:r>
-            <w:r>
-              <w:rPr>
-                <w:bCs/>
+              </w:rPr>
+            </w:r>
+            <w:r>
+              <w:rPr>
                 <w:noProof/>
                 <w:webHidden/>
-                <w:highlight w:val="yellow"/>
               </w:rPr>
               <w:fldChar w:fldCharType="separate"/>
             </w:r>
             <w:r>
               <w:rPr>
-                <w:bCs/>
                 <w:noProof/>
                 <w:webHidden/>
-                <w:highlight w:val="yellow"/>
-              </w:rPr>
-              <w:t>ii</w:t>
-            </w:r>
-            <w:r>
-              <w:rPr>
-                <w:bCs/>
+              </w:rPr>
+              <w:t>i</w:t>
+            </w:r>
+            <w:r>
+              <w:rPr>
                 <w:noProof/>
                 <w:webHidden/>
-                <w:highlight w:val="yellow"/>
               </w:rPr>
               <w:fldChar w:fldCharType="end"/>
             </w:r>
@@ -2014,35 +1941,28 @@
           <w:pPr>
             <w:pStyle w:val="TOC1"/>
             <w:tabs>
-              <w:tab w:val="right" w:leader="dot" w:pos="9017"/>
+              <w:tab w:val="right" w:pos="9017"/>
             </w:tabs>
-            <w:spacing w:line="360" w:lineRule="auto"/>
             <w:rPr>
               <w:rFonts w:asciiTheme="minorHAnsi" w:eastAsiaTheme="minorEastAsia" w:hAnsiTheme="minorHAnsi" w:cstheme="minorBidi"/>
-              <w:bCs/>
               <w:noProof/>
               <w:kern w:val="2"/>
-              <w:highlight w:val="yellow"/>
-              <w:lang w:val="en-ID" w:eastAsia="en-ID"/>
+              <w:lang w:val="id-ID" w:eastAsia="id-ID"/>
               <w14:ligatures w14:val="standardContextual"/>
             </w:rPr>
           </w:pPr>
-          <w:hyperlink w:anchor="_Toc211830110" w:history="1">
+          <w:hyperlink w:anchor="_Toc216372095" w:history="1">
             <w:r>
               <w:rPr>
                 <w:rStyle w:val="Hyperlink"/>
-                <w:bCs/>
                 <w:noProof/>
-                <w:highlight w:val="yellow"/>
               </w:rPr>
               <w:t xml:space="preserve">1. </w:t>
             </w:r>
             <w:r>
               <w:rPr>
                 <w:rStyle w:val="Hyperlink"/>
-                <w:bCs/>
                 <w:noProof/>
-                <w:highlight w:val="yellow"/>
                 <w:lang w:val="id-ID"/>
               </w:rPr>
               <w:t>P</w:t>
@@ -2050,71 +1970,55 @@
             <w:r>
               <w:rPr>
                 <w:rStyle w:val="Hyperlink"/>
-                <w:bCs/>
                 <w:noProof/>
-                <w:highlight w:val="yellow"/>
               </w:rPr>
               <w:t>engantar</w:t>
             </w:r>
             <w:r>
               <w:rPr>
-                <w:bCs/>
                 <w:noProof/>
                 <w:webHidden/>
-                <w:highlight w:val="yellow"/>
               </w:rPr>
               <w:tab/>
             </w:r>
             <w:r>
               <w:rPr>
-                <w:bCs/>
                 <w:noProof/>
                 <w:webHidden/>
-                <w:highlight w:val="yellow"/>
               </w:rPr>
               <w:fldChar w:fldCharType="begin"/>
             </w:r>
             <w:r>
               <w:rPr>
-                <w:bCs/>
                 <w:noProof/>
                 <w:webHidden/>
-                <w:highlight w:val="yellow"/>
-              </w:rPr>
-              <w:instrText xml:space="preserve"> PAGEREF _Toc211830110 \h </w:instrText>
-            </w:r>
-            <w:r>
-              <w:rPr>
-                <w:bCs/>
+              </w:rPr>
+              <w:instrText xml:space="preserve"> PAGEREF _Toc216372095 \h </w:instrText>
+            </w:r>
+            <w:r>
+              <w:rPr>
                 <w:noProof/>
                 <w:webHidden/>
-                <w:highlight w:val="yellow"/>
-              </w:rPr>
-            </w:r>
-            <w:r>
-              <w:rPr>
-                <w:bCs/>
+              </w:rPr>
+            </w:r>
+            <w:r>
+              <w:rPr>
                 <w:noProof/>
                 <w:webHidden/>
-                <w:highlight w:val="yellow"/>
               </w:rPr>
               <w:fldChar w:fldCharType="separate"/>
             </w:r>
             <w:r>
               <w:rPr>
-                <w:bCs/>
                 <w:noProof/>
                 <w:webHidden/>
-                <w:highlight w:val="yellow"/>
               </w:rPr>
               <w:t>1</w:t>
             </w:r>
             <w:r>
               <w:rPr>
-                <w:bCs/>
                 <w:noProof/>
                 <w:webHidden/>
-                <w:highlight w:val="yellow"/>
               </w:rPr>
               <w:fldChar w:fldCharType="end"/>
             </w:r>
@@ -2124,26 +2028,21 @@
           <w:pPr>
             <w:pStyle w:val="TOC2"/>
             <w:tabs>
-              <w:tab w:val="right" w:leader="dot" w:pos="9017"/>
+              <w:tab w:val="right" w:pos="9017"/>
             </w:tabs>
-            <w:spacing w:line="360" w:lineRule="auto"/>
             <w:rPr>
               <w:rFonts w:asciiTheme="minorHAnsi" w:eastAsiaTheme="minorEastAsia" w:hAnsiTheme="minorHAnsi" w:cstheme="minorBidi"/>
-              <w:bCs/>
               <w:noProof/>
               <w:kern w:val="2"/>
-              <w:highlight w:val="yellow"/>
-              <w:lang w:val="en-ID" w:eastAsia="en-ID"/>
+              <w:lang w:val="id-ID" w:eastAsia="id-ID"/>
               <w14:ligatures w14:val="standardContextual"/>
             </w:rPr>
           </w:pPr>
-          <w:hyperlink w:anchor="_Toc211830111" w:history="1">
+          <w:hyperlink w:anchor="_Toc216372096" w:history="1">
             <w:r>
               <w:rPr>
                 <w:rStyle w:val="Hyperlink"/>
-                <w:bCs/>
                 <w:noProof/>
-                <w:highlight w:val="yellow"/>
                 <w:lang w:val="id-ID"/>
               </w:rPr>
               <w:t>1.1</w:t>
@@ -2151,11 +2050,9 @@
             <w:r>
               <w:rPr>
                 <w:rFonts w:asciiTheme="minorHAnsi" w:eastAsiaTheme="minorEastAsia" w:hAnsiTheme="minorHAnsi" w:cstheme="minorBidi"/>
-                <w:bCs/>
                 <w:noProof/>
                 <w:kern w:val="2"/>
-                <w:highlight w:val="yellow"/>
-                <w:lang w:val="en-ID" w:eastAsia="en-ID"/>
+                <w:lang w:val="id-ID" w:eastAsia="id-ID"/>
                 <w14:ligatures w14:val="standardContextual"/>
               </w:rPr>
               <w:tab/>
@@ -2163,72 +2060,56 @@
             <w:r>
               <w:rPr>
                 <w:rStyle w:val="Hyperlink"/>
-                <w:bCs/>
                 <w:noProof/>
-                <w:highlight w:val="yellow"/>
                 <w:lang w:val="id-ID"/>
               </w:rPr>
               <w:t>Ringkasan Isi Dokumen</w:t>
             </w:r>
             <w:r>
               <w:rPr>
-                <w:bCs/>
                 <w:noProof/>
                 <w:webHidden/>
-                <w:highlight w:val="yellow"/>
               </w:rPr>
               <w:tab/>
             </w:r>
             <w:r>
               <w:rPr>
-                <w:bCs/>
                 <w:noProof/>
                 <w:webHidden/>
-                <w:highlight w:val="yellow"/>
               </w:rPr>
               <w:fldChar w:fldCharType="begin"/>
             </w:r>
             <w:r>
               <w:rPr>
-                <w:bCs/>
                 <w:noProof/>
                 <w:webHidden/>
-                <w:highlight w:val="yellow"/>
-              </w:rPr>
-              <w:instrText xml:space="preserve"> PAGEREF _Toc211830111 \h </w:instrText>
-            </w:r>
-            <w:r>
-              <w:rPr>
-                <w:bCs/>
+              </w:rPr>
+              <w:instrText xml:space="preserve"> PAGEREF _Toc216372096 \h </w:instrText>
+            </w:r>
+            <w:r>
+              <w:rPr>
                 <w:noProof/>
                 <w:webHidden/>
-                <w:highlight w:val="yellow"/>
-              </w:rPr>
-            </w:r>
-            <w:r>
-              <w:rPr>
-                <w:bCs/>
+              </w:rPr>
+            </w:r>
+            <w:r>
+              <w:rPr>
                 <w:noProof/>
                 <w:webHidden/>
-                <w:highlight w:val="yellow"/>
               </w:rPr>
               <w:fldChar w:fldCharType="separate"/>
             </w:r>
             <w:r>
               <w:rPr>
-                <w:bCs/>
                 <w:noProof/>
                 <w:webHidden/>
-                <w:highlight w:val="yellow"/>
               </w:rPr>
               <w:t>1</w:t>
             </w:r>
             <w:r>
               <w:rPr>
-                <w:bCs/>
                 <w:noProof/>
                 <w:webHidden/>
-                <w:highlight w:val="yellow"/>
               </w:rPr>
               <w:fldChar w:fldCharType="end"/>
             </w:r>
@@ -2238,26 +2119,21 @@
           <w:pPr>
             <w:pStyle w:val="TOC2"/>
             <w:tabs>
-              <w:tab w:val="right" w:leader="dot" w:pos="9017"/>
+              <w:tab w:val="right" w:pos="9017"/>
             </w:tabs>
-            <w:spacing w:line="360" w:lineRule="auto"/>
             <w:rPr>
               <w:rFonts w:asciiTheme="minorHAnsi" w:eastAsiaTheme="minorEastAsia" w:hAnsiTheme="minorHAnsi" w:cstheme="minorBidi"/>
-              <w:bCs/>
               <w:noProof/>
               <w:kern w:val="2"/>
-              <w:highlight w:val="yellow"/>
-              <w:lang w:val="en-ID" w:eastAsia="en-ID"/>
+              <w:lang w:val="id-ID" w:eastAsia="id-ID"/>
               <w14:ligatures w14:val="standardContextual"/>
             </w:rPr>
           </w:pPr>
-          <w:hyperlink w:anchor="_Toc211830112" w:history="1">
+          <w:hyperlink w:anchor="_Toc216372097" w:history="1">
             <w:r>
               <w:rPr>
                 <w:rStyle w:val="Hyperlink"/>
-                <w:bCs/>
                 <w:noProof/>
-                <w:highlight w:val="yellow"/>
                 <w:lang w:val="id-ID"/>
               </w:rPr>
               <w:t>1.2</w:t>
@@ -2265,11 +2141,9 @@
             <w:r>
               <w:rPr>
                 <w:rFonts w:asciiTheme="minorHAnsi" w:eastAsiaTheme="minorEastAsia" w:hAnsiTheme="minorHAnsi" w:cstheme="minorBidi"/>
-                <w:bCs/>
                 <w:noProof/>
                 <w:kern w:val="2"/>
-                <w:highlight w:val="yellow"/>
-                <w:lang w:val="en-ID" w:eastAsia="en-ID"/>
+                <w:lang w:val="id-ID" w:eastAsia="id-ID"/>
                 <w14:ligatures w14:val="standardContextual"/>
               </w:rPr>
               <w:tab/>
@@ -2277,72 +2151,56 @@
             <w:r>
               <w:rPr>
                 <w:rStyle w:val="Hyperlink"/>
-                <w:bCs/>
                 <w:noProof/>
-                <w:highlight w:val="yellow"/>
                 <w:lang w:val="id-ID"/>
               </w:rPr>
               <w:t>Tujuan Penulisan dan Aplikasi/Kegunaan Dokumen</w:t>
             </w:r>
             <w:r>
               <w:rPr>
-                <w:bCs/>
                 <w:noProof/>
                 <w:webHidden/>
-                <w:highlight w:val="yellow"/>
               </w:rPr>
               <w:tab/>
             </w:r>
             <w:r>
               <w:rPr>
-                <w:bCs/>
                 <w:noProof/>
                 <w:webHidden/>
-                <w:highlight w:val="yellow"/>
               </w:rPr>
               <w:fldChar w:fldCharType="begin"/>
             </w:r>
             <w:r>
               <w:rPr>
-                <w:bCs/>
                 <w:noProof/>
                 <w:webHidden/>
-                <w:highlight w:val="yellow"/>
-              </w:rPr>
-              <w:instrText xml:space="preserve"> PAGEREF _Toc211830112 \h </w:instrText>
-            </w:r>
-            <w:r>
-              <w:rPr>
-                <w:bCs/>
+              </w:rPr>
+              <w:instrText xml:space="preserve"> PAGEREF _Toc216372097 \h </w:instrText>
+            </w:r>
+            <w:r>
+              <w:rPr>
                 <w:noProof/>
                 <w:webHidden/>
-                <w:highlight w:val="yellow"/>
-              </w:rPr>
-            </w:r>
-            <w:r>
-              <w:rPr>
-                <w:bCs/>
+              </w:rPr>
+            </w:r>
+            <w:r>
+              <w:rPr>
                 <w:noProof/>
                 <w:webHidden/>
-                <w:highlight w:val="yellow"/>
               </w:rPr>
               <w:fldChar w:fldCharType="separate"/>
             </w:r>
             <w:r>
               <w:rPr>
-                <w:bCs/>
                 <w:noProof/>
                 <w:webHidden/>
-                <w:highlight w:val="yellow"/>
               </w:rPr>
               <w:t>1</w:t>
             </w:r>
             <w:r>
               <w:rPr>
-                <w:bCs/>
                 <w:noProof/>
                 <w:webHidden/>
-                <w:highlight w:val="yellow"/>
               </w:rPr>
               <w:fldChar w:fldCharType="end"/>
             </w:r>
@@ -2352,1655 +2210,77 @@
           <w:pPr>
             <w:pStyle w:val="TOC1"/>
             <w:tabs>
-              <w:tab w:val="right" w:leader="dot" w:pos="9017"/>
+              <w:tab w:val="right" w:pos="9017"/>
             </w:tabs>
-            <w:spacing w:line="360" w:lineRule="auto"/>
             <w:rPr>
               <w:rFonts w:asciiTheme="minorHAnsi" w:eastAsiaTheme="minorEastAsia" w:hAnsiTheme="minorHAnsi" w:cstheme="minorBidi"/>
-              <w:bCs/>
               <w:noProof/>
               <w:kern w:val="2"/>
-              <w:highlight w:val="yellow"/>
-              <w:lang w:val="en-ID" w:eastAsia="en-ID"/>
+              <w:lang w:val="id-ID" w:eastAsia="id-ID"/>
               <w14:ligatures w14:val="standardContextual"/>
             </w:rPr>
           </w:pPr>
-          <w:hyperlink w:anchor="_Toc211830113" w:history="1">
+          <w:hyperlink w:anchor="_Toc216372098" w:history="1">
+            <w:r>
+              <w:rPr>
+                <w:rStyle w:val="Hyperlink"/>
+                <w:noProof/>
+              </w:rPr>
+              <w:t>2</w:t>
+            </w:r>
             <w:r>
               <w:rPr>
                 <w:rStyle w:val="Hyperlink"/>
                 <w:bCs/>
                 <w:noProof/>
-                <w:highlight w:val="yellow"/>
-              </w:rPr>
-              <w:t>2. Perancangan Sistem</w:t>
-            </w:r>
-            <w:r>
-              <w:rPr>
-                <w:bCs/>
+              </w:rPr>
+              <w:t>. Spesifikasi Teknis yang Ditargetkan</w:t>
+            </w:r>
+            <w:r>
+              <w:rPr>
                 <w:noProof/>
                 <w:webHidden/>
-                <w:highlight w:val="yellow"/>
               </w:rPr>
               <w:tab/>
             </w:r>
             <w:r>
               <w:rPr>
-                <w:bCs/>
                 <w:noProof/>
                 <w:webHidden/>
-                <w:highlight w:val="yellow"/>
               </w:rPr>
               <w:fldChar w:fldCharType="begin"/>
             </w:r>
             <w:r>
               <w:rPr>
-                <w:bCs/>
                 <w:noProof/>
                 <w:webHidden/>
-                <w:highlight w:val="yellow"/>
-              </w:rPr>
-              <w:instrText xml:space="preserve"> PAGEREF _Toc211830113 \h </w:instrText>
-            </w:r>
-            <w:r>
-              <w:rPr>
-                <w:bCs/>
+              </w:rPr>
+              <w:instrText xml:space="preserve"> PAGEREF _Toc216372098 \h </w:instrText>
+            </w:r>
+            <w:r>
+              <w:rPr>
                 <w:noProof/>
                 <w:webHidden/>
-                <w:highlight w:val="yellow"/>
-              </w:rPr>
-            </w:r>
-            <w:r>
-              <w:rPr>
-                <w:bCs/>
+              </w:rPr>
+            </w:r>
+            <w:r>
+              <w:rPr>
                 <w:noProof/>
                 <w:webHidden/>
-                <w:highlight w:val="yellow"/>
               </w:rPr>
               <w:fldChar w:fldCharType="separate"/>
             </w:r>
             <w:r>
               <w:rPr>
-                <w:bCs/>
                 <w:noProof/>
                 <w:webHidden/>
-                <w:highlight w:val="yellow"/>
-              </w:rPr>
-              <w:t>1</w:t>
-            </w:r>
-            <w:r>
-              <w:rPr>
-                <w:bCs/>
+              </w:rPr>
+              <w:t>2</w:t>
+            </w:r>
+            <w:r>
+              <w:rPr>
                 <w:noProof/>
                 <w:webHidden/>
-                <w:highlight w:val="yellow"/>
-              </w:rPr>
-              <w:fldChar w:fldCharType="end"/>
-            </w:r>
-          </w:hyperlink>
-        </w:p>
-        <w:p>
-          <w:pPr>
-            <w:pStyle w:val="TOC2"/>
-            <w:tabs>
-              <w:tab w:val="right" w:leader="dot" w:pos="9017"/>
-            </w:tabs>
-            <w:spacing w:line="360" w:lineRule="auto"/>
-            <w:rPr>
-              <w:rFonts w:asciiTheme="minorHAnsi" w:eastAsiaTheme="minorEastAsia" w:hAnsiTheme="minorHAnsi" w:cstheme="minorBidi"/>
-              <w:bCs/>
-              <w:noProof/>
-              <w:kern w:val="2"/>
-              <w:highlight w:val="yellow"/>
-              <w:lang w:val="en-ID" w:eastAsia="en-ID"/>
-              <w14:ligatures w14:val="standardContextual"/>
-            </w:rPr>
-          </w:pPr>
-          <w:hyperlink w:anchor="_Toc211830114" w:history="1">
-            <w:r>
-              <w:rPr>
-                <w:rStyle w:val="Hyperlink"/>
-                <w:bCs/>
-                <w:iCs/>
-                <w:noProof/>
-                <w:highlight w:val="yellow"/>
-                <w:lang w:val="id-ID"/>
-              </w:rPr>
-              <w:t>2.1.</w:t>
-            </w:r>
-            <w:r>
-              <w:rPr>
-                <w:rFonts w:asciiTheme="minorHAnsi" w:eastAsiaTheme="minorEastAsia" w:hAnsiTheme="minorHAnsi" w:cstheme="minorBidi"/>
-                <w:bCs/>
-                <w:noProof/>
-                <w:kern w:val="2"/>
-                <w:highlight w:val="yellow"/>
-                <w:lang w:val="en-ID" w:eastAsia="en-ID"/>
-                <w14:ligatures w14:val="standardContextual"/>
-              </w:rPr>
-              <w:tab/>
-            </w:r>
-            <w:r>
-              <w:rPr>
-                <w:rStyle w:val="Hyperlink"/>
-                <w:bCs/>
-                <w:iCs/>
-                <w:noProof/>
-                <w:highlight w:val="yellow"/>
-                <w:lang w:val="id-ID"/>
-              </w:rPr>
-              <w:t>Pendahuluan</w:t>
-            </w:r>
-            <w:r>
-              <w:rPr>
-                <w:bCs/>
-                <w:noProof/>
-                <w:webHidden/>
-                <w:highlight w:val="yellow"/>
-              </w:rPr>
-              <w:tab/>
-            </w:r>
-            <w:r>
-              <w:rPr>
-                <w:bCs/>
-                <w:noProof/>
-                <w:webHidden/>
-                <w:highlight w:val="yellow"/>
-              </w:rPr>
-              <w:fldChar w:fldCharType="begin"/>
-            </w:r>
-            <w:r>
-              <w:rPr>
-                <w:bCs/>
-                <w:noProof/>
-                <w:webHidden/>
-                <w:highlight w:val="yellow"/>
-              </w:rPr>
-              <w:instrText xml:space="preserve"> PAGEREF _Toc211830114 \h </w:instrText>
-            </w:r>
-            <w:r>
-              <w:rPr>
-                <w:bCs/>
-                <w:noProof/>
-                <w:webHidden/>
-                <w:highlight w:val="yellow"/>
-              </w:rPr>
-            </w:r>
-            <w:r>
-              <w:rPr>
-                <w:bCs/>
-                <w:noProof/>
-                <w:webHidden/>
-                <w:highlight w:val="yellow"/>
-              </w:rPr>
-              <w:fldChar w:fldCharType="separate"/>
-            </w:r>
-            <w:r>
-              <w:rPr>
-                <w:bCs/>
-                <w:noProof/>
-                <w:webHidden/>
-                <w:highlight w:val="yellow"/>
-              </w:rPr>
-              <w:t>1</w:t>
-            </w:r>
-            <w:r>
-              <w:rPr>
-                <w:bCs/>
-                <w:noProof/>
-                <w:webHidden/>
-                <w:highlight w:val="yellow"/>
-              </w:rPr>
-              <w:fldChar w:fldCharType="end"/>
-            </w:r>
-          </w:hyperlink>
-        </w:p>
-        <w:p>
-          <w:pPr>
-            <w:pStyle w:val="TOC2"/>
-            <w:tabs>
-              <w:tab w:val="right" w:leader="dot" w:pos="9017"/>
-            </w:tabs>
-            <w:spacing w:line="360" w:lineRule="auto"/>
-            <w:rPr>
-              <w:rFonts w:asciiTheme="minorHAnsi" w:eastAsiaTheme="minorEastAsia" w:hAnsiTheme="minorHAnsi" w:cstheme="minorBidi"/>
-              <w:bCs/>
-              <w:noProof/>
-              <w:kern w:val="2"/>
-              <w:highlight w:val="yellow"/>
-              <w:lang w:val="en-ID" w:eastAsia="en-ID"/>
-              <w14:ligatures w14:val="standardContextual"/>
-            </w:rPr>
-          </w:pPr>
-          <w:hyperlink w:anchor="_Toc211830115" w:history="1">
-            <w:r>
-              <w:rPr>
-                <w:rStyle w:val="Hyperlink"/>
-                <w:bCs/>
-                <w:iCs/>
-                <w:noProof/>
-                <w:highlight w:val="yellow"/>
-                <w:lang w:val="id-ID"/>
-              </w:rPr>
-              <w:t>2.2.</w:t>
-            </w:r>
-            <w:r>
-              <w:rPr>
-                <w:rFonts w:asciiTheme="minorHAnsi" w:eastAsiaTheme="minorEastAsia" w:hAnsiTheme="minorHAnsi" w:cstheme="minorBidi"/>
-                <w:bCs/>
-                <w:noProof/>
-                <w:kern w:val="2"/>
-                <w:highlight w:val="yellow"/>
-                <w:lang w:val="en-ID" w:eastAsia="en-ID"/>
-                <w14:ligatures w14:val="standardContextual"/>
-              </w:rPr>
-              <w:tab/>
-            </w:r>
-            <w:r>
-              <w:rPr>
-                <w:rStyle w:val="Hyperlink"/>
-                <w:bCs/>
-                <w:iCs/>
-                <w:noProof/>
-                <w:highlight w:val="yellow"/>
-                <w:lang w:val="id-ID"/>
-              </w:rPr>
-              <w:t>Analisis Kebutuhan</w:t>
-            </w:r>
-            <w:r>
-              <w:rPr>
-                <w:bCs/>
-                <w:noProof/>
-                <w:webHidden/>
-                <w:highlight w:val="yellow"/>
-              </w:rPr>
-              <w:tab/>
-            </w:r>
-            <w:r>
-              <w:rPr>
-                <w:bCs/>
-                <w:noProof/>
-                <w:webHidden/>
-                <w:highlight w:val="yellow"/>
-              </w:rPr>
-              <w:fldChar w:fldCharType="begin"/>
-            </w:r>
-            <w:r>
-              <w:rPr>
-                <w:bCs/>
-                <w:noProof/>
-                <w:webHidden/>
-                <w:highlight w:val="yellow"/>
-              </w:rPr>
-              <w:instrText xml:space="preserve"> PAGEREF _Toc211830115 \h </w:instrText>
-            </w:r>
-            <w:r>
-              <w:rPr>
-                <w:bCs/>
-                <w:noProof/>
-                <w:webHidden/>
-                <w:highlight w:val="yellow"/>
-              </w:rPr>
-            </w:r>
-            <w:r>
-              <w:rPr>
-                <w:bCs/>
-                <w:noProof/>
-                <w:webHidden/>
-                <w:highlight w:val="yellow"/>
-              </w:rPr>
-              <w:fldChar w:fldCharType="separate"/>
-            </w:r>
-            <w:r>
-              <w:rPr>
-                <w:bCs/>
-                <w:noProof/>
-                <w:webHidden/>
-                <w:highlight w:val="yellow"/>
-              </w:rPr>
-              <w:t>1</w:t>
-            </w:r>
-            <w:r>
-              <w:rPr>
-                <w:bCs/>
-                <w:noProof/>
-                <w:webHidden/>
-                <w:highlight w:val="yellow"/>
-              </w:rPr>
-              <w:fldChar w:fldCharType="end"/>
-            </w:r>
-          </w:hyperlink>
-        </w:p>
-        <w:p>
-          <w:pPr>
-            <w:pStyle w:val="TOC3"/>
-            <w:rPr>
-              <w:rFonts w:eastAsiaTheme="minorEastAsia"/>
-              <w:noProof/>
-              <w:kern w:val="2"/>
-              <w:sz w:val="24"/>
-              <w:szCs w:val="24"/>
-              <w:highlight w:val="yellow"/>
-              <w:lang w:val="en-ID" w:eastAsia="en-ID"/>
-              <w14:ligatures w14:val="standardContextual"/>
-            </w:rPr>
-          </w:pPr>
-          <w:hyperlink w:anchor="_Toc211830116" w:history="1">
-            <w:r>
-              <w:rPr>
-                <w:rStyle w:val="Hyperlink"/>
-                <w:rFonts w:ascii="Times New Roman" w:eastAsia="Times New Roman" w:hAnsi="Times New Roman" w:cs="Times New Roman"/>
-                <w:bCs/>
-                <w:noProof/>
-                <w:highlight w:val="yellow"/>
-              </w:rPr>
-              <w:t>2.2.1 Kebutuhan Fungsional</w:t>
-            </w:r>
-            <w:r>
-              <w:rPr>
-                <w:noProof/>
-                <w:webHidden/>
-                <w:highlight w:val="yellow"/>
-              </w:rPr>
-              <w:tab/>
-            </w:r>
-            <w:r>
-              <w:rPr>
-                <w:noProof/>
-                <w:webHidden/>
-                <w:highlight w:val="yellow"/>
-              </w:rPr>
-              <w:fldChar w:fldCharType="begin"/>
-            </w:r>
-            <w:r>
-              <w:rPr>
-                <w:noProof/>
-                <w:webHidden/>
-                <w:highlight w:val="yellow"/>
-              </w:rPr>
-              <w:instrText xml:space="preserve"> PAGEREF _Toc211830116 \h </w:instrText>
-            </w:r>
-            <w:r>
-              <w:rPr>
-                <w:noProof/>
-                <w:webHidden/>
-                <w:highlight w:val="yellow"/>
-              </w:rPr>
-            </w:r>
-            <w:r>
-              <w:rPr>
-                <w:noProof/>
-                <w:webHidden/>
-                <w:highlight w:val="yellow"/>
-              </w:rPr>
-              <w:fldChar w:fldCharType="separate"/>
-            </w:r>
-            <w:r>
-              <w:rPr>
-                <w:noProof/>
-                <w:webHidden/>
-                <w:highlight w:val="yellow"/>
-              </w:rPr>
-              <w:t>1</w:t>
-            </w:r>
-            <w:r>
-              <w:rPr>
-                <w:noProof/>
-                <w:webHidden/>
-                <w:highlight w:val="yellow"/>
-              </w:rPr>
-              <w:fldChar w:fldCharType="end"/>
-            </w:r>
-          </w:hyperlink>
-        </w:p>
-        <w:p>
-          <w:pPr>
-            <w:pStyle w:val="TOC3"/>
-            <w:rPr>
-              <w:rFonts w:eastAsiaTheme="minorEastAsia"/>
-              <w:noProof/>
-              <w:kern w:val="2"/>
-              <w:sz w:val="24"/>
-              <w:szCs w:val="24"/>
-              <w:highlight w:val="yellow"/>
-              <w:lang w:val="en-ID" w:eastAsia="en-ID"/>
-              <w14:ligatures w14:val="standardContextual"/>
-            </w:rPr>
-          </w:pPr>
-          <w:hyperlink w:anchor="_Toc211830117" w:history="1">
-            <w:r>
-              <w:rPr>
-                <w:rStyle w:val="Hyperlink"/>
-                <w:rFonts w:ascii="Times New Roman" w:eastAsia="Times New Roman" w:hAnsi="Times New Roman" w:cs="Times New Roman"/>
-                <w:bCs/>
-                <w:noProof/>
-                <w:highlight w:val="yellow"/>
-              </w:rPr>
-              <w:t>2.2.2 Kebutuhan Non-Fungsional</w:t>
-            </w:r>
-            <w:r>
-              <w:rPr>
-                <w:noProof/>
-                <w:webHidden/>
-                <w:highlight w:val="yellow"/>
-              </w:rPr>
-              <w:tab/>
-            </w:r>
-            <w:r>
-              <w:rPr>
-                <w:noProof/>
-                <w:webHidden/>
-                <w:highlight w:val="yellow"/>
-              </w:rPr>
-              <w:fldChar w:fldCharType="begin"/>
-            </w:r>
-            <w:r>
-              <w:rPr>
-                <w:noProof/>
-                <w:webHidden/>
-                <w:highlight w:val="yellow"/>
-              </w:rPr>
-              <w:instrText xml:space="preserve"> PAGEREF _Toc211830117 \h </w:instrText>
-            </w:r>
-            <w:r>
-              <w:rPr>
-                <w:noProof/>
-                <w:webHidden/>
-                <w:highlight w:val="yellow"/>
-              </w:rPr>
-            </w:r>
-            <w:r>
-              <w:rPr>
-                <w:noProof/>
-                <w:webHidden/>
-                <w:highlight w:val="yellow"/>
-              </w:rPr>
-              <w:fldChar w:fldCharType="separate"/>
-            </w:r>
-            <w:r>
-              <w:rPr>
-                <w:noProof/>
-                <w:webHidden/>
-                <w:highlight w:val="yellow"/>
-              </w:rPr>
-              <w:t>2</w:t>
-            </w:r>
-            <w:r>
-              <w:rPr>
-                <w:noProof/>
-                <w:webHidden/>
-                <w:highlight w:val="yellow"/>
-              </w:rPr>
-              <w:fldChar w:fldCharType="end"/>
-            </w:r>
-          </w:hyperlink>
-        </w:p>
-        <w:p>
-          <w:pPr>
-            <w:pStyle w:val="TOC3"/>
-            <w:rPr>
-              <w:rFonts w:eastAsiaTheme="minorEastAsia"/>
-              <w:noProof/>
-              <w:kern w:val="2"/>
-              <w:sz w:val="24"/>
-              <w:szCs w:val="24"/>
-              <w:highlight w:val="yellow"/>
-              <w:lang w:val="en-ID" w:eastAsia="en-ID"/>
-              <w14:ligatures w14:val="standardContextual"/>
-            </w:rPr>
-          </w:pPr>
-          <w:hyperlink w:anchor="_Toc211830118" w:history="1">
-            <w:r>
-              <w:rPr>
-                <w:rStyle w:val="Hyperlink"/>
-                <w:rFonts w:ascii="Times New Roman" w:eastAsia="Times New Roman" w:hAnsi="Times New Roman" w:cs="Times New Roman"/>
-                <w:bCs/>
-                <w:noProof/>
-                <w:highlight w:val="yellow"/>
-              </w:rPr>
-              <w:t>2.2.3 Pengumpulan Data</w:t>
-            </w:r>
-            <w:r>
-              <w:rPr>
-                <w:noProof/>
-                <w:webHidden/>
-                <w:highlight w:val="yellow"/>
-              </w:rPr>
-              <w:tab/>
-            </w:r>
-            <w:r>
-              <w:rPr>
-                <w:noProof/>
-                <w:webHidden/>
-                <w:highlight w:val="yellow"/>
-              </w:rPr>
-              <w:fldChar w:fldCharType="begin"/>
-            </w:r>
-            <w:r>
-              <w:rPr>
-                <w:noProof/>
-                <w:webHidden/>
-                <w:highlight w:val="yellow"/>
-              </w:rPr>
-              <w:instrText xml:space="preserve"> PAGEREF _Toc211830118 \h </w:instrText>
-            </w:r>
-            <w:r>
-              <w:rPr>
-                <w:noProof/>
-                <w:webHidden/>
-                <w:highlight w:val="yellow"/>
-              </w:rPr>
-            </w:r>
-            <w:r>
-              <w:rPr>
-                <w:noProof/>
-                <w:webHidden/>
-                <w:highlight w:val="yellow"/>
-              </w:rPr>
-              <w:fldChar w:fldCharType="separate"/>
-            </w:r>
-            <w:r>
-              <w:rPr>
-                <w:noProof/>
-                <w:webHidden/>
-                <w:highlight w:val="yellow"/>
-              </w:rPr>
-              <w:t>2</w:t>
-            </w:r>
-            <w:r>
-              <w:rPr>
-                <w:noProof/>
-                <w:webHidden/>
-                <w:highlight w:val="yellow"/>
-              </w:rPr>
-              <w:fldChar w:fldCharType="end"/>
-            </w:r>
-          </w:hyperlink>
-        </w:p>
-        <w:p>
-          <w:pPr>
-            <w:pStyle w:val="TOC3"/>
-            <w:rPr>
-              <w:rFonts w:eastAsiaTheme="minorEastAsia"/>
-              <w:noProof/>
-              <w:kern w:val="2"/>
-              <w:sz w:val="24"/>
-              <w:szCs w:val="24"/>
-              <w:highlight w:val="yellow"/>
-              <w:lang w:val="en-ID" w:eastAsia="en-ID"/>
-              <w14:ligatures w14:val="standardContextual"/>
-            </w:rPr>
-          </w:pPr>
-          <w:hyperlink w:anchor="_Toc211830119" w:history="1">
-            <w:r>
-              <w:rPr>
-                <w:rStyle w:val="Hyperlink"/>
-                <w:rFonts w:ascii="Times New Roman" w:eastAsia="Times New Roman" w:hAnsi="Times New Roman" w:cs="Times New Roman"/>
-                <w:bCs/>
-                <w:noProof/>
-                <w:highlight w:val="yellow"/>
-              </w:rPr>
-              <w:t>2.2.4 Batasan Perancangan</w:t>
-            </w:r>
-            <w:r>
-              <w:rPr>
-                <w:noProof/>
-                <w:webHidden/>
-                <w:highlight w:val="yellow"/>
-              </w:rPr>
-              <w:tab/>
-            </w:r>
-            <w:r>
-              <w:rPr>
-                <w:noProof/>
-                <w:webHidden/>
-                <w:highlight w:val="yellow"/>
-              </w:rPr>
-              <w:fldChar w:fldCharType="begin"/>
-            </w:r>
-            <w:r>
-              <w:rPr>
-                <w:noProof/>
-                <w:webHidden/>
-                <w:highlight w:val="yellow"/>
-              </w:rPr>
-              <w:instrText xml:space="preserve"> PAGEREF _Toc211830119 \h </w:instrText>
-            </w:r>
-            <w:r>
-              <w:rPr>
-                <w:noProof/>
-                <w:webHidden/>
-                <w:highlight w:val="yellow"/>
-              </w:rPr>
-            </w:r>
-            <w:r>
-              <w:rPr>
-                <w:noProof/>
-                <w:webHidden/>
-                <w:highlight w:val="yellow"/>
-              </w:rPr>
-              <w:fldChar w:fldCharType="separate"/>
-            </w:r>
-            <w:r>
-              <w:rPr>
-                <w:noProof/>
-                <w:webHidden/>
-                <w:highlight w:val="yellow"/>
-              </w:rPr>
-              <w:t>2</w:t>
-            </w:r>
-            <w:r>
-              <w:rPr>
-                <w:noProof/>
-                <w:webHidden/>
-                <w:highlight w:val="yellow"/>
-              </w:rPr>
-              <w:fldChar w:fldCharType="end"/>
-            </w:r>
-          </w:hyperlink>
-        </w:p>
-        <w:p>
-          <w:pPr>
-            <w:pStyle w:val="TOC2"/>
-            <w:tabs>
-              <w:tab w:val="right" w:leader="dot" w:pos="9017"/>
-            </w:tabs>
-            <w:spacing w:line="360" w:lineRule="auto"/>
-            <w:rPr>
-              <w:rFonts w:asciiTheme="minorHAnsi" w:eastAsiaTheme="minorEastAsia" w:hAnsiTheme="minorHAnsi" w:cstheme="minorBidi"/>
-              <w:bCs/>
-              <w:noProof/>
-              <w:kern w:val="2"/>
-              <w:highlight w:val="yellow"/>
-              <w:lang w:val="en-ID" w:eastAsia="en-ID"/>
-              <w14:ligatures w14:val="standardContextual"/>
-            </w:rPr>
-          </w:pPr>
-          <w:hyperlink w:anchor="_Toc211830120" w:history="1">
-            <w:r>
-              <w:rPr>
-                <w:rStyle w:val="Hyperlink"/>
-                <w:bCs/>
-                <w:iCs/>
-                <w:noProof/>
-                <w:highlight w:val="yellow"/>
-                <w:lang w:val="id-ID"/>
-              </w:rPr>
-              <w:t>2.3 Rancangan Sistem/Produk/Metodologi</w:t>
-            </w:r>
-            <w:r>
-              <w:rPr>
-                <w:bCs/>
-                <w:noProof/>
-                <w:webHidden/>
-                <w:highlight w:val="yellow"/>
-              </w:rPr>
-              <w:tab/>
-            </w:r>
-            <w:r>
-              <w:rPr>
-                <w:bCs/>
-                <w:noProof/>
-                <w:webHidden/>
-                <w:highlight w:val="yellow"/>
-              </w:rPr>
-              <w:fldChar w:fldCharType="begin"/>
-            </w:r>
-            <w:r>
-              <w:rPr>
-                <w:bCs/>
-                <w:noProof/>
-                <w:webHidden/>
-                <w:highlight w:val="yellow"/>
-              </w:rPr>
-              <w:instrText xml:space="preserve"> PAGEREF _Toc211830120 \h </w:instrText>
-            </w:r>
-            <w:r>
-              <w:rPr>
-                <w:bCs/>
-                <w:noProof/>
-                <w:webHidden/>
-                <w:highlight w:val="yellow"/>
-              </w:rPr>
-            </w:r>
-            <w:r>
-              <w:rPr>
-                <w:bCs/>
-                <w:noProof/>
-                <w:webHidden/>
-                <w:highlight w:val="yellow"/>
-              </w:rPr>
-              <w:fldChar w:fldCharType="separate"/>
-            </w:r>
-            <w:r>
-              <w:rPr>
-                <w:bCs/>
-                <w:noProof/>
-                <w:webHidden/>
-                <w:highlight w:val="yellow"/>
-              </w:rPr>
-              <w:t>2</w:t>
-            </w:r>
-            <w:r>
-              <w:rPr>
-                <w:bCs/>
-                <w:noProof/>
-                <w:webHidden/>
-                <w:highlight w:val="yellow"/>
-              </w:rPr>
-              <w:fldChar w:fldCharType="end"/>
-            </w:r>
-          </w:hyperlink>
-        </w:p>
-        <w:p>
-          <w:pPr>
-            <w:pStyle w:val="TOC3"/>
-            <w:rPr>
-              <w:rFonts w:eastAsiaTheme="minorEastAsia"/>
-              <w:noProof/>
-              <w:kern w:val="2"/>
-              <w:sz w:val="24"/>
-              <w:szCs w:val="24"/>
-              <w:highlight w:val="yellow"/>
-              <w:lang w:val="en-ID" w:eastAsia="en-ID"/>
-              <w14:ligatures w14:val="standardContextual"/>
-            </w:rPr>
-          </w:pPr>
-          <w:hyperlink w:anchor="_Toc211830121" w:history="1">
-            <w:r>
-              <w:rPr>
-                <w:rStyle w:val="Hyperlink"/>
-                <w:rFonts w:ascii="Times New Roman" w:eastAsia="Times New Roman" w:hAnsi="Times New Roman" w:cs="Times New Roman"/>
-                <w:bCs/>
-                <w:noProof/>
-                <w:highlight w:val="yellow"/>
-              </w:rPr>
-              <w:t>2.3.1 Diagram Blok dan Prinsip Kerja</w:t>
-            </w:r>
-            <w:r>
-              <w:rPr>
-                <w:noProof/>
-                <w:webHidden/>
-                <w:highlight w:val="yellow"/>
-              </w:rPr>
-              <w:tab/>
-            </w:r>
-            <w:r>
-              <w:rPr>
-                <w:noProof/>
-                <w:webHidden/>
-                <w:highlight w:val="yellow"/>
-              </w:rPr>
-              <w:fldChar w:fldCharType="begin"/>
-            </w:r>
-            <w:r>
-              <w:rPr>
-                <w:noProof/>
-                <w:webHidden/>
-                <w:highlight w:val="yellow"/>
-              </w:rPr>
-              <w:instrText xml:space="preserve"> PAGEREF _Toc211830121 \h </w:instrText>
-            </w:r>
-            <w:r>
-              <w:rPr>
-                <w:noProof/>
-                <w:webHidden/>
-                <w:highlight w:val="yellow"/>
-              </w:rPr>
-            </w:r>
-            <w:r>
-              <w:rPr>
-                <w:noProof/>
-                <w:webHidden/>
-                <w:highlight w:val="yellow"/>
-              </w:rPr>
-              <w:fldChar w:fldCharType="separate"/>
-            </w:r>
-            <w:r>
-              <w:rPr>
-                <w:noProof/>
-                <w:webHidden/>
-                <w:highlight w:val="yellow"/>
-              </w:rPr>
-              <w:t>2</w:t>
-            </w:r>
-            <w:r>
-              <w:rPr>
-                <w:noProof/>
-                <w:webHidden/>
-                <w:highlight w:val="yellow"/>
-              </w:rPr>
-              <w:fldChar w:fldCharType="end"/>
-            </w:r>
-          </w:hyperlink>
-        </w:p>
-        <w:p>
-          <w:pPr>
-            <w:pStyle w:val="TOC3"/>
-            <w:rPr>
-              <w:rFonts w:eastAsiaTheme="minorEastAsia"/>
-              <w:noProof/>
-              <w:kern w:val="2"/>
-              <w:sz w:val="24"/>
-              <w:szCs w:val="24"/>
-              <w:highlight w:val="yellow"/>
-              <w:lang w:val="en-ID" w:eastAsia="en-ID"/>
-              <w14:ligatures w14:val="standardContextual"/>
-            </w:rPr>
-          </w:pPr>
-          <w:hyperlink w:anchor="_Toc211830122" w:history="1">
-            <w:r>
-              <w:rPr>
-                <w:rStyle w:val="Hyperlink"/>
-                <w:rFonts w:ascii="Times New Roman" w:eastAsia="Times New Roman" w:hAnsi="Times New Roman" w:cs="Times New Roman"/>
-                <w:bCs/>
-                <w:noProof/>
-                <w:highlight w:val="yellow"/>
-              </w:rPr>
-              <w:t>2.3.2 Perancangan Detail</w:t>
-            </w:r>
-            <w:r>
-              <w:rPr>
-                <w:noProof/>
-                <w:webHidden/>
-                <w:highlight w:val="yellow"/>
-              </w:rPr>
-              <w:tab/>
-            </w:r>
-            <w:r>
-              <w:rPr>
-                <w:noProof/>
-                <w:webHidden/>
-                <w:highlight w:val="yellow"/>
-              </w:rPr>
-              <w:fldChar w:fldCharType="begin"/>
-            </w:r>
-            <w:r>
-              <w:rPr>
-                <w:noProof/>
-                <w:webHidden/>
-                <w:highlight w:val="yellow"/>
-              </w:rPr>
-              <w:instrText xml:space="preserve"> PAGEREF _Toc211830122 \h </w:instrText>
-            </w:r>
-            <w:r>
-              <w:rPr>
-                <w:noProof/>
-                <w:webHidden/>
-                <w:highlight w:val="yellow"/>
-              </w:rPr>
-            </w:r>
-            <w:r>
-              <w:rPr>
-                <w:noProof/>
-                <w:webHidden/>
-                <w:highlight w:val="yellow"/>
-              </w:rPr>
-              <w:fldChar w:fldCharType="separate"/>
-            </w:r>
-            <w:r>
-              <w:rPr>
-                <w:noProof/>
-                <w:webHidden/>
-                <w:highlight w:val="yellow"/>
-              </w:rPr>
-              <w:t>3</w:t>
-            </w:r>
-            <w:r>
-              <w:rPr>
-                <w:noProof/>
-                <w:webHidden/>
-                <w:highlight w:val="yellow"/>
-              </w:rPr>
-              <w:fldChar w:fldCharType="end"/>
-            </w:r>
-          </w:hyperlink>
-        </w:p>
-        <w:p>
-          <w:pPr>
-            <w:pStyle w:val="TOC2"/>
-            <w:tabs>
-              <w:tab w:val="right" w:leader="dot" w:pos="9017"/>
-            </w:tabs>
-            <w:spacing w:line="360" w:lineRule="auto"/>
-            <w:rPr>
-              <w:rFonts w:asciiTheme="minorHAnsi" w:eastAsiaTheme="minorEastAsia" w:hAnsiTheme="minorHAnsi" w:cstheme="minorBidi"/>
-              <w:bCs/>
-              <w:noProof/>
-              <w:kern w:val="2"/>
-              <w:highlight w:val="yellow"/>
-              <w:lang w:val="en-ID" w:eastAsia="en-ID"/>
-              <w14:ligatures w14:val="standardContextual"/>
-            </w:rPr>
-          </w:pPr>
-          <w:hyperlink w:anchor="_Toc211830123" w:history="1">
-            <w:r>
-              <w:rPr>
-                <w:rStyle w:val="Hyperlink"/>
-                <w:bCs/>
-                <w:noProof/>
-                <w:highlight w:val="yellow"/>
-              </w:rPr>
-              <w:t>2.4</w:t>
-            </w:r>
-            <w:r>
-              <w:rPr>
-                <w:rFonts w:asciiTheme="minorHAnsi" w:eastAsiaTheme="minorEastAsia" w:hAnsiTheme="minorHAnsi" w:cstheme="minorBidi"/>
-                <w:bCs/>
-                <w:noProof/>
-                <w:kern w:val="2"/>
-                <w:highlight w:val="yellow"/>
-                <w:lang w:val="en-ID" w:eastAsia="en-ID"/>
-                <w14:ligatures w14:val="standardContextual"/>
-              </w:rPr>
-              <w:tab/>
-            </w:r>
-            <w:r>
-              <w:rPr>
-                <w:rStyle w:val="Hyperlink"/>
-                <w:bCs/>
-                <w:noProof/>
-                <w:highlight w:val="yellow"/>
-              </w:rPr>
-              <w:t>Rencana Implementasi</w:t>
-            </w:r>
-            <w:r>
-              <w:rPr>
-                <w:bCs/>
-                <w:noProof/>
-                <w:webHidden/>
-                <w:highlight w:val="yellow"/>
-              </w:rPr>
-              <w:tab/>
-            </w:r>
-            <w:r>
-              <w:rPr>
-                <w:bCs/>
-                <w:noProof/>
-                <w:webHidden/>
-                <w:highlight w:val="yellow"/>
-              </w:rPr>
-              <w:fldChar w:fldCharType="begin"/>
-            </w:r>
-            <w:r>
-              <w:rPr>
-                <w:bCs/>
-                <w:noProof/>
-                <w:webHidden/>
-                <w:highlight w:val="yellow"/>
-              </w:rPr>
-              <w:instrText xml:space="preserve"> PAGEREF _Toc211830123 \h </w:instrText>
-            </w:r>
-            <w:r>
-              <w:rPr>
-                <w:bCs/>
-                <w:noProof/>
-                <w:webHidden/>
-                <w:highlight w:val="yellow"/>
-              </w:rPr>
-            </w:r>
-            <w:r>
-              <w:rPr>
-                <w:bCs/>
-                <w:noProof/>
-                <w:webHidden/>
-                <w:highlight w:val="yellow"/>
-              </w:rPr>
-              <w:fldChar w:fldCharType="separate"/>
-            </w:r>
-            <w:r>
-              <w:rPr>
-                <w:bCs/>
-                <w:noProof/>
-                <w:webHidden/>
-                <w:highlight w:val="yellow"/>
-              </w:rPr>
-              <w:t>5</w:t>
-            </w:r>
-            <w:r>
-              <w:rPr>
-                <w:bCs/>
-                <w:noProof/>
-                <w:webHidden/>
-                <w:highlight w:val="yellow"/>
-              </w:rPr>
-              <w:fldChar w:fldCharType="end"/>
-            </w:r>
-          </w:hyperlink>
-        </w:p>
-        <w:p>
-          <w:pPr>
-            <w:pStyle w:val="TOC3"/>
-            <w:rPr>
-              <w:rFonts w:eastAsiaTheme="minorEastAsia"/>
-              <w:noProof/>
-              <w:kern w:val="2"/>
-              <w:sz w:val="24"/>
-              <w:szCs w:val="24"/>
-              <w:highlight w:val="yellow"/>
-              <w:lang w:val="en-ID" w:eastAsia="en-ID"/>
-              <w14:ligatures w14:val="standardContextual"/>
-            </w:rPr>
-          </w:pPr>
-          <w:hyperlink w:anchor="_Toc211830124" w:history="1">
-            <w:r>
-              <w:rPr>
-                <w:rStyle w:val="Hyperlink"/>
-                <w:rFonts w:ascii="Times New Roman" w:hAnsi="Times New Roman"/>
-                <w:bCs/>
-                <w:noProof/>
-                <w:highlight w:val="yellow"/>
-              </w:rPr>
-              <w:t>2.4.1 Tahapan Implementasi</w:t>
-            </w:r>
-            <w:r>
-              <w:rPr>
-                <w:noProof/>
-                <w:webHidden/>
-                <w:highlight w:val="yellow"/>
-              </w:rPr>
-              <w:tab/>
-            </w:r>
-            <w:r>
-              <w:rPr>
-                <w:noProof/>
-                <w:webHidden/>
-                <w:highlight w:val="yellow"/>
-              </w:rPr>
-              <w:fldChar w:fldCharType="begin"/>
-            </w:r>
-            <w:r>
-              <w:rPr>
-                <w:noProof/>
-                <w:webHidden/>
-                <w:highlight w:val="yellow"/>
-              </w:rPr>
-              <w:instrText xml:space="preserve"> PAGEREF _Toc211830124 \h </w:instrText>
-            </w:r>
-            <w:r>
-              <w:rPr>
-                <w:noProof/>
-                <w:webHidden/>
-                <w:highlight w:val="yellow"/>
-              </w:rPr>
-            </w:r>
-            <w:r>
-              <w:rPr>
-                <w:noProof/>
-                <w:webHidden/>
-                <w:highlight w:val="yellow"/>
-              </w:rPr>
-              <w:fldChar w:fldCharType="separate"/>
-            </w:r>
-            <w:r>
-              <w:rPr>
-                <w:noProof/>
-                <w:webHidden/>
-                <w:highlight w:val="yellow"/>
-              </w:rPr>
-              <w:t>6</w:t>
-            </w:r>
-            <w:r>
-              <w:rPr>
-                <w:noProof/>
-                <w:webHidden/>
-                <w:highlight w:val="yellow"/>
-              </w:rPr>
-              <w:fldChar w:fldCharType="end"/>
-            </w:r>
-          </w:hyperlink>
-        </w:p>
-        <w:p>
-          <w:pPr>
-            <w:pStyle w:val="TOC3"/>
-            <w:rPr>
-              <w:rFonts w:eastAsiaTheme="minorEastAsia"/>
-              <w:noProof/>
-              <w:kern w:val="2"/>
-              <w:sz w:val="24"/>
-              <w:szCs w:val="24"/>
-              <w:highlight w:val="yellow"/>
-              <w:lang w:val="en-ID" w:eastAsia="en-ID"/>
-              <w14:ligatures w14:val="standardContextual"/>
-            </w:rPr>
-          </w:pPr>
-          <w:hyperlink w:anchor="_Toc211830125" w:history="1">
-            <w:r>
-              <w:rPr>
-                <w:rStyle w:val="Hyperlink"/>
-                <w:rFonts w:ascii="Times New Roman" w:hAnsi="Times New Roman"/>
-                <w:bCs/>
-                <w:noProof/>
-                <w:highlight w:val="yellow"/>
-              </w:rPr>
-              <w:t>2.4.2</w:t>
-            </w:r>
-            <w:r>
-              <w:rPr>
-                <w:rFonts w:eastAsiaTheme="minorEastAsia"/>
-                <w:noProof/>
-                <w:kern w:val="2"/>
-                <w:sz w:val="24"/>
-                <w:szCs w:val="24"/>
-                <w:highlight w:val="yellow"/>
-                <w:lang w:val="en-ID" w:eastAsia="en-ID"/>
-                <w14:ligatures w14:val="standardContextual"/>
-              </w:rPr>
-              <w:t xml:space="preserve"> </w:t>
-            </w:r>
-            <w:r>
-              <w:rPr>
-                <w:rStyle w:val="Hyperlink"/>
-                <w:rFonts w:ascii="Times New Roman" w:hAnsi="Times New Roman"/>
-                <w:bCs/>
-                <w:noProof/>
-                <w:highlight w:val="yellow"/>
-              </w:rPr>
-              <w:t>Kebutuhan Sumber Daya dan Rancangan Anggaran Biaya</w:t>
-            </w:r>
-            <w:r>
-              <w:rPr>
-                <w:noProof/>
-                <w:webHidden/>
-                <w:highlight w:val="yellow"/>
-              </w:rPr>
-              <w:tab/>
-            </w:r>
-            <w:r>
-              <w:rPr>
-                <w:noProof/>
-                <w:webHidden/>
-                <w:highlight w:val="yellow"/>
-              </w:rPr>
-              <w:fldChar w:fldCharType="begin"/>
-            </w:r>
-            <w:r>
-              <w:rPr>
-                <w:noProof/>
-                <w:webHidden/>
-                <w:highlight w:val="yellow"/>
-              </w:rPr>
-              <w:instrText xml:space="preserve"> PAGEREF _Toc211830125 \h </w:instrText>
-            </w:r>
-            <w:r>
-              <w:rPr>
-                <w:noProof/>
-                <w:webHidden/>
-                <w:highlight w:val="yellow"/>
-              </w:rPr>
-            </w:r>
-            <w:r>
-              <w:rPr>
-                <w:noProof/>
-                <w:webHidden/>
-                <w:highlight w:val="yellow"/>
-              </w:rPr>
-              <w:fldChar w:fldCharType="separate"/>
-            </w:r>
-            <w:r>
-              <w:rPr>
-                <w:noProof/>
-                <w:webHidden/>
-                <w:highlight w:val="yellow"/>
-              </w:rPr>
-              <w:t>6</w:t>
-            </w:r>
-            <w:r>
-              <w:rPr>
-                <w:noProof/>
-                <w:webHidden/>
-                <w:highlight w:val="yellow"/>
-              </w:rPr>
-              <w:fldChar w:fldCharType="end"/>
-            </w:r>
-          </w:hyperlink>
-        </w:p>
-        <w:p>
-          <w:pPr>
-            <w:pStyle w:val="TOC2"/>
-            <w:tabs>
-              <w:tab w:val="right" w:leader="dot" w:pos="9017"/>
-            </w:tabs>
-            <w:spacing w:line="360" w:lineRule="auto"/>
-            <w:rPr>
-              <w:rFonts w:asciiTheme="minorHAnsi" w:eastAsiaTheme="minorEastAsia" w:hAnsiTheme="minorHAnsi" w:cstheme="minorBidi"/>
-              <w:bCs/>
-              <w:noProof/>
-              <w:kern w:val="2"/>
-              <w:highlight w:val="yellow"/>
-              <w:lang w:val="en-ID" w:eastAsia="en-ID"/>
-              <w14:ligatures w14:val="standardContextual"/>
-            </w:rPr>
-          </w:pPr>
-          <w:hyperlink w:anchor="_Toc211830126" w:history="1">
-            <w:r>
-              <w:rPr>
-                <w:rStyle w:val="Hyperlink"/>
-                <w:bCs/>
-                <w:noProof/>
-                <w:highlight w:val="yellow"/>
-              </w:rPr>
-              <w:t>2.5</w:t>
-            </w:r>
-            <w:r>
-              <w:rPr>
-                <w:rFonts w:asciiTheme="minorHAnsi" w:eastAsiaTheme="minorEastAsia" w:hAnsiTheme="minorHAnsi" w:cstheme="minorBidi"/>
-                <w:bCs/>
-                <w:noProof/>
-                <w:kern w:val="2"/>
-                <w:highlight w:val="yellow"/>
-                <w:lang w:val="en-ID" w:eastAsia="en-ID"/>
-                <w14:ligatures w14:val="standardContextual"/>
-              </w:rPr>
-              <w:tab/>
-            </w:r>
-            <w:r>
-              <w:rPr>
-                <w:rStyle w:val="Hyperlink"/>
-                <w:bCs/>
-                <w:noProof/>
-                <w:highlight w:val="yellow"/>
-              </w:rPr>
-              <w:t>Studi Kelayakan</w:t>
-            </w:r>
-            <w:r>
-              <w:rPr>
-                <w:bCs/>
-                <w:noProof/>
-                <w:webHidden/>
-                <w:highlight w:val="yellow"/>
-              </w:rPr>
-              <w:tab/>
-            </w:r>
-            <w:r>
-              <w:rPr>
-                <w:bCs/>
-                <w:noProof/>
-                <w:webHidden/>
-                <w:highlight w:val="yellow"/>
-              </w:rPr>
-              <w:fldChar w:fldCharType="begin"/>
-            </w:r>
-            <w:r>
-              <w:rPr>
-                <w:bCs/>
-                <w:noProof/>
-                <w:webHidden/>
-                <w:highlight w:val="yellow"/>
-              </w:rPr>
-              <w:instrText xml:space="preserve"> PAGEREF _Toc211830126 \h </w:instrText>
-            </w:r>
-            <w:r>
-              <w:rPr>
-                <w:bCs/>
-                <w:noProof/>
-                <w:webHidden/>
-                <w:highlight w:val="yellow"/>
-              </w:rPr>
-            </w:r>
-            <w:r>
-              <w:rPr>
-                <w:bCs/>
-                <w:noProof/>
-                <w:webHidden/>
-                <w:highlight w:val="yellow"/>
-              </w:rPr>
-              <w:fldChar w:fldCharType="separate"/>
-            </w:r>
-            <w:r>
-              <w:rPr>
-                <w:bCs/>
-                <w:noProof/>
-                <w:webHidden/>
-                <w:highlight w:val="yellow"/>
-              </w:rPr>
-              <w:t>6</w:t>
-            </w:r>
-            <w:r>
-              <w:rPr>
-                <w:bCs/>
-                <w:noProof/>
-                <w:webHidden/>
-                <w:highlight w:val="yellow"/>
-              </w:rPr>
-              <w:fldChar w:fldCharType="end"/>
-            </w:r>
-          </w:hyperlink>
-        </w:p>
-        <w:p>
-          <w:pPr>
-            <w:pStyle w:val="TOC3"/>
-            <w:rPr>
-              <w:rFonts w:eastAsiaTheme="minorEastAsia"/>
-              <w:bCs/>
-              <w:noProof/>
-              <w:kern w:val="2"/>
-              <w:highlight w:val="yellow"/>
-              <w:lang w:val="en-ID" w:eastAsia="en-ID"/>
-              <w14:ligatures w14:val="standardContextual"/>
-            </w:rPr>
-          </w:pPr>
-          <w:hyperlink w:anchor="_Toc211830127" w:history="1">
-            <w:r>
-              <w:rPr>
-                <w:rStyle w:val="Hyperlink"/>
-                <w:rFonts w:ascii="Times New Roman" w:eastAsia="Times New Roman" w:hAnsi="Times New Roman" w:cs="Times New Roman"/>
-                <w:bCs/>
-                <w:noProof/>
-                <w:highlight w:val="yellow"/>
-              </w:rPr>
-              <w:t>2.5.1</w:t>
-            </w:r>
-            <w:r>
-              <w:rPr>
-                <w:rFonts w:eastAsiaTheme="minorEastAsia"/>
-                <w:bCs/>
-                <w:noProof/>
-                <w:kern w:val="2"/>
-                <w:highlight w:val="yellow"/>
-                <w:lang w:val="en-ID" w:eastAsia="en-ID"/>
-                <w14:ligatures w14:val="standardContextual"/>
-              </w:rPr>
-              <w:t xml:space="preserve"> </w:t>
-            </w:r>
-            <w:r>
-              <w:rPr>
-                <w:rStyle w:val="Hyperlink"/>
-                <w:rFonts w:ascii="Times New Roman" w:eastAsia="Times New Roman" w:hAnsi="Times New Roman" w:cs="Times New Roman"/>
-                <w:bCs/>
-                <w:noProof/>
-                <w:highlight w:val="yellow"/>
-              </w:rPr>
-              <w:t xml:space="preserve">Kelayakan </w:t>
-            </w:r>
-            <w:r>
-              <w:rPr>
-                <w:rStyle w:val="Hyperlink"/>
-                <w:rFonts w:ascii="Times New Roman" w:hAnsi="Times New Roman"/>
-                <w:bCs/>
-                <w:noProof/>
-                <w:highlight w:val="yellow"/>
-              </w:rPr>
-              <w:t>Teknis</w:t>
-            </w:r>
-            <w:r>
-              <w:rPr>
-                <w:bCs/>
-                <w:noProof/>
-                <w:webHidden/>
-                <w:highlight w:val="yellow"/>
-              </w:rPr>
-              <w:tab/>
-            </w:r>
-            <w:r>
-              <w:rPr>
-                <w:bCs/>
-                <w:noProof/>
-                <w:webHidden/>
-                <w:highlight w:val="yellow"/>
-              </w:rPr>
-              <w:fldChar w:fldCharType="begin"/>
-            </w:r>
-            <w:r>
-              <w:rPr>
-                <w:bCs/>
-                <w:noProof/>
-                <w:webHidden/>
-                <w:highlight w:val="yellow"/>
-              </w:rPr>
-              <w:instrText xml:space="preserve"> PAGEREF _Toc211830127 \h </w:instrText>
-            </w:r>
-            <w:r>
-              <w:rPr>
-                <w:bCs/>
-                <w:noProof/>
-                <w:webHidden/>
-                <w:highlight w:val="yellow"/>
-              </w:rPr>
-            </w:r>
-            <w:r>
-              <w:rPr>
-                <w:bCs/>
-                <w:noProof/>
-                <w:webHidden/>
-                <w:highlight w:val="yellow"/>
-              </w:rPr>
-              <w:fldChar w:fldCharType="separate"/>
-            </w:r>
-            <w:r>
-              <w:rPr>
-                <w:bCs/>
-                <w:noProof/>
-                <w:webHidden/>
-                <w:highlight w:val="yellow"/>
-              </w:rPr>
-              <w:t>6</w:t>
-            </w:r>
-            <w:r>
-              <w:rPr>
-                <w:bCs/>
-                <w:noProof/>
-                <w:webHidden/>
-                <w:highlight w:val="yellow"/>
-              </w:rPr>
-              <w:fldChar w:fldCharType="end"/>
-            </w:r>
-          </w:hyperlink>
-        </w:p>
-        <w:p>
-          <w:pPr>
-            <w:pStyle w:val="TOC3"/>
-            <w:rPr>
-              <w:rFonts w:eastAsiaTheme="minorEastAsia"/>
-              <w:bCs/>
-              <w:noProof/>
-              <w:kern w:val="2"/>
-              <w:highlight w:val="yellow"/>
-              <w:lang w:val="en-ID" w:eastAsia="en-ID"/>
-              <w14:ligatures w14:val="standardContextual"/>
-            </w:rPr>
-          </w:pPr>
-          <w:hyperlink w:anchor="_Toc211830128" w:history="1">
-            <w:r>
-              <w:rPr>
-                <w:rStyle w:val="Hyperlink"/>
-                <w:rFonts w:ascii="Times New Roman" w:eastAsia="Times New Roman" w:hAnsi="Times New Roman" w:cs="Times New Roman"/>
-                <w:bCs/>
-                <w:noProof/>
-                <w:highlight w:val="yellow"/>
-              </w:rPr>
-              <w:t>2.5.2</w:t>
-            </w:r>
-            <w:r>
-              <w:rPr>
-                <w:rFonts w:eastAsiaTheme="minorEastAsia"/>
-                <w:bCs/>
-                <w:noProof/>
-                <w:kern w:val="2"/>
-                <w:highlight w:val="yellow"/>
-                <w:lang w:val="en-ID" w:eastAsia="en-ID"/>
-                <w14:ligatures w14:val="standardContextual"/>
-              </w:rPr>
-              <w:t xml:space="preserve"> </w:t>
-            </w:r>
-            <w:r>
-              <w:rPr>
-                <w:rStyle w:val="Hyperlink"/>
-                <w:rFonts w:ascii="Times New Roman" w:eastAsia="Times New Roman" w:hAnsi="Times New Roman" w:cs="Times New Roman"/>
-                <w:bCs/>
-                <w:noProof/>
-                <w:highlight w:val="yellow"/>
-              </w:rPr>
-              <w:t>Kelayakan Ekonomi</w:t>
-            </w:r>
-            <w:r>
-              <w:rPr>
-                <w:bCs/>
-                <w:noProof/>
-                <w:webHidden/>
-                <w:highlight w:val="yellow"/>
-              </w:rPr>
-              <w:tab/>
-            </w:r>
-            <w:r>
-              <w:rPr>
-                <w:bCs/>
-                <w:noProof/>
-                <w:webHidden/>
-                <w:highlight w:val="yellow"/>
-              </w:rPr>
-              <w:fldChar w:fldCharType="begin"/>
-            </w:r>
-            <w:r>
-              <w:rPr>
-                <w:bCs/>
-                <w:noProof/>
-                <w:webHidden/>
-                <w:highlight w:val="yellow"/>
-              </w:rPr>
-              <w:instrText xml:space="preserve"> PAGEREF _Toc211830128 \h </w:instrText>
-            </w:r>
-            <w:r>
-              <w:rPr>
-                <w:bCs/>
-                <w:noProof/>
-                <w:webHidden/>
-                <w:highlight w:val="yellow"/>
-              </w:rPr>
-            </w:r>
-            <w:r>
-              <w:rPr>
-                <w:bCs/>
-                <w:noProof/>
-                <w:webHidden/>
-                <w:highlight w:val="yellow"/>
-              </w:rPr>
-              <w:fldChar w:fldCharType="separate"/>
-            </w:r>
-            <w:r>
-              <w:rPr>
-                <w:bCs/>
-                <w:noProof/>
-                <w:webHidden/>
-                <w:highlight w:val="yellow"/>
-              </w:rPr>
-              <w:t>7</w:t>
-            </w:r>
-            <w:r>
-              <w:rPr>
-                <w:bCs/>
-                <w:noProof/>
-                <w:webHidden/>
-                <w:highlight w:val="yellow"/>
-              </w:rPr>
-              <w:fldChar w:fldCharType="end"/>
-            </w:r>
-          </w:hyperlink>
-        </w:p>
-        <w:p>
-          <w:pPr>
-            <w:pStyle w:val="TOC3"/>
-            <w:rPr>
-              <w:rFonts w:eastAsiaTheme="minorEastAsia"/>
-              <w:noProof/>
-              <w:kern w:val="2"/>
-              <w:highlight w:val="yellow"/>
-              <w:lang w:val="en-ID" w:eastAsia="en-ID"/>
-              <w14:ligatures w14:val="standardContextual"/>
-            </w:rPr>
-          </w:pPr>
-          <w:hyperlink w:anchor="_Toc211830129" w:history="1">
-            <w:r>
-              <w:rPr>
-                <w:rStyle w:val="Hyperlink"/>
-                <w:rFonts w:ascii="Times New Roman" w:eastAsia="Times New Roman" w:hAnsi="Times New Roman" w:cs="Times New Roman"/>
-                <w:bCs/>
-                <w:noProof/>
-                <w:highlight w:val="yellow"/>
-              </w:rPr>
-              <w:t>2.5.3</w:t>
-            </w:r>
-            <w:r>
-              <w:rPr>
-                <w:rFonts w:eastAsiaTheme="minorEastAsia"/>
-                <w:bCs/>
-                <w:noProof/>
-                <w:kern w:val="2"/>
-                <w:highlight w:val="yellow"/>
-                <w:lang w:val="en-ID" w:eastAsia="en-ID"/>
-                <w14:ligatures w14:val="standardContextual"/>
-              </w:rPr>
-              <w:t xml:space="preserve"> </w:t>
-            </w:r>
-            <w:r>
-              <w:rPr>
-                <w:rStyle w:val="Hyperlink"/>
-                <w:rFonts w:ascii="Times New Roman" w:eastAsia="Times New Roman" w:hAnsi="Times New Roman" w:cs="Times New Roman"/>
-                <w:bCs/>
-                <w:noProof/>
-                <w:highlight w:val="yellow"/>
-              </w:rPr>
-              <w:t>Kelayakan Regulasi</w:t>
-            </w:r>
-            <w:r>
-              <w:rPr>
-                <w:bCs/>
-                <w:noProof/>
-                <w:webHidden/>
-                <w:highlight w:val="yellow"/>
-              </w:rPr>
-              <w:tab/>
-            </w:r>
-            <w:r>
-              <w:rPr>
-                <w:bCs/>
-                <w:noProof/>
-                <w:webHidden/>
-                <w:highlight w:val="yellow"/>
-              </w:rPr>
-              <w:fldChar w:fldCharType="begin"/>
-            </w:r>
-            <w:r>
-              <w:rPr>
-                <w:bCs/>
-                <w:noProof/>
-                <w:webHidden/>
-                <w:highlight w:val="yellow"/>
-              </w:rPr>
-              <w:instrText xml:space="preserve"> PAGEREF _Toc211830129 \h </w:instrText>
-            </w:r>
-            <w:r>
-              <w:rPr>
-                <w:bCs/>
-                <w:noProof/>
-                <w:webHidden/>
-                <w:highlight w:val="yellow"/>
-              </w:rPr>
-            </w:r>
-            <w:r>
-              <w:rPr>
-                <w:bCs/>
-                <w:noProof/>
-                <w:webHidden/>
-                <w:highlight w:val="yellow"/>
-              </w:rPr>
-              <w:fldChar w:fldCharType="separate"/>
-            </w:r>
-            <w:r>
-              <w:rPr>
-                <w:bCs/>
-                <w:noProof/>
-                <w:webHidden/>
-                <w:highlight w:val="yellow"/>
-              </w:rPr>
-              <w:t>7</w:t>
-            </w:r>
-            <w:r>
-              <w:rPr>
-                <w:bCs/>
-                <w:noProof/>
-                <w:webHidden/>
-                <w:highlight w:val="yellow"/>
               </w:rPr>
               <w:fldChar w:fldCharType="end"/>
             </w:r>
@@ -4021,77 +2301,21 @@
     </w:sdt>
     <w:p>
       <w:pPr>
-        <w:rPr>
-          <w:rFonts w:ascii="Times New Roman" w:eastAsia="Times New Roman" w:hAnsi="Times New Roman" w:cs="Times New Roman"/>
-          <w:b/>
-          <w:kern w:val="28"/>
-          <w:sz w:val="28"/>
-          <w:szCs w:val="28"/>
+        <w:pStyle w:val="BodyText"/>
+        <w:rPr>
+          <w:sz w:val="22"/>
+          <w:szCs w:val="18"/>
         </w:rPr>
       </w:pPr>
     </w:p>
     <w:p>
       <w:pPr>
         <w:pStyle w:val="BodyText"/>
-        <w:ind w:firstLine="360"/>
-        <w:rPr>
-          <w:szCs w:val="24"/>
-        </w:rPr>
-      </w:pPr>
-      <w:r>
-        <w:rPr>
-          <w:szCs w:val="24"/>
-        </w:rPr>
-        <w:tab/>
-      </w:r>
-      <w:r>
-        <w:rPr>
-          <w:szCs w:val="24"/>
-        </w:rPr>
-        <w:tab/>
-      </w:r>
-      <w:r>
-        <w:rPr>
-          <w:szCs w:val="24"/>
-        </w:rPr>
-        <w:tab/>
-      </w:r>
-      <w:r>
-        <w:rPr>
-          <w:szCs w:val="24"/>
-        </w:rPr>
-        <w:tab/>
-      </w:r>
-      <w:r>
-        <w:rPr>
-          <w:szCs w:val="24"/>
-        </w:rPr>
-        <w:tab/>
-      </w:r>
-      <w:r>
-        <w:rPr>
-          <w:szCs w:val="24"/>
-        </w:rPr>
-        <w:tab/>
-      </w:r>
-      <w:r>
-        <w:rPr>
-          <w:szCs w:val="24"/>
-        </w:rPr>
-        <w:tab/>
-      </w:r>
-      <w:r>
-        <w:rPr>
-          <w:szCs w:val="24"/>
-        </w:rPr>
-        <w:tab/>
-      </w:r>
-      <w:r>
-        <w:rPr>
-          <w:szCs w:val="24"/>
-        </w:rPr>
-        <w:tab/>
-      </w:r>
+        <w:rPr>
+          <w:sz w:val="22"/>
+          <w:szCs w:val="18"/>
+        </w:rPr>
+      </w:pPr>
     </w:p>
     <w:p>
       <w:pPr>
@@ -4110,15 +2334,14 @@
           <w:szCs w:val="24"/>
         </w:rPr>
       </w:pPr>
-      <w:bookmarkStart w:id="3" w:name="_Toc3041784"/>
-      <w:bookmarkStart w:id="4" w:name="_Toc211830108"/>
+      <w:bookmarkStart w:id="3" w:name="_Toc3041785"/>
+      <w:bookmarkStart w:id="4" w:name="_Toc216372094"/>
       <w:r>
         <w:rPr>
           <w:rFonts w:ascii="Times New Roman" w:hAnsi="Times New Roman"/>
           <w:sz w:val="24"/>
           <w:szCs w:val="24"/>
         </w:rPr>
-        <w:lastRenderedPageBreak/>
         <w:t>D</w:t>
       </w:r>
       <w:r>
@@ -4127,54 +2350,105 @@
           <w:sz w:val="24"/>
           <w:szCs w:val="24"/>
         </w:rPr>
-        <w:t>aftar Gambar</w:t>
+        <w:t>aftar Tabe</w:t>
       </w:r>
       <w:bookmarkEnd w:id="3"/>
+      <w:r>
+        <w:rPr>
+          <w:rFonts w:ascii="Times New Roman" w:hAnsi="Times New Roman"/>
+          <w:sz w:val="24"/>
+          <w:szCs w:val="24"/>
+        </w:rPr>
+        <w:t>l</w:t>
+      </w:r>
       <w:bookmarkEnd w:id="4"/>
     </w:p>
     <w:p>
       <w:pPr>
         <w:pStyle w:val="BodyText"/>
-        <w:rPr>
-          <w:sz w:val="22"/>
-          <w:szCs w:val="18"/>
-        </w:rPr>
       </w:pPr>
     </w:p>
     <w:p>
       <w:pPr>
-        <w:pStyle w:val="BodyText"/>
-        <w:rPr>
-          <w:sz w:val="22"/>
-          <w:szCs w:val="18"/>
-        </w:rPr>
-      </w:pPr>
+        <w:pStyle w:val="TableofFigures"/>
+        <w:tabs>
+          <w:tab w:val="right" w:leader="dot" w:pos="9017"/>
+        </w:tabs>
+        <w:rPr>
+          <w:noProof/>
+        </w:rPr>
+      </w:pPr>
+      <w:r>
+        <w:fldChar w:fldCharType="begin"/>
+      </w:r>
+      <w:r>
+        <w:instrText xml:space="preserve"> TOC \h \z \c "Table 2." </w:instrText>
+      </w:r>
+      <w:r>
+        <w:fldChar w:fldCharType="separate"/>
+      </w:r>
+      <w:hyperlink w:anchor="_Toc216372221" w:history="1">
+        <w:r>
+          <w:rPr>
+            <w:rStyle w:val="Hyperlink"/>
+            <w:rFonts w:ascii="Times New Roman" w:hAnsi="Times New Roman" w:cs="Times New Roman"/>
+            <w:noProof/>
+          </w:rPr>
+          <w:t>Table 2. 1 Perancangan Spesifikasi</w:t>
+        </w:r>
+        <w:r>
+          <w:rPr>
+            <w:noProof/>
+            <w:webHidden/>
+          </w:rPr>
+          <w:tab/>
+        </w:r>
+        <w:r>
+          <w:rPr>
+            <w:noProof/>
+            <w:webHidden/>
+          </w:rPr>
+          <w:fldChar w:fldCharType="begin"/>
+        </w:r>
+        <w:r>
+          <w:rPr>
+            <w:noProof/>
+            <w:webHidden/>
+          </w:rPr>
+          <w:instrText xml:space="preserve"> PAGEREF _Toc216372221 \h </w:instrText>
+        </w:r>
+        <w:r>
+          <w:rPr>
+            <w:noProof/>
+            <w:webHidden/>
+          </w:rPr>
+        </w:r>
+        <w:r>
+          <w:rPr>
+            <w:noProof/>
+            <w:webHidden/>
+          </w:rPr>
+          <w:fldChar w:fldCharType="separate"/>
+        </w:r>
+        <w:r>
+          <w:rPr>
+            <w:noProof/>
+            <w:webHidden/>
+          </w:rPr>
+          <w:t>4</w:t>
+        </w:r>
+        <w:r>
+          <w:rPr>
+            <w:noProof/>
+            <w:webHidden/>
+          </w:rPr>
+          <w:fldChar w:fldCharType="end"/>
+        </w:r>
+      </w:hyperlink>
     </w:p>
     <w:p>
       <w:pPr>
         <w:pStyle w:val="BodyText"/>
-        <w:rPr>
-          <w:sz w:val="22"/>
-          <w:szCs w:val="18"/>
-        </w:rPr>
-      </w:pPr>
-    </w:p>
-    <w:p>
-      <w:pPr>
-        <w:pStyle w:val="Heading1"/>
-        <w:keepLines/>
-        <w:tabs>
-          <w:tab w:val="clear" w:pos="432"/>
-          <w:tab w:val="left" w:pos="1134"/>
-        </w:tabs>
-        <w:spacing w:before="0" w:after="240" w:line="360" w:lineRule="auto"/>
-        <w:ind w:left="357"/>
-        <w:jc w:val="center"/>
-        <w:rPr>
-          <w:rFonts w:ascii="Times New Roman" w:hAnsi="Times New Roman"/>
-          <w:sz w:val="24"/>
-          <w:szCs w:val="24"/>
-        </w:rPr>
         <w:sectPr>
           <w:footerReference w:type="default" r:id="rId11"/>
           <w:pgSz w:w="11907" w:h="16839" w:code="9"/>
@@ -4185,77 +2459,52 @@
           <w:docGrid w:linePitch="360"/>
         </w:sectPr>
       </w:pPr>
-      <w:bookmarkStart w:id="5" w:name="_Toc3041785"/>
-      <w:bookmarkStart w:id="6" w:name="_Toc211830109"/>
-      <w:r>
+      <w:r>
+        <w:fldChar w:fldCharType="end"/>
+      </w:r>
+    </w:p>
+    <w:p>
+      <w:pPr>
+        <w:pStyle w:val="Heading1"/>
+        <w:spacing w:line="360" w:lineRule="auto"/>
         <w:rPr>
           <w:rFonts w:ascii="Times New Roman" w:hAnsi="Times New Roman"/>
           <w:sz w:val="24"/>
           <w:szCs w:val="24"/>
         </w:rPr>
-        <w:t>D</w:t>
-      </w:r>
+      </w:pPr>
+      <w:bookmarkStart w:id="5" w:name="_Toc3041786"/>
+      <w:bookmarkStart w:id="6" w:name="_Toc216372095"/>
       <w:r>
         <w:rPr>
           <w:rFonts w:ascii="Times New Roman" w:hAnsi="Times New Roman"/>
           <w:sz w:val="24"/>
           <w:szCs w:val="24"/>
         </w:rPr>
-        <w:t>aftar Tabe</w:t>
-      </w:r>
-      <w:bookmarkEnd w:id="5"/>
+        <w:lastRenderedPageBreak/>
+        <w:t xml:space="preserve">1. </w:t>
+      </w:r>
       <w:r>
         <w:rPr>
           <w:rFonts w:ascii="Times New Roman" w:hAnsi="Times New Roman"/>
           <w:sz w:val="24"/>
           <w:szCs w:val="24"/>
-        </w:rPr>
-        <w:t>l</w:t>
-      </w:r>
-      <w:bookmarkEnd w:id="6"/>
-    </w:p>
-    <w:p>
-      <w:pPr>
-        <w:pStyle w:val="Heading1"/>
-        <w:spacing w:line="360" w:lineRule="auto"/>
+          <w:lang w:val="id-ID"/>
+        </w:rPr>
+        <w:t>P</w:t>
+      </w:r>
+      <w:bookmarkEnd w:id="0"/>
+      <w:proofErr w:type="spellStart"/>
+      <w:r>
         <w:rPr>
           <w:rFonts w:ascii="Times New Roman" w:hAnsi="Times New Roman"/>
           <w:sz w:val="24"/>
           <w:szCs w:val="24"/>
         </w:rPr>
-      </w:pPr>
-      <w:bookmarkStart w:id="7" w:name="_Toc3041786"/>
-      <w:bookmarkStart w:id="8" w:name="_Toc211830110"/>
-      <w:r>
-        <w:rPr>
-          <w:rFonts w:ascii="Times New Roman" w:hAnsi="Times New Roman"/>
-          <w:sz w:val="24"/>
-          <w:szCs w:val="24"/>
-        </w:rPr>
-        <w:lastRenderedPageBreak/>
-        <w:t xml:space="preserve">1. </w:t>
-      </w:r>
-      <w:r>
-        <w:rPr>
-          <w:rFonts w:ascii="Times New Roman" w:hAnsi="Times New Roman"/>
-          <w:sz w:val="24"/>
-          <w:szCs w:val="24"/>
-          <w:lang w:val="id-ID"/>
-        </w:rPr>
-        <w:t>P</w:t>
-      </w:r>
-      <w:bookmarkEnd w:id="0"/>
-      <w:proofErr w:type="spellStart"/>
-      <w:r>
-        <w:rPr>
-          <w:rFonts w:ascii="Times New Roman" w:hAnsi="Times New Roman"/>
-          <w:sz w:val="24"/>
-          <w:szCs w:val="24"/>
-        </w:rPr>
         <w:t>engantar</w:t>
       </w:r>
-      <w:bookmarkEnd w:id="7"/>
-      <w:bookmarkEnd w:id="8"/>
+      <w:bookmarkEnd w:id="5"/>
+      <w:bookmarkEnd w:id="6"/>
       <w:proofErr w:type="spellEnd"/>
     </w:p>
     <w:p>
@@ -4274,12 +2523,12 @@
           <w:lang w:val="id-ID"/>
         </w:rPr>
       </w:pPr>
-      <w:bookmarkStart w:id="9" w:name="_Toc356714131"/>
-      <w:bookmarkStart w:id="10" w:name="_Toc356715017"/>
-      <w:bookmarkStart w:id="11" w:name="_Toc356715787"/>
-      <w:bookmarkStart w:id="12" w:name="_Toc468223958"/>
-      <w:bookmarkStart w:id="13" w:name="_Toc3041787"/>
-      <w:bookmarkStart w:id="14" w:name="_Toc211830111"/>
+      <w:bookmarkStart w:id="7" w:name="_Toc356714131"/>
+      <w:bookmarkStart w:id="8" w:name="_Toc356715017"/>
+      <w:bookmarkStart w:id="9" w:name="_Toc356715787"/>
+      <w:bookmarkStart w:id="10" w:name="_Toc468223958"/>
+      <w:bookmarkStart w:id="11" w:name="_Toc3041787"/>
+      <w:bookmarkStart w:id="12" w:name="_Toc216372096"/>
       <w:r>
         <w:rPr>
           <w:rFonts w:ascii="Times New Roman" w:hAnsi="Times New Roman"/>
@@ -4289,12 +2538,12 @@
         </w:rPr>
         <w:t>Ringkasan Isi Dokumen</w:t>
       </w:r>
+      <w:bookmarkEnd w:id="7"/>
+      <w:bookmarkEnd w:id="8"/>
       <w:bookmarkEnd w:id="9"/>
       <w:bookmarkEnd w:id="10"/>
       <w:bookmarkEnd w:id="11"/>
       <w:bookmarkEnd w:id="12"/>
-      <w:bookmarkEnd w:id="13"/>
-      <w:bookmarkEnd w:id="14"/>
     </w:p>
     <w:p>
       <w:pPr>
@@ -5888,9 +4137,9 @@
           <w:lang w:val="id-ID"/>
         </w:rPr>
       </w:pPr>
-      <w:bookmarkStart w:id="15" w:name="_Toc468223959"/>
-      <w:bookmarkStart w:id="16" w:name="_Toc3041788"/>
-      <w:bookmarkStart w:id="17" w:name="_Toc211830112"/>
+      <w:bookmarkStart w:id="13" w:name="_Toc468223959"/>
+      <w:bookmarkStart w:id="14" w:name="_Toc3041788"/>
+      <w:bookmarkStart w:id="15" w:name="_Toc216372097"/>
       <w:r>
         <w:rPr>
           <w:rFonts w:ascii="Times New Roman" w:hAnsi="Times New Roman"/>
@@ -5900,9 +4149,9 @@
         </w:rPr>
         <w:t>Tujuan Penulisan dan Aplikasi/Kegunaan Dokumen</w:t>
       </w:r>
+      <w:bookmarkEnd w:id="13"/>
+      <w:bookmarkEnd w:id="14"/>
       <w:bookmarkEnd w:id="15"/>
-      <w:bookmarkEnd w:id="16"/>
-      <w:bookmarkEnd w:id="17"/>
     </w:p>
     <w:p>
       <w:pPr>
@@ -5933,8 +4182,8 @@
           <w:szCs w:val="24"/>
         </w:rPr>
       </w:pPr>
-      <w:bookmarkStart w:id="18" w:name="_Toc3041789"/>
-      <w:bookmarkStart w:id="19" w:name="_Toc211830113"/>
+      <w:bookmarkStart w:id="16" w:name="_Toc3041789"/>
+      <w:bookmarkStart w:id="17" w:name="_Toc216372098"/>
       <w:r>
         <w:rPr>
           <w:rFonts w:ascii="Times New Roman" w:hAnsi="Times New Roman"/>
@@ -5954,8 +4203,7 @@
         </w:rPr>
         <w:t xml:space="preserve">. </w:t>
       </w:r>
-      <w:bookmarkEnd w:id="18"/>
-      <w:bookmarkEnd w:id="19"/>
+      <w:bookmarkEnd w:id="16"/>
       <w:proofErr w:type="spellStart"/>
       <w:r>
         <w:rPr>
@@ -5989,6 +4237,7 @@
         </w:rPr>
         <w:t>Ditargetkan</w:t>
       </w:r>
+      <w:bookmarkEnd w:id="17"/>
       <w:proofErr w:type="spellEnd"/>
     </w:p>
     <w:p>
@@ -6006,7 +4255,6 @@
           <w:lang w:val="id-ID" w:eastAsia="id-ID"/>
         </w:rPr>
       </w:pPr>
-      <w:proofErr w:type="spellStart"/>
       <w:r>
         <w:rPr>
           <w:rFonts w:ascii="Times New Roman" w:hAnsi="Times New Roman"/>
@@ -6014,17 +4262,7 @@
           <w:szCs w:val="28"/>
           <w:lang w:val="id-ID" w:eastAsia="id-ID"/>
         </w:rPr>
-        <w:t>Throughput</w:t>
-      </w:r>
-      <w:proofErr w:type="spellEnd"/>
-      <w:r>
-        <w:rPr>
-          <w:rFonts w:ascii="Times New Roman" w:hAnsi="Times New Roman"/>
-          <w:bCs/>
-          <w:szCs w:val="28"/>
-          <w:lang w:val="id-ID" w:eastAsia="id-ID"/>
-        </w:rPr>
-        <w:t xml:space="preserve"> Minimum Sistem</w:t>
+        <w:t>Throughput Minimum Sistem</w:t>
       </w:r>
     </w:p>
     <w:p>
@@ -6047,227 +4285,7 @@
           <w:szCs w:val="28"/>
           <w:lang w:val="id-ID" w:eastAsia="id-ID"/>
         </w:rPr>
-        <w:t xml:space="preserve">Sistem SDWN yang dibangun ditargetkan mampu mencapai </w:t>
-      </w:r>
-      <w:proofErr w:type="spellStart"/>
-      <w:r>
-        <w:rPr>
-          <w:rFonts w:ascii="Times New Roman" w:eastAsia="Times New Roman" w:hAnsi="Times New Roman" w:cs="Times New Roman"/>
-          <w:bCs/>
-          <w:sz w:val="24"/>
-          <w:szCs w:val="28"/>
-          <w:lang w:val="id-ID" w:eastAsia="id-ID"/>
-        </w:rPr>
-        <w:t>throughput</w:t>
-      </w:r>
-      <w:proofErr w:type="spellEnd"/>
-      <w:r>
-        <w:rPr>
-          <w:rFonts w:ascii="Times New Roman" w:eastAsia="Times New Roman" w:hAnsi="Times New Roman" w:cs="Times New Roman"/>
-          <w:bCs/>
-          <w:sz w:val="24"/>
-          <w:szCs w:val="28"/>
-          <w:lang w:val="id-ID" w:eastAsia="id-ID"/>
-        </w:rPr>
-        <w:t xml:space="preserve"> stabil pada kisaran 10–15 Mbps pada kondisi </w:t>
-      </w:r>
-      <w:proofErr w:type="spellStart"/>
-      <w:r>
-        <w:rPr>
-          <w:rFonts w:ascii="Times New Roman" w:eastAsia="Times New Roman" w:hAnsi="Times New Roman" w:cs="Times New Roman"/>
-          <w:bCs/>
-          <w:sz w:val="24"/>
-          <w:szCs w:val="28"/>
-          <w:lang w:val="id-ID" w:eastAsia="id-ID"/>
-        </w:rPr>
-        <w:t>trafik</w:t>
-      </w:r>
-      <w:proofErr w:type="spellEnd"/>
-      <w:r>
-        <w:rPr>
-          <w:rFonts w:ascii="Times New Roman" w:eastAsia="Times New Roman" w:hAnsi="Times New Roman" w:cs="Times New Roman"/>
-          <w:bCs/>
-          <w:sz w:val="24"/>
-          <w:szCs w:val="28"/>
-          <w:lang w:val="id-ID" w:eastAsia="id-ID"/>
-        </w:rPr>
-        <w:t xml:space="preserve"> normal dengan satu klien. Target ini ditetapkan berdasarkan hasil penelitian sebelumnya yang menunjukkan bahwa </w:t>
-      </w:r>
-      <w:proofErr w:type="spellStart"/>
-      <w:r>
-        <w:rPr>
-          <w:rFonts w:ascii="Times New Roman" w:eastAsia="Times New Roman" w:hAnsi="Times New Roman" w:cs="Times New Roman"/>
-          <w:bCs/>
-          <w:sz w:val="24"/>
-          <w:szCs w:val="28"/>
-          <w:lang w:val="id-ID" w:eastAsia="id-ID"/>
-        </w:rPr>
-        <w:t>Raspberry</w:t>
-      </w:r>
-      <w:proofErr w:type="spellEnd"/>
-      <w:r>
-        <w:rPr>
-          <w:rFonts w:ascii="Times New Roman" w:eastAsia="Times New Roman" w:hAnsi="Times New Roman" w:cs="Times New Roman"/>
-          <w:bCs/>
-          <w:sz w:val="24"/>
-          <w:szCs w:val="28"/>
-          <w:lang w:val="id-ID" w:eastAsia="id-ID"/>
-        </w:rPr>
-        <w:t xml:space="preserve"> </w:t>
-      </w:r>
-      <w:proofErr w:type="spellStart"/>
-      <w:r>
-        <w:rPr>
-          <w:rFonts w:ascii="Times New Roman" w:eastAsia="Times New Roman" w:hAnsi="Times New Roman" w:cs="Times New Roman"/>
-          <w:bCs/>
-          <w:sz w:val="24"/>
-          <w:szCs w:val="28"/>
-          <w:lang w:val="id-ID" w:eastAsia="id-ID"/>
-        </w:rPr>
-        <w:t>Pi</w:t>
-      </w:r>
-      <w:proofErr w:type="spellEnd"/>
-      <w:r>
-        <w:rPr>
-          <w:rFonts w:ascii="Times New Roman" w:eastAsia="Times New Roman" w:hAnsi="Times New Roman" w:cs="Times New Roman"/>
-          <w:bCs/>
-          <w:sz w:val="24"/>
-          <w:szCs w:val="28"/>
-          <w:lang w:val="id-ID" w:eastAsia="id-ID"/>
-        </w:rPr>
-        <w:t xml:space="preserve"> yang dijadikan </w:t>
-      </w:r>
-      <w:proofErr w:type="spellStart"/>
-      <w:r>
-        <w:rPr>
-          <w:rFonts w:ascii="Times New Roman" w:eastAsia="Times New Roman" w:hAnsi="Times New Roman" w:cs="Times New Roman"/>
-          <w:bCs/>
-          <w:sz w:val="24"/>
-          <w:szCs w:val="28"/>
-          <w:lang w:val="id-ID" w:eastAsia="id-ID"/>
-        </w:rPr>
-        <w:t>OpenFlow</w:t>
-      </w:r>
-      <w:proofErr w:type="spellEnd"/>
-      <w:r>
-        <w:rPr>
-          <w:rFonts w:ascii="Times New Roman" w:eastAsia="Times New Roman" w:hAnsi="Times New Roman" w:cs="Times New Roman"/>
-          <w:bCs/>
-          <w:sz w:val="24"/>
-          <w:szCs w:val="28"/>
-          <w:lang w:val="id-ID" w:eastAsia="id-ID"/>
-        </w:rPr>
-        <w:t xml:space="preserve"> </w:t>
-      </w:r>
-      <w:proofErr w:type="spellStart"/>
-      <w:r>
-        <w:rPr>
-          <w:rFonts w:ascii="Times New Roman" w:eastAsia="Times New Roman" w:hAnsi="Times New Roman" w:cs="Times New Roman"/>
-          <w:bCs/>
-          <w:sz w:val="24"/>
-          <w:szCs w:val="28"/>
-          <w:lang w:val="id-ID" w:eastAsia="id-ID"/>
-        </w:rPr>
-        <w:t>switch</w:t>
-      </w:r>
-      <w:proofErr w:type="spellEnd"/>
-      <w:r>
-        <w:rPr>
-          <w:rFonts w:ascii="Times New Roman" w:eastAsia="Times New Roman" w:hAnsi="Times New Roman" w:cs="Times New Roman"/>
-          <w:bCs/>
-          <w:sz w:val="24"/>
-          <w:szCs w:val="28"/>
-          <w:lang w:val="id-ID" w:eastAsia="id-ID"/>
-        </w:rPr>
-        <w:t xml:space="preserve"> hanya mampu menghasilkan </w:t>
-      </w:r>
-      <w:proofErr w:type="spellStart"/>
-      <w:r>
-        <w:rPr>
-          <w:rFonts w:ascii="Times New Roman" w:eastAsia="Times New Roman" w:hAnsi="Times New Roman" w:cs="Times New Roman"/>
-          <w:bCs/>
-          <w:sz w:val="24"/>
-          <w:szCs w:val="28"/>
-          <w:lang w:val="id-ID" w:eastAsia="id-ID"/>
-        </w:rPr>
-        <w:t>throughput</w:t>
-      </w:r>
-      <w:proofErr w:type="spellEnd"/>
-      <w:r>
-        <w:rPr>
-          <w:rFonts w:ascii="Times New Roman" w:eastAsia="Times New Roman" w:hAnsi="Times New Roman" w:cs="Times New Roman"/>
-          <w:bCs/>
-          <w:sz w:val="24"/>
-          <w:szCs w:val="28"/>
-          <w:lang w:val="id-ID" w:eastAsia="id-ID"/>
-        </w:rPr>
-        <w:t xml:space="preserve"> rendah, yaitu sekitar 3,6 Mbps pada implementasi nyata karena keterbatasan CPU dan proses </w:t>
-      </w:r>
-      <w:proofErr w:type="spellStart"/>
-      <w:r>
-        <w:rPr>
-          <w:rFonts w:ascii="Times New Roman" w:eastAsia="Times New Roman" w:hAnsi="Times New Roman" w:cs="Times New Roman"/>
-          <w:bCs/>
-          <w:sz w:val="24"/>
-          <w:szCs w:val="28"/>
-          <w:lang w:val="id-ID" w:eastAsia="id-ID"/>
-        </w:rPr>
-        <w:t>forwarding</w:t>
-      </w:r>
-      <w:proofErr w:type="spellEnd"/>
-      <w:r>
-        <w:rPr>
-          <w:rFonts w:ascii="Times New Roman" w:eastAsia="Times New Roman" w:hAnsi="Times New Roman" w:cs="Times New Roman"/>
-          <w:bCs/>
-          <w:sz w:val="24"/>
-          <w:szCs w:val="28"/>
-          <w:lang w:val="id-ID" w:eastAsia="id-ID"/>
-        </w:rPr>
-        <w:t xml:space="preserve"> berbasis </w:t>
-      </w:r>
-      <w:proofErr w:type="spellStart"/>
-      <w:r>
-        <w:rPr>
-          <w:rFonts w:ascii="Times New Roman" w:eastAsia="Times New Roman" w:hAnsi="Times New Roman" w:cs="Times New Roman"/>
-          <w:bCs/>
-          <w:sz w:val="24"/>
-          <w:szCs w:val="28"/>
-          <w:lang w:val="id-ID" w:eastAsia="id-ID"/>
-        </w:rPr>
-        <w:t>software</w:t>
-      </w:r>
-      <w:proofErr w:type="spellEnd"/>
-      <w:r>
-        <w:rPr>
-          <w:rFonts w:ascii="Times New Roman" w:eastAsia="Times New Roman" w:hAnsi="Times New Roman" w:cs="Times New Roman"/>
-          <w:bCs/>
-          <w:sz w:val="24"/>
-          <w:szCs w:val="28"/>
-          <w:lang w:val="id-ID" w:eastAsia="id-ID"/>
-        </w:rPr>
-        <w:t xml:space="preserve">. Temuan tersebut menjelaskan bahwa </w:t>
-      </w:r>
-      <w:proofErr w:type="spellStart"/>
-      <w:r>
-        <w:rPr>
-          <w:rFonts w:ascii="Times New Roman" w:eastAsia="Times New Roman" w:hAnsi="Times New Roman" w:cs="Times New Roman"/>
-          <w:bCs/>
-          <w:sz w:val="24"/>
-          <w:szCs w:val="28"/>
-          <w:lang w:val="id-ID" w:eastAsia="id-ID"/>
-        </w:rPr>
-        <w:t>throughput</w:t>
-      </w:r>
-      <w:proofErr w:type="spellEnd"/>
-      <w:r>
-        <w:rPr>
-          <w:rFonts w:ascii="Times New Roman" w:eastAsia="Times New Roman" w:hAnsi="Times New Roman" w:cs="Times New Roman"/>
-          <w:bCs/>
-          <w:sz w:val="24"/>
-          <w:szCs w:val="28"/>
-          <w:lang w:val="id-ID" w:eastAsia="id-ID"/>
-        </w:rPr>
-        <w:t xml:space="preserve"> tinggi sulit dicapai tanpa optimasi khusus, sehingga rentang 10–15 Mbps merupakan target yang realistis dan masih menggambarkan peningkatan kinerja prototipe dibandingkan penelitian terdahulu. </w:t>
+        <w:t xml:space="preserve">Sistem SDWN yang dibangun ditargetkan mampu mencapai throughput stabil pada kisaran 10–15 Mbps pada kondisi trafik normal dengan satu klien. Target ini ditetapkan berdasarkan hasil penelitian sebelumnya yang menunjukkan bahwa Raspberry Pi yang dijadikan OpenFlow switch hanya mampu menghasilkan throughput rendah, yaitu sekitar 3,6 Mbps pada implementasi nyata karena keterbatasan CPU dan proses forwarding berbasis software. Temuan tersebut menjelaskan bahwa throughput tinggi sulit dicapai tanpa optimasi khusus, sehingga rentang 10–15 Mbps merupakan target yang realistis dan masih menggambarkan peningkatan kinerja prototipe dibandingkan penelitian terdahulu. </w:t>
       </w:r>
     </w:p>
     <w:p>
@@ -6294,10 +4312,13 @@
           <w:szCs w:val="28"/>
           <w:lang w:val="id-ID" w:eastAsia="id-ID"/>
         </w:rPr>
-        <w:t xml:space="preserve">Waktu Respons </w:t>
-      </w:r>
-      <w:proofErr w:type="spellStart"/>
-      <w:r>
+        <w:t>Waktu Respons QoS (Dynamic Bandwidth Allocation)</w:t>
+      </w:r>
+    </w:p>
+    <w:p>
+      <w:pPr>
+        <w:spacing w:before="100" w:beforeAutospacing="1" w:after="100" w:afterAutospacing="1" w:line="360" w:lineRule="auto"/>
+        <w:jc w:val="both"/>
         <w:rPr>
           <w:rFonts w:ascii="Times New Roman" w:eastAsia="Times New Roman" w:hAnsi="Times New Roman" w:cs="Times New Roman"/>
           <w:bCs/>
@@ -6305,9 +4326,7 @@
           <w:szCs w:val="28"/>
           <w:lang w:val="id-ID" w:eastAsia="id-ID"/>
         </w:rPr>
-        <w:t>QoS</w:t>
-      </w:r>
-      <w:proofErr w:type="spellEnd"/>
+      </w:pPr>
       <w:r>
         <w:rPr>
           <w:rFonts w:ascii="Times New Roman" w:eastAsia="Times New Roman" w:hAnsi="Times New Roman" w:cs="Times New Roman"/>
@@ -6316,426 +4335,7 @@
           <w:szCs w:val="28"/>
           <w:lang w:val="id-ID" w:eastAsia="id-ID"/>
         </w:rPr>
-        <w:t xml:space="preserve"> (</w:t>
-      </w:r>
-      <w:proofErr w:type="spellStart"/>
-      <w:r>
-        <w:rPr>
-          <w:rFonts w:ascii="Times New Roman" w:eastAsia="Times New Roman" w:hAnsi="Times New Roman" w:cs="Times New Roman"/>
-          <w:bCs/>
-          <w:sz w:val="24"/>
-          <w:szCs w:val="28"/>
-          <w:lang w:val="id-ID" w:eastAsia="id-ID"/>
-        </w:rPr>
-        <w:t>Dynamic</w:t>
-      </w:r>
-      <w:proofErr w:type="spellEnd"/>
-      <w:r>
-        <w:rPr>
-          <w:rFonts w:ascii="Times New Roman" w:eastAsia="Times New Roman" w:hAnsi="Times New Roman" w:cs="Times New Roman"/>
-          <w:bCs/>
-          <w:sz w:val="24"/>
-          <w:szCs w:val="28"/>
-          <w:lang w:val="id-ID" w:eastAsia="id-ID"/>
-        </w:rPr>
-        <w:t xml:space="preserve"> </w:t>
-      </w:r>
-      <w:proofErr w:type="spellStart"/>
-      <w:r>
-        <w:rPr>
-          <w:rFonts w:ascii="Times New Roman" w:eastAsia="Times New Roman" w:hAnsi="Times New Roman" w:cs="Times New Roman"/>
-          <w:bCs/>
-          <w:sz w:val="24"/>
-          <w:szCs w:val="28"/>
-          <w:lang w:val="id-ID" w:eastAsia="id-ID"/>
-        </w:rPr>
-        <w:t>Bandwidth</w:t>
-      </w:r>
-      <w:proofErr w:type="spellEnd"/>
-      <w:r>
-        <w:rPr>
-          <w:rFonts w:ascii="Times New Roman" w:eastAsia="Times New Roman" w:hAnsi="Times New Roman" w:cs="Times New Roman"/>
-          <w:bCs/>
-          <w:sz w:val="24"/>
-          <w:szCs w:val="28"/>
-          <w:lang w:val="id-ID" w:eastAsia="id-ID"/>
-        </w:rPr>
-        <w:t xml:space="preserve"> </w:t>
-      </w:r>
-      <w:proofErr w:type="spellStart"/>
-      <w:r>
-        <w:rPr>
-          <w:rFonts w:ascii="Times New Roman" w:eastAsia="Times New Roman" w:hAnsi="Times New Roman" w:cs="Times New Roman"/>
-          <w:bCs/>
-          <w:sz w:val="24"/>
-          <w:szCs w:val="28"/>
-          <w:lang w:val="id-ID" w:eastAsia="id-ID"/>
-        </w:rPr>
-        <w:t>Allocation</w:t>
-      </w:r>
-      <w:proofErr w:type="spellEnd"/>
-      <w:r>
-        <w:rPr>
-          <w:rFonts w:ascii="Times New Roman" w:eastAsia="Times New Roman" w:hAnsi="Times New Roman" w:cs="Times New Roman"/>
-          <w:bCs/>
-          <w:sz w:val="24"/>
-          <w:szCs w:val="28"/>
-          <w:lang w:val="id-ID" w:eastAsia="id-ID"/>
-        </w:rPr>
-        <w:t>)</w:t>
-      </w:r>
-    </w:p>
-    <w:p>
-      <w:pPr>
-        <w:spacing w:before="100" w:beforeAutospacing="1" w:after="100" w:afterAutospacing="1" w:line="360" w:lineRule="auto"/>
-        <w:jc w:val="both"/>
-        <w:rPr>
-          <w:rFonts w:ascii="Times New Roman" w:eastAsia="Times New Roman" w:hAnsi="Times New Roman" w:cs="Times New Roman"/>
-          <w:bCs/>
-          <w:sz w:val="24"/>
-          <w:szCs w:val="28"/>
-          <w:lang w:val="id-ID" w:eastAsia="id-ID"/>
-        </w:rPr>
-      </w:pPr>
-      <w:r>
-        <w:rPr>
-          <w:rFonts w:ascii="Times New Roman" w:eastAsia="Times New Roman" w:hAnsi="Times New Roman" w:cs="Times New Roman"/>
-          <w:bCs/>
-          <w:sz w:val="24"/>
-          <w:szCs w:val="28"/>
-          <w:lang w:val="id-ID" w:eastAsia="id-ID"/>
-        </w:rPr>
-        <w:t xml:space="preserve">Mekanisme </w:t>
-      </w:r>
-      <w:proofErr w:type="spellStart"/>
-      <w:r>
-        <w:rPr>
-          <w:rFonts w:ascii="Times New Roman" w:eastAsia="Times New Roman" w:hAnsi="Times New Roman" w:cs="Times New Roman"/>
-          <w:bCs/>
-          <w:sz w:val="24"/>
-          <w:szCs w:val="28"/>
-          <w:lang w:val="id-ID" w:eastAsia="id-ID"/>
-        </w:rPr>
-        <w:t>Dynamic</w:t>
-      </w:r>
-      <w:proofErr w:type="spellEnd"/>
-      <w:r>
-        <w:rPr>
-          <w:rFonts w:ascii="Times New Roman" w:eastAsia="Times New Roman" w:hAnsi="Times New Roman" w:cs="Times New Roman"/>
-          <w:bCs/>
-          <w:sz w:val="24"/>
-          <w:szCs w:val="28"/>
-          <w:lang w:val="id-ID" w:eastAsia="id-ID"/>
-        </w:rPr>
-        <w:t xml:space="preserve"> </w:t>
-      </w:r>
-      <w:proofErr w:type="spellStart"/>
-      <w:r>
-        <w:rPr>
-          <w:rFonts w:ascii="Times New Roman" w:eastAsia="Times New Roman" w:hAnsi="Times New Roman" w:cs="Times New Roman"/>
-          <w:bCs/>
-          <w:sz w:val="24"/>
-          <w:szCs w:val="28"/>
-          <w:lang w:val="id-ID" w:eastAsia="id-ID"/>
-        </w:rPr>
-        <w:t>Bandwidth</w:t>
-      </w:r>
-      <w:proofErr w:type="spellEnd"/>
-      <w:r>
-        <w:rPr>
-          <w:rFonts w:ascii="Times New Roman" w:eastAsia="Times New Roman" w:hAnsi="Times New Roman" w:cs="Times New Roman"/>
-          <w:bCs/>
-          <w:sz w:val="24"/>
-          <w:szCs w:val="28"/>
-          <w:lang w:val="id-ID" w:eastAsia="id-ID"/>
-        </w:rPr>
-        <w:t xml:space="preserve"> </w:t>
-      </w:r>
-      <w:proofErr w:type="spellStart"/>
-      <w:r>
-        <w:rPr>
-          <w:rFonts w:ascii="Times New Roman" w:eastAsia="Times New Roman" w:hAnsi="Times New Roman" w:cs="Times New Roman"/>
-          <w:bCs/>
-          <w:sz w:val="24"/>
-          <w:szCs w:val="28"/>
-          <w:lang w:val="id-ID" w:eastAsia="id-ID"/>
-        </w:rPr>
-        <w:t>Allocation</w:t>
-      </w:r>
-      <w:proofErr w:type="spellEnd"/>
-      <w:r>
-        <w:rPr>
-          <w:rFonts w:ascii="Times New Roman" w:eastAsia="Times New Roman" w:hAnsi="Times New Roman" w:cs="Times New Roman"/>
-          <w:bCs/>
-          <w:sz w:val="24"/>
-          <w:szCs w:val="28"/>
-          <w:lang w:val="id-ID" w:eastAsia="id-ID"/>
-        </w:rPr>
-        <w:t xml:space="preserve"> dalam sistem ini ditargetkan memiliki waktu respons sekitar 300–500 </w:t>
-      </w:r>
-      <w:proofErr w:type="spellStart"/>
-      <w:r>
-        <w:rPr>
-          <w:rFonts w:ascii="Times New Roman" w:eastAsia="Times New Roman" w:hAnsi="Times New Roman" w:cs="Times New Roman"/>
-          <w:bCs/>
-          <w:sz w:val="24"/>
-          <w:szCs w:val="28"/>
-          <w:lang w:val="id-ID" w:eastAsia="id-ID"/>
-        </w:rPr>
-        <w:t>ms</w:t>
-      </w:r>
-      <w:proofErr w:type="spellEnd"/>
-      <w:r>
-        <w:rPr>
-          <w:rFonts w:ascii="Times New Roman" w:eastAsia="Times New Roman" w:hAnsi="Times New Roman" w:cs="Times New Roman"/>
-          <w:bCs/>
-          <w:sz w:val="24"/>
-          <w:szCs w:val="28"/>
-          <w:lang w:val="id-ID" w:eastAsia="id-ID"/>
-        </w:rPr>
-        <w:t xml:space="preserve"> setelah </w:t>
-      </w:r>
-      <w:proofErr w:type="spellStart"/>
-      <w:r>
-        <w:rPr>
-          <w:rFonts w:ascii="Times New Roman" w:eastAsia="Times New Roman" w:hAnsi="Times New Roman" w:cs="Times New Roman"/>
-          <w:bCs/>
-          <w:sz w:val="24"/>
-          <w:szCs w:val="28"/>
-          <w:lang w:val="id-ID" w:eastAsia="id-ID"/>
-        </w:rPr>
-        <w:t>controller</w:t>
-      </w:r>
-      <w:proofErr w:type="spellEnd"/>
-      <w:r>
-        <w:rPr>
-          <w:rFonts w:ascii="Times New Roman" w:eastAsia="Times New Roman" w:hAnsi="Times New Roman" w:cs="Times New Roman"/>
-          <w:bCs/>
-          <w:sz w:val="24"/>
-          <w:szCs w:val="28"/>
-          <w:lang w:val="id-ID" w:eastAsia="id-ID"/>
-        </w:rPr>
-        <w:t xml:space="preserve"> menerima statistik </w:t>
-      </w:r>
-      <w:proofErr w:type="spellStart"/>
-      <w:r>
-        <w:rPr>
-          <w:rFonts w:ascii="Times New Roman" w:eastAsia="Times New Roman" w:hAnsi="Times New Roman" w:cs="Times New Roman"/>
-          <w:bCs/>
-          <w:sz w:val="24"/>
-          <w:szCs w:val="28"/>
-          <w:lang w:val="id-ID" w:eastAsia="id-ID"/>
-        </w:rPr>
-        <w:t>OpenFlow</w:t>
-      </w:r>
-      <w:proofErr w:type="spellEnd"/>
-      <w:r>
-        <w:rPr>
-          <w:rFonts w:ascii="Times New Roman" w:eastAsia="Times New Roman" w:hAnsi="Times New Roman" w:cs="Times New Roman"/>
-          <w:bCs/>
-          <w:sz w:val="24"/>
-          <w:szCs w:val="28"/>
-          <w:lang w:val="id-ID" w:eastAsia="id-ID"/>
-        </w:rPr>
-        <w:t xml:space="preserve">. Penentuan rentang ini didukung oleh studi mengenai </w:t>
-      </w:r>
-      <w:proofErr w:type="spellStart"/>
-      <w:r>
-        <w:rPr>
-          <w:rFonts w:ascii="Times New Roman" w:eastAsia="Times New Roman" w:hAnsi="Times New Roman" w:cs="Times New Roman"/>
-          <w:bCs/>
-          <w:sz w:val="24"/>
-          <w:szCs w:val="28"/>
-          <w:lang w:val="id-ID" w:eastAsia="id-ID"/>
-        </w:rPr>
-        <w:t>QoS</w:t>
-      </w:r>
-      <w:proofErr w:type="spellEnd"/>
-      <w:r>
-        <w:rPr>
-          <w:rFonts w:ascii="Times New Roman" w:eastAsia="Times New Roman" w:hAnsi="Times New Roman" w:cs="Times New Roman"/>
-          <w:bCs/>
-          <w:sz w:val="24"/>
-          <w:szCs w:val="28"/>
-          <w:lang w:val="id-ID" w:eastAsia="id-ID"/>
-        </w:rPr>
-        <w:t xml:space="preserve"> adaptif menggunakan </w:t>
-      </w:r>
-      <w:proofErr w:type="spellStart"/>
-      <w:r>
-        <w:rPr>
-          <w:rFonts w:ascii="Times New Roman" w:eastAsia="Times New Roman" w:hAnsi="Times New Roman" w:cs="Times New Roman"/>
-          <w:bCs/>
-          <w:sz w:val="24"/>
-          <w:szCs w:val="28"/>
-          <w:lang w:val="id-ID" w:eastAsia="id-ID"/>
-        </w:rPr>
-        <w:t>OpenFlow</w:t>
-      </w:r>
-      <w:proofErr w:type="spellEnd"/>
-      <w:r>
-        <w:rPr>
-          <w:rFonts w:ascii="Times New Roman" w:eastAsia="Times New Roman" w:hAnsi="Times New Roman" w:cs="Times New Roman"/>
-          <w:bCs/>
-          <w:sz w:val="24"/>
-          <w:szCs w:val="28"/>
-          <w:lang w:val="id-ID" w:eastAsia="id-ID"/>
-        </w:rPr>
-        <w:t xml:space="preserve"> </w:t>
-      </w:r>
-      <w:proofErr w:type="spellStart"/>
-      <w:r>
-        <w:rPr>
-          <w:rFonts w:ascii="Times New Roman" w:eastAsia="Times New Roman" w:hAnsi="Times New Roman" w:cs="Times New Roman"/>
-          <w:bCs/>
-          <w:sz w:val="24"/>
-          <w:szCs w:val="28"/>
-          <w:lang w:val="id-ID" w:eastAsia="id-ID"/>
-        </w:rPr>
-        <w:t>meters</w:t>
-      </w:r>
-      <w:proofErr w:type="spellEnd"/>
-      <w:r>
-        <w:rPr>
-          <w:rFonts w:ascii="Times New Roman" w:eastAsia="Times New Roman" w:hAnsi="Times New Roman" w:cs="Times New Roman"/>
-          <w:bCs/>
-          <w:sz w:val="24"/>
-          <w:szCs w:val="28"/>
-          <w:lang w:val="id-ID" w:eastAsia="id-ID"/>
-        </w:rPr>
-        <w:t xml:space="preserve"> yang menunjukkan bahwa penyesuaian </w:t>
-      </w:r>
-      <w:proofErr w:type="spellStart"/>
-      <w:r>
-        <w:rPr>
-          <w:rFonts w:ascii="Times New Roman" w:eastAsia="Times New Roman" w:hAnsi="Times New Roman" w:cs="Times New Roman"/>
-          <w:bCs/>
-          <w:sz w:val="24"/>
-          <w:szCs w:val="28"/>
-          <w:lang w:val="id-ID" w:eastAsia="id-ID"/>
-        </w:rPr>
-        <w:t>bandwidth</w:t>
-      </w:r>
-      <w:proofErr w:type="spellEnd"/>
-      <w:r>
-        <w:rPr>
-          <w:rFonts w:ascii="Times New Roman" w:eastAsia="Times New Roman" w:hAnsi="Times New Roman" w:cs="Times New Roman"/>
-          <w:bCs/>
-          <w:sz w:val="24"/>
-          <w:szCs w:val="28"/>
-          <w:lang w:val="id-ID" w:eastAsia="id-ID"/>
-        </w:rPr>
-        <w:t xml:space="preserve"> bersifat non-instan karena dipengaruhi oleh interval pelaporan statistik dan pemrosesan </w:t>
-      </w:r>
-      <w:proofErr w:type="spellStart"/>
-      <w:r>
-        <w:rPr>
-          <w:rFonts w:ascii="Times New Roman" w:eastAsia="Times New Roman" w:hAnsi="Times New Roman" w:cs="Times New Roman"/>
-          <w:bCs/>
-          <w:sz w:val="24"/>
-          <w:szCs w:val="28"/>
-          <w:lang w:val="id-ID" w:eastAsia="id-ID"/>
-        </w:rPr>
-        <w:t>controller</w:t>
-      </w:r>
-      <w:proofErr w:type="spellEnd"/>
-      <w:r>
-        <w:rPr>
-          <w:rFonts w:ascii="Times New Roman" w:eastAsia="Times New Roman" w:hAnsi="Times New Roman" w:cs="Times New Roman"/>
-          <w:bCs/>
-          <w:sz w:val="24"/>
-          <w:szCs w:val="28"/>
-          <w:lang w:val="id-ID" w:eastAsia="id-ID"/>
-        </w:rPr>
-        <w:t xml:space="preserve">. Dengan mempertimbangkan keterbatasan perangkat </w:t>
-      </w:r>
-      <w:proofErr w:type="spellStart"/>
-      <w:r>
-        <w:rPr>
-          <w:rFonts w:ascii="Times New Roman" w:eastAsia="Times New Roman" w:hAnsi="Times New Roman" w:cs="Times New Roman"/>
-          <w:bCs/>
-          <w:sz w:val="24"/>
-          <w:szCs w:val="28"/>
-          <w:lang w:val="id-ID" w:eastAsia="id-ID"/>
-        </w:rPr>
-        <w:t>embedded</w:t>
-      </w:r>
-      <w:proofErr w:type="spellEnd"/>
-      <w:r>
-        <w:rPr>
-          <w:rFonts w:ascii="Times New Roman" w:eastAsia="Times New Roman" w:hAnsi="Times New Roman" w:cs="Times New Roman"/>
-          <w:bCs/>
-          <w:sz w:val="24"/>
-          <w:szCs w:val="28"/>
-          <w:lang w:val="id-ID" w:eastAsia="id-ID"/>
-        </w:rPr>
-        <w:t xml:space="preserve"> dan pola </w:t>
-      </w:r>
-      <w:proofErr w:type="spellStart"/>
-      <w:r>
-        <w:rPr>
-          <w:rFonts w:ascii="Times New Roman" w:eastAsia="Times New Roman" w:hAnsi="Times New Roman" w:cs="Times New Roman"/>
-          <w:bCs/>
-          <w:sz w:val="24"/>
-          <w:szCs w:val="28"/>
-          <w:lang w:val="id-ID" w:eastAsia="id-ID"/>
-        </w:rPr>
-        <w:t>update</w:t>
-      </w:r>
-      <w:proofErr w:type="spellEnd"/>
-      <w:r>
-        <w:rPr>
-          <w:rFonts w:ascii="Times New Roman" w:eastAsia="Times New Roman" w:hAnsi="Times New Roman" w:cs="Times New Roman"/>
-          <w:bCs/>
-          <w:sz w:val="24"/>
-          <w:szCs w:val="28"/>
-          <w:lang w:val="id-ID" w:eastAsia="id-ID"/>
-        </w:rPr>
-        <w:t xml:space="preserve"> </w:t>
-      </w:r>
-      <w:proofErr w:type="spellStart"/>
-      <w:r>
-        <w:rPr>
-          <w:rFonts w:ascii="Times New Roman" w:eastAsia="Times New Roman" w:hAnsi="Times New Roman" w:cs="Times New Roman"/>
-          <w:bCs/>
-          <w:sz w:val="24"/>
-          <w:szCs w:val="28"/>
-          <w:lang w:val="id-ID" w:eastAsia="id-ID"/>
-        </w:rPr>
-        <w:t>OpenFlow</w:t>
-      </w:r>
-      <w:proofErr w:type="spellEnd"/>
-      <w:r>
-        <w:rPr>
-          <w:rFonts w:ascii="Times New Roman" w:eastAsia="Times New Roman" w:hAnsi="Times New Roman" w:cs="Times New Roman"/>
-          <w:bCs/>
-          <w:sz w:val="24"/>
-          <w:szCs w:val="28"/>
-          <w:lang w:val="id-ID" w:eastAsia="id-ID"/>
-        </w:rPr>
-        <w:t xml:space="preserve"> yang biasanya berbasis interval detik, waktu respons 300–500 </w:t>
-      </w:r>
-      <w:proofErr w:type="spellStart"/>
-      <w:r>
-        <w:rPr>
-          <w:rFonts w:ascii="Times New Roman" w:eastAsia="Times New Roman" w:hAnsi="Times New Roman" w:cs="Times New Roman"/>
-          <w:bCs/>
-          <w:sz w:val="24"/>
-          <w:szCs w:val="28"/>
-          <w:lang w:val="id-ID" w:eastAsia="id-ID"/>
-        </w:rPr>
-        <w:t>ms</w:t>
-      </w:r>
-      <w:proofErr w:type="spellEnd"/>
-      <w:r>
-        <w:rPr>
-          <w:rFonts w:ascii="Times New Roman" w:eastAsia="Times New Roman" w:hAnsi="Times New Roman" w:cs="Times New Roman"/>
-          <w:bCs/>
-          <w:sz w:val="24"/>
-          <w:szCs w:val="28"/>
-          <w:lang w:val="id-ID" w:eastAsia="id-ID"/>
-        </w:rPr>
-        <w:t xml:space="preserve"> dianggap proporsional dan dapat dicapai pada konteks prototipe. </w:t>
+        <w:t xml:space="preserve">Mekanisme Dynamic Bandwidth Allocation dalam sistem ini ditargetkan memiliki waktu respons sekitar 300–500 ms setelah controller menerima statistik OpenFlow. Penentuan rentang ini didukung oleh studi mengenai QoS adaptif menggunakan OpenFlow meters yang menunjukkan bahwa penyesuaian bandwidth bersifat non-instan karena dipengaruhi oleh interval pelaporan statistik dan pemrosesan controller. Dengan mempertimbangkan keterbatasan perangkat embedded dan pola update OpenFlow yang biasanya berbasis interval detik, waktu respons 300–500 ms dianggap proporsional dan dapat dicapai pada konteks prototipe. </w:t>
       </w:r>
     </w:p>
     <w:p>
@@ -6762,10 +4362,13 @@
           <w:szCs w:val="28"/>
           <w:lang w:val="id-ID" w:eastAsia="id-ID"/>
         </w:rPr>
-        <w:t xml:space="preserve">Akurasi Deteksi Anomali </w:t>
-      </w:r>
-      <w:proofErr w:type="spellStart"/>
-      <w:r>
+        <w:t>Akurasi Deteksi Anomali Trafik</w:t>
+      </w:r>
+    </w:p>
+    <w:p>
+      <w:pPr>
+        <w:spacing w:before="100" w:beforeAutospacing="1" w:after="100" w:afterAutospacing="1" w:line="360" w:lineRule="auto"/>
+        <w:jc w:val="both"/>
         <w:rPr>
           <w:rFonts w:ascii="Times New Roman" w:eastAsia="Times New Roman" w:hAnsi="Times New Roman" w:cs="Times New Roman"/>
           <w:bCs/>
@@ -6773,14 +4376,8 @@
           <w:szCs w:val="28"/>
           <w:lang w:val="id-ID" w:eastAsia="id-ID"/>
         </w:rPr>
-        <w:t>Trafik</w:t>
-      </w:r>
-      <w:proofErr w:type="spellEnd"/>
-    </w:p>
-    <w:p>
-      <w:pPr>
-        <w:spacing w:before="100" w:beforeAutospacing="1" w:after="100" w:afterAutospacing="1" w:line="360" w:lineRule="auto"/>
-        <w:jc w:val="both"/>
+      </w:pPr>
+      <w:r>
         <w:rPr>
           <w:rFonts w:ascii="Times New Roman" w:eastAsia="Times New Roman" w:hAnsi="Times New Roman" w:cs="Times New Roman"/>
           <w:bCs/>
@@ -6788,104 +4385,7 @@
           <w:szCs w:val="28"/>
           <w:lang w:val="id-ID" w:eastAsia="id-ID"/>
         </w:rPr>
-      </w:pPr>
-      <w:r>
-        <w:rPr>
-          <w:rFonts w:ascii="Times New Roman" w:eastAsia="Times New Roman" w:hAnsi="Times New Roman" w:cs="Times New Roman"/>
-          <w:bCs/>
-          <w:sz w:val="24"/>
-          <w:szCs w:val="28"/>
-          <w:lang w:val="id-ID" w:eastAsia="id-ID"/>
-        </w:rPr>
-        <w:t xml:space="preserve">Sistem ditargetkan mencapai akurasi deteksi anomali sebesar 70–80%, yang merupakan capaian realistis bagi metode deteksi berbasis statistik sederhana. Hal ini sejalan dengan penelitian terkait integrasi IDPS dan SDN yang menunjukkan bahwa deteksi serangan berbasis parameter </w:t>
-      </w:r>
-      <w:proofErr w:type="spellStart"/>
-      <w:r>
-        <w:rPr>
-          <w:rFonts w:ascii="Times New Roman" w:eastAsia="Times New Roman" w:hAnsi="Times New Roman" w:cs="Times New Roman"/>
-          <w:bCs/>
-          <w:sz w:val="24"/>
-          <w:szCs w:val="28"/>
-          <w:lang w:val="id-ID" w:eastAsia="id-ID"/>
-        </w:rPr>
-        <w:t>QoS</w:t>
-      </w:r>
-      <w:proofErr w:type="spellEnd"/>
-      <w:r>
-        <w:rPr>
-          <w:rFonts w:ascii="Times New Roman" w:eastAsia="Times New Roman" w:hAnsi="Times New Roman" w:cs="Times New Roman"/>
-          <w:bCs/>
-          <w:sz w:val="24"/>
-          <w:szCs w:val="28"/>
-          <w:lang w:val="id-ID" w:eastAsia="id-ID"/>
-        </w:rPr>
-        <w:t xml:space="preserve"> (tanpa </w:t>
-      </w:r>
-      <w:proofErr w:type="spellStart"/>
-      <w:r>
-        <w:rPr>
-          <w:rFonts w:ascii="Times New Roman" w:eastAsia="Times New Roman" w:hAnsi="Times New Roman" w:cs="Times New Roman"/>
-          <w:bCs/>
-          <w:sz w:val="24"/>
-          <w:szCs w:val="28"/>
-          <w:lang w:val="id-ID" w:eastAsia="id-ID"/>
-        </w:rPr>
-        <w:t>machine</w:t>
-      </w:r>
-      <w:proofErr w:type="spellEnd"/>
-      <w:r>
-        <w:rPr>
-          <w:rFonts w:ascii="Times New Roman" w:eastAsia="Times New Roman" w:hAnsi="Times New Roman" w:cs="Times New Roman"/>
-          <w:bCs/>
-          <w:sz w:val="24"/>
-          <w:szCs w:val="28"/>
-          <w:lang w:val="id-ID" w:eastAsia="id-ID"/>
-        </w:rPr>
-        <w:t xml:space="preserve"> </w:t>
-      </w:r>
-      <w:proofErr w:type="spellStart"/>
-      <w:r>
-        <w:rPr>
-          <w:rFonts w:ascii="Times New Roman" w:eastAsia="Times New Roman" w:hAnsi="Times New Roman" w:cs="Times New Roman"/>
-          <w:bCs/>
-          <w:sz w:val="24"/>
-          <w:szCs w:val="28"/>
-          <w:lang w:val="id-ID" w:eastAsia="id-ID"/>
-        </w:rPr>
-        <w:t>learning</w:t>
-      </w:r>
-      <w:proofErr w:type="spellEnd"/>
-      <w:r>
-        <w:rPr>
-          <w:rFonts w:ascii="Times New Roman" w:eastAsia="Times New Roman" w:hAnsi="Times New Roman" w:cs="Times New Roman"/>
-          <w:bCs/>
-          <w:sz w:val="24"/>
-          <w:szCs w:val="28"/>
-          <w:lang w:val="id-ID" w:eastAsia="id-ID"/>
-        </w:rPr>
-        <w:t xml:space="preserve">) memiliki akurasi terbatas karena pola anomali sering menyerupai variasi </w:t>
-      </w:r>
-      <w:proofErr w:type="spellStart"/>
-      <w:r>
-        <w:rPr>
-          <w:rFonts w:ascii="Times New Roman" w:eastAsia="Times New Roman" w:hAnsi="Times New Roman" w:cs="Times New Roman"/>
-          <w:bCs/>
-          <w:sz w:val="24"/>
-          <w:szCs w:val="28"/>
-          <w:lang w:val="id-ID" w:eastAsia="id-ID"/>
-        </w:rPr>
-        <w:t>trafik</w:t>
-      </w:r>
-      <w:proofErr w:type="spellEnd"/>
-      <w:r>
-        <w:rPr>
-          <w:rFonts w:ascii="Times New Roman" w:eastAsia="Times New Roman" w:hAnsi="Times New Roman" w:cs="Times New Roman"/>
-          <w:bCs/>
-          <w:sz w:val="24"/>
-          <w:szCs w:val="28"/>
-          <w:lang w:val="id-ID" w:eastAsia="id-ID"/>
-        </w:rPr>
-        <w:t xml:space="preserve"> normal. Oleh sebab itu, target 70–80% dianggap relevan dan mewakili performa wajar untuk prototipe SDWN skala kecil. </w:t>
+        <w:t xml:space="preserve">Sistem ditargetkan mencapai akurasi deteksi anomali sebesar 70–80%, yang merupakan capaian realistis bagi metode deteksi berbasis statistik sederhana. Hal ini sejalan dengan penelitian terkait integrasi IDPS dan SDN yang menunjukkan bahwa deteksi serangan berbasis parameter QoS (tanpa machine learning) memiliki akurasi terbatas karena pola anomali sering menyerupai variasi trafik normal. Oleh sebab itu, target 70–80% dianggap relevan dan mewakili performa wajar untuk prototipe SDWN skala kecil. </w:t>
       </w:r>
     </w:p>
     <w:p>
@@ -6962,117 +4462,7 @@
           <w:szCs w:val="28"/>
           <w:lang w:val="id-ID" w:eastAsia="id-ID"/>
         </w:rPr>
-        <w:t xml:space="preserve">Waktu deteksi anomali ditargetkan berada pada kisaran 1–2 detik sejak munculnya pola serangan. Rentang ini diturunkan dari karakteristik SDN berbasis </w:t>
-      </w:r>
-      <w:proofErr w:type="spellStart"/>
-      <w:r>
-        <w:rPr>
-          <w:rFonts w:ascii="Times New Roman" w:eastAsia="Times New Roman" w:hAnsi="Times New Roman" w:cs="Times New Roman"/>
-          <w:bCs/>
-          <w:sz w:val="24"/>
-          <w:szCs w:val="28"/>
-          <w:lang w:val="id-ID" w:eastAsia="id-ID"/>
-        </w:rPr>
-        <w:t>OpenFlow</w:t>
-      </w:r>
-      <w:proofErr w:type="spellEnd"/>
-      <w:r>
-        <w:rPr>
-          <w:rFonts w:ascii="Times New Roman" w:eastAsia="Times New Roman" w:hAnsi="Times New Roman" w:cs="Times New Roman"/>
-          <w:bCs/>
-          <w:sz w:val="24"/>
-          <w:szCs w:val="28"/>
-          <w:lang w:val="id-ID" w:eastAsia="id-ID"/>
-        </w:rPr>
-        <w:t xml:space="preserve"> di mana pengambilan statistik dilakukan pada interval sekitar satu detik. Penelitian terkait deteksi serangan pada </w:t>
-      </w:r>
-      <w:proofErr w:type="spellStart"/>
-      <w:r>
-        <w:rPr>
-          <w:rFonts w:ascii="Times New Roman" w:eastAsia="Times New Roman" w:hAnsi="Times New Roman" w:cs="Times New Roman"/>
-          <w:bCs/>
-          <w:sz w:val="24"/>
-          <w:szCs w:val="28"/>
-          <w:lang w:val="id-ID" w:eastAsia="id-ID"/>
-        </w:rPr>
-        <w:t>switch</w:t>
-      </w:r>
-      <w:proofErr w:type="spellEnd"/>
-      <w:r>
-        <w:rPr>
-          <w:rFonts w:ascii="Times New Roman" w:eastAsia="Times New Roman" w:hAnsi="Times New Roman" w:cs="Times New Roman"/>
-          <w:bCs/>
-          <w:sz w:val="24"/>
-          <w:szCs w:val="28"/>
-          <w:lang w:val="id-ID" w:eastAsia="id-ID"/>
-        </w:rPr>
-        <w:t xml:space="preserve"> SDN juga menunjukkan bahwa deteksi cepat sulit dicapai tanpa mekanisme </w:t>
-      </w:r>
-      <w:proofErr w:type="spellStart"/>
-      <w:r>
-        <w:rPr>
-          <w:rFonts w:ascii="Times New Roman" w:eastAsia="Times New Roman" w:hAnsi="Times New Roman" w:cs="Times New Roman"/>
-          <w:bCs/>
-          <w:sz w:val="24"/>
-          <w:szCs w:val="28"/>
-          <w:lang w:val="id-ID" w:eastAsia="id-ID"/>
-        </w:rPr>
-        <w:t>event-driven</w:t>
-      </w:r>
-      <w:proofErr w:type="spellEnd"/>
-      <w:r>
-        <w:rPr>
-          <w:rFonts w:ascii="Times New Roman" w:eastAsia="Times New Roman" w:hAnsi="Times New Roman" w:cs="Times New Roman"/>
-          <w:bCs/>
-          <w:sz w:val="24"/>
-          <w:szCs w:val="28"/>
-          <w:lang w:val="id-ID" w:eastAsia="id-ID"/>
-        </w:rPr>
-        <w:t xml:space="preserve"> atau sensor eksternal. Dengan demikian, waktu 1–2 detik merupakan target realistis yang mengikuti arsitektur </w:t>
-      </w:r>
-      <w:proofErr w:type="spellStart"/>
-      <w:r>
-        <w:rPr>
-          <w:rFonts w:ascii="Times New Roman" w:eastAsia="Times New Roman" w:hAnsi="Times New Roman" w:cs="Times New Roman"/>
-          <w:bCs/>
-          <w:sz w:val="24"/>
-          <w:szCs w:val="28"/>
-          <w:lang w:val="id-ID" w:eastAsia="id-ID"/>
-        </w:rPr>
-        <w:t>polling</w:t>
-      </w:r>
-      <w:proofErr w:type="spellEnd"/>
-      <w:r>
-        <w:rPr>
-          <w:rFonts w:ascii="Times New Roman" w:eastAsia="Times New Roman" w:hAnsi="Times New Roman" w:cs="Times New Roman"/>
-          <w:bCs/>
-          <w:sz w:val="24"/>
-          <w:szCs w:val="28"/>
-          <w:lang w:val="id-ID" w:eastAsia="id-ID"/>
-        </w:rPr>
-        <w:t xml:space="preserve"> statistik </w:t>
-      </w:r>
-      <w:proofErr w:type="spellStart"/>
-      <w:r>
-        <w:rPr>
-          <w:rFonts w:ascii="Times New Roman" w:eastAsia="Times New Roman" w:hAnsi="Times New Roman" w:cs="Times New Roman"/>
-          <w:bCs/>
-          <w:sz w:val="24"/>
-          <w:szCs w:val="28"/>
-          <w:lang w:val="id-ID" w:eastAsia="id-ID"/>
-        </w:rPr>
-        <w:t>OpenFlow</w:t>
-      </w:r>
-      <w:proofErr w:type="spellEnd"/>
-      <w:r>
-        <w:rPr>
-          <w:rFonts w:ascii="Times New Roman" w:eastAsia="Times New Roman" w:hAnsi="Times New Roman" w:cs="Times New Roman"/>
-          <w:bCs/>
-          <w:sz w:val="24"/>
-          <w:szCs w:val="28"/>
-          <w:lang w:val="id-ID" w:eastAsia="id-ID"/>
-        </w:rPr>
-        <w:t xml:space="preserve">. </w:t>
+        <w:t xml:space="preserve">Waktu deteksi anomali ditargetkan berada pada kisaran 1–2 detik sejak munculnya pola serangan. Rentang ini diturunkan dari karakteristik SDN berbasis OpenFlow di mana pengambilan statistik dilakukan pada interval sekitar satu detik. Penelitian terkait deteksi serangan pada switch SDN juga menunjukkan bahwa deteksi cepat sulit dicapai tanpa mekanisme event-driven atau sensor eksternal. Dengan demikian, waktu 1–2 detik merupakan target realistis yang mengikuti arsitektur polling statistik OpenFlow. </w:t>
       </w:r>
     </w:p>
     <w:p>
@@ -7099,10 +4489,13 @@
           <w:szCs w:val="28"/>
           <w:lang w:val="id-ID" w:eastAsia="id-ID"/>
         </w:rPr>
-        <w:t xml:space="preserve">Waktu </w:t>
-      </w:r>
-      <w:proofErr w:type="spellStart"/>
-      <w:r>
+        <w:t>Waktu Mitigasi Flow Rule</w:t>
+      </w:r>
+    </w:p>
+    <w:p>
+      <w:pPr>
+        <w:spacing w:before="100" w:beforeAutospacing="1" w:after="100" w:afterAutospacing="1" w:line="360" w:lineRule="auto"/>
+        <w:jc w:val="both"/>
         <w:rPr>
           <w:rFonts w:ascii="Times New Roman" w:eastAsia="Times New Roman" w:hAnsi="Times New Roman" w:cs="Times New Roman"/>
           <w:bCs/>
@@ -7110,9 +4503,7 @@
           <w:szCs w:val="28"/>
           <w:lang w:val="id-ID" w:eastAsia="id-ID"/>
         </w:rPr>
-        <w:t>Mitigasi</w:t>
-      </w:r>
-      <w:proofErr w:type="spellEnd"/>
+      </w:pPr>
       <w:r>
         <w:rPr>
           <w:rFonts w:ascii="Times New Roman" w:eastAsia="Times New Roman" w:hAnsi="Times New Roman" w:cs="Times New Roman"/>
@@ -7121,328 +4512,7 @@
           <w:szCs w:val="28"/>
           <w:lang w:val="id-ID" w:eastAsia="id-ID"/>
         </w:rPr>
-        <w:t xml:space="preserve"> </w:t>
-      </w:r>
-      <w:proofErr w:type="spellStart"/>
-      <w:r>
-        <w:rPr>
-          <w:rFonts w:ascii="Times New Roman" w:eastAsia="Times New Roman" w:hAnsi="Times New Roman" w:cs="Times New Roman"/>
-          <w:bCs/>
-          <w:sz w:val="24"/>
-          <w:szCs w:val="28"/>
-          <w:lang w:val="id-ID" w:eastAsia="id-ID"/>
-        </w:rPr>
-        <w:t>Flow</w:t>
-      </w:r>
-      <w:proofErr w:type="spellEnd"/>
-      <w:r>
-        <w:rPr>
-          <w:rFonts w:ascii="Times New Roman" w:eastAsia="Times New Roman" w:hAnsi="Times New Roman" w:cs="Times New Roman"/>
-          <w:bCs/>
-          <w:sz w:val="24"/>
-          <w:szCs w:val="28"/>
-          <w:lang w:val="id-ID" w:eastAsia="id-ID"/>
-        </w:rPr>
-        <w:t xml:space="preserve"> </w:t>
-      </w:r>
-      <w:proofErr w:type="spellStart"/>
-      <w:r>
-        <w:rPr>
-          <w:rFonts w:ascii="Times New Roman" w:eastAsia="Times New Roman" w:hAnsi="Times New Roman" w:cs="Times New Roman"/>
-          <w:bCs/>
-          <w:sz w:val="24"/>
-          <w:szCs w:val="28"/>
-          <w:lang w:val="id-ID" w:eastAsia="id-ID"/>
-        </w:rPr>
-        <w:t>Rule</w:t>
-      </w:r>
-      <w:proofErr w:type="spellEnd"/>
-    </w:p>
-    <w:p>
-      <w:pPr>
-        <w:spacing w:before="100" w:beforeAutospacing="1" w:after="100" w:afterAutospacing="1" w:line="360" w:lineRule="auto"/>
-        <w:jc w:val="both"/>
-        <w:rPr>
-          <w:rFonts w:ascii="Times New Roman" w:eastAsia="Times New Roman" w:hAnsi="Times New Roman" w:cs="Times New Roman"/>
-          <w:bCs/>
-          <w:sz w:val="24"/>
-          <w:szCs w:val="28"/>
-          <w:lang w:val="id-ID" w:eastAsia="id-ID"/>
-        </w:rPr>
-      </w:pPr>
-      <w:r>
-        <w:rPr>
-          <w:rFonts w:ascii="Times New Roman" w:eastAsia="Times New Roman" w:hAnsi="Times New Roman" w:cs="Times New Roman"/>
-          <w:bCs/>
-          <w:sz w:val="24"/>
-          <w:szCs w:val="28"/>
-          <w:lang w:val="id-ID" w:eastAsia="id-ID"/>
-        </w:rPr>
-        <w:t xml:space="preserve">Setelah anomali terdeteksi, sistem ditargetkan dapat menerapkan aturan </w:t>
-      </w:r>
-      <w:proofErr w:type="spellStart"/>
-      <w:r>
-        <w:rPr>
-          <w:rFonts w:ascii="Times New Roman" w:eastAsia="Times New Roman" w:hAnsi="Times New Roman" w:cs="Times New Roman"/>
-          <w:bCs/>
-          <w:sz w:val="24"/>
-          <w:szCs w:val="28"/>
-          <w:lang w:val="id-ID" w:eastAsia="id-ID"/>
-        </w:rPr>
-        <w:t>mitigasi</w:t>
-      </w:r>
-      <w:proofErr w:type="spellEnd"/>
-      <w:r>
-        <w:rPr>
-          <w:rFonts w:ascii="Times New Roman" w:eastAsia="Times New Roman" w:hAnsi="Times New Roman" w:cs="Times New Roman"/>
-          <w:bCs/>
-          <w:sz w:val="24"/>
-          <w:szCs w:val="28"/>
-          <w:lang w:val="id-ID" w:eastAsia="id-ID"/>
-        </w:rPr>
-        <w:t xml:space="preserve"> dalam waktu 400–600 </w:t>
-      </w:r>
-      <w:proofErr w:type="spellStart"/>
-      <w:r>
-        <w:rPr>
-          <w:rFonts w:ascii="Times New Roman" w:eastAsia="Times New Roman" w:hAnsi="Times New Roman" w:cs="Times New Roman"/>
-          <w:bCs/>
-          <w:sz w:val="24"/>
-          <w:szCs w:val="28"/>
-          <w:lang w:val="id-ID" w:eastAsia="id-ID"/>
-        </w:rPr>
-        <w:t>ms</w:t>
-      </w:r>
-      <w:proofErr w:type="spellEnd"/>
-      <w:r>
-        <w:rPr>
-          <w:rFonts w:ascii="Times New Roman" w:eastAsia="Times New Roman" w:hAnsi="Times New Roman" w:cs="Times New Roman"/>
-          <w:bCs/>
-          <w:sz w:val="24"/>
-          <w:szCs w:val="28"/>
-          <w:lang w:val="id-ID" w:eastAsia="id-ID"/>
-        </w:rPr>
-        <w:t xml:space="preserve">, mencakup pembuatan </w:t>
-      </w:r>
-      <w:proofErr w:type="spellStart"/>
-      <w:r>
-        <w:rPr>
-          <w:rFonts w:ascii="Times New Roman" w:eastAsia="Times New Roman" w:hAnsi="Times New Roman" w:cs="Times New Roman"/>
-          <w:bCs/>
-          <w:sz w:val="24"/>
-          <w:szCs w:val="28"/>
-          <w:lang w:val="id-ID" w:eastAsia="id-ID"/>
-        </w:rPr>
-        <w:t>rule</w:t>
-      </w:r>
-      <w:proofErr w:type="spellEnd"/>
-      <w:r>
-        <w:rPr>
-          <w:rFonts w:ascii="Times New Roman" w:eastAsia="Times New Roman" w:hAnsi="Times New Roman" w:cs="Times New Roman"/>
-          <w:bCs/>
-          <w:sz w:val="24"/>
-          <w:szCs w:val="28"/>
-          <w:lang w:val="id-ID" w:eastAsia="id-ID"/>
-        </w:rPr>
-        <w:t xml:space="preserve"> baru dan pemasangannya pada Open </w:t>
-      </w:r>
-      <w:proofErr w:type="spellStart"/>
-      <w:r>
-        <w:rPr>
-          <w:rFonts w:ascii="Times New Roman" w:eastAsia="Times New Roman" w:hAnsi="Times New Roman" w:cs="Times New Roman"/>
-          <w:bCs/>
-          <w:sz w:val="24"/>
-          <w:szCs w:val="28"/>
-          <w:lang w:val="id-ID" w:eastAsia="id-ID"/>
-        </w:rPr>
-        <w:t>vSwitch</w:t>
-      </w:r>
-      <w:proofErr w:type="spellEnd"/>
-      <w:r>
-        <w:rPr>
-          <w:rFonts w:ascii="Times New Roman" w:eastAsia="Times New Roman" w:hAnsi="Times New Roman" w:cs="Times New Roman"/>
-          <w:bCs/>
-          <w:sz w:val="24"/>
-          <w:szCs w:val="28"/>
-          <w:lang w:val="id-ID" w:eastAsia="id-ID"/>
-        </w:rPr>
-        <w:t xml:space="preserve">. Penelitian tentang akses kontrol dinamis di jaringan SDN nirkabel menunjukkan bahwa proses penerapan </w:t>
-      </w:r>
-      <w:proofErr w:type="spellStart"/>
-      <w:r>
-        <w:rPr>
-          <w:rFonts w:ascii="Times New Roman" w:eastAsia="Times New Roman" w:hAnsi="Times New Roman" w:cs="Times New Roman"/>
-          <w:bCs/>
-          <w:sz w:val="24"/>
-          <w:szCs w:val="28"/>
-          <w:lang w:val="id-ID" w:eastAsia="id-ID"/>
-        </w:rPr>
-        <w:t>rule</w:t>
-      </w:r>
-      <w:proofErr w:type="spellEnd"/>
-      <w:r>
-        <w:rPr>
-          <w:rFonts w:ascii="Times New Roman" w:eastAsia="Times New Roman" w:hAnsi="Times New Roman" w:cs="Times New Roman"/>
-          <w:bCs/>
-          <w:sz w:val="24"/>
-          <w:szCs w:val="28"/>
-          <w:lang w:val="id-ID" w:eastAsia="id-ID"/>
-        </w:rPr>
-        <w:t xml:space="preserve"> tambahan membutuhkan waktu signifikan karena melibatkan komunikasi </w:t>
-      </w:r>
-      <w:proofErr w:type="spellStart"/>
-      <w:r>
-        <w:rPr>
-          <w:rFonts w:ascii="Times New Roman" w:eastAsia="Times New Roman" w:hAnsi="Times New Roman" w:cs="Times New Roman"/>
-          <w:bCs/>
-          <w:sz w:val="24"/>
-          <w:szCs w:val="28"/>
-          <w:lang w:val="id-ID" w:eastAsia="id-ID"/>
-        </w:rPr>
-        <w:t>controller</w:t>
-      </w:r>
-      <w:proofErr w:type="spellEnd"/>
-      <w:r>
-        <w:rPr>
-          <w:rFonts w:ascii="Times New Roman" w:eastAsia="Times New Roman" w:hAnsi="Times New Roman" w:cs="Times New Roman"/>
-          <w:bCs/>
-          <w:sz w:val="24"/>
-          <w:szCs w:val="28"/>
-          <w:lang w:val="id-ID" w:eastAsia="id-ID"/>
-        </w:rPr>
-        <w:t>–</w:t>
-      </w:r>
-      <w:proofErr w:type="spellStart"/>
-      <w:r>
-        <w:rPr>
-          <w:rFonts w:ascii="Times New Roman" w:eastAsia="Times New Roman" w:hAnsi="Times New Roman" w:cs="Times New Roman"/>
-          <w:bCs/>
-          <w:sz w:val="24"/>
-          <w:szCs w:val="28"/>
-          <w:lang w:val="id-ID" w:eastAsia="id-ID"/>
-        </w:rPr>
-        <w:t>switch</w:t>
-      </w:r>
-      <w:proofErr w:type="spellEnd"/>
-      <w:r>
-        <w:rPr>
-          <w:rFonts w:ascii="Times New Roman" w:eastAsia="Times New Roman" w:hAnsi="Times New Roman" w:cs="Times New Roman"/>
-          <w:bCs/>
-          <w:sz w:val="24"/>
-          <w:szCs w:val="28"/>
-          <w:lang w:val="id-ID" w:eastAsia="id-ID"/>
-        </w:rPr>
-        <w:t xml:space="preserve"> dan penyesuaian </w:t>
-      </w:r>
-      <w:proofErr w:type="spellStart"/>
-      <w:r>
-        <w:rPr>
-          <w:rFonts w:ascii="Times New Roman" w:eastAsia="Times New Roman" w:hAnsi="Times New Roman" w:cs="Times New Roman"/>
-          <w:bCs/>
-          <w:sz w:val="24"/>
-          <w:szCs w:val="28"/>
-          <w:lang w:val="id-ID" w:eastAsia="id-ID"/>
-        </w:rPr>
-        <w:t>antrian</w:t>
-      </w:r>
-      <w:proofErr w:type="spellEnd"/>
-      <w:r>
-        <w:rPr>
-          <w:rFonts w:ascii="Times New Roman" w:eastAsia="Times New Roman" w:hAnsi="Times New Roman" w:cs="Times New Roman"/>
-          <w:bCs/>
-          <w:sz w:val="24"/>
-          <w:szCs w:val="28"/>
-          <w:lang w:val="id-ID" w:eastAsia="id-ID"/>
-        </w:rPr>
-        <w:t xml:space="preserve">. Rentang 400–600 </w:t>
-      </w:r>
-      <w:proofErr w:type="spellStart"/>
-      <w:r>
-        <w:rPr>
-          <w:rFonts w:ascii="Times New Roman" w:eastAsia="Times New Roman" w:hAnsi="Times New Roman" w:cs="Times New Roman"/>
-          <w:bCs/>
-          <w:sz w:val="24"/>
-          <w:szCs w:val="28"/>
-          <w:lang w:val="id-ID" w:eastAsia="id-ID"/>
-        </w:rPr>
-        <w:t>ms</w:t>
-      </w:r>
-      <w:proofErr w:type="spellEnd"/>
-      <w:r>
-        <w:rPr>
-          <w:rFonts w:ascii="Times New Roman" w:eastAsia="Times New Roman" w:hAnsi="Times New Roman" w:cs="Times New Roman"/>
-          <w:bCs/>
-          <w:sz w:val="24"/>
-          <w:szCs w:val="28"/>
-          <w:lang w:val="id-ID" w:eastAsia="id-ID"/>
-        </w:rPr>
-        <w:t xml:space="preserve"> dianggap ideal untuk prototipe yang berjalan pada perangkat </w:t>
-      </w:r>
-      <w:proofErr w:type="spellStart"/>
-      <w:r>
-        <w:rPr>
-          <w:rFonts w:ascii="Times New Roman" w:eastAsia="Times New Roman" w:hAnsi="Times New Roman" w:cs="Times New Roman"/>
-          <w:bCs/>
-          <w:sz w:val="24"/>
-          <w:szCs w:val="28"/>
-          <w:lang w:val="id-ID" w:eastAsia="id-ID"/>
-        </w:rPr>
-        <w:t>low-cost</w:t>
-      </w:r>
-      <w:proofErr w:type="spellEnd"/>
-      <w:r>
-        <w:rPr>
-          <w:rFonts w:ascii="Times New Roman" w:eastAsia="Times New Roman" w:hAnsi="Times New Roman" w:cs="Times New Roman"/>
-          <w:bCs/>
-          <w:sz w:val="24"/>
-          <w:szCs w:val="28"/>
-          <w:lang w:val="id-ID" w:eastAsia="id-ID"/>
-        </w:rPr>
-        <w:t xml:space="preserve"> seperti </w:t>
-      </w:r>
-      <w:proofErr w:type="spellStart"/>
-      <w:r>
-        <w:rPr>
-          <w:rFonts w:ascii="Times New Roman" w:eastAsia="Times New Roman" w:hAnsi="Times New Roman" w:cs="Times New Roman"/>
-          <w:bCs/>
-          <w:sz w:val="24"/>
-          <w:szCs w:val="28"/>
-          <w:lang w:val="id-ID" w:eastAsia="id-ID"/>
-        </w:rPr>
-        <w:t>Raspberry</w:t>
-      </w:r>
-      <w:proofErr w:type="spellEnd"/>
-      <w:r>
-        <w:rPr>
-          <w:rFonts w:ascii="Times New Roman" w:eastAsia="Times New Roman" w:hAnsi="Times New Roman" w:cs="Times New Roman"/>
-          <w:bCs/>
-          <w:sz w:val="24"/>
-          <w:szCs w:val="28"/>
-          <w:lang w:val="id-ID" w:eastAsia="id-ID"/>
-        </w:rPr>
-        <w:t xml:space="preserve"> </w:t>
-      </w:r>
-      <w:proofErr w:type="spellStart"/>
-      <w:r>
-        <w:rPr>
-          <w:rFonts w:ascii="Times New Roman" w:eastAsia="Times New Roman" w:hAnsi="Times New Roman" w:cs="Times New Roman"/>
-          <w:bCs/>
-          <w:sz w:val="24"/>
-          <w:szCs w:val="28"/>
-          <w:lang w:val="id-ID" w:eastAsia="id-ID"/>
-        </w:rPr>
-        <w:t>Pi</w:t>
-      </w:r>
-      <w:proofErr w:type="spellEnd"/>
-      <w:r>
-        <w:rPr>
-          <w:rFonts w:ascii="Times New Roman" w:eastAsia="Times New Roman" w:hAnsi="Times New Roman" w:cs="Times New Roman"/>
-          <w:bCs/>
-          <w:sz w:val="24"/>
-          <w:szCs w:val="28"/>
-          <w:lang w:val="id-ID" w:eastAsia="id-ID"/>
-        </w:rPr>
-        <w:t xml:space="preserve">. </w:t>
+        <w:t xml:space="preserve">Setelah anomali terdeteksi, sistem ditargetkan dapat menerapkan aturan mitigasi dalam waktu 400–600 ms, mencakup pembuatan rule baru dan pemasangannya pada Open vSwitch. Penelitian tentang akses kontrol dinamis di jaringan SDN nirkabel menunjukkan bahwa proses penerapan rule tambahan membutuhkan waktu signifikan karena melibatkan komunikasi controller–switch dan penyesuaian antrian. Rentang 400–600 ms dianggap ideal untuk prototipe yang berjalan pada perangkat low-cost seperti Raspberry Pi. </w:t>
       </w:r>
     </w:p>
     <w:p>
@@ -7461,7 +4531,6 @@
           <w:lang w:val="id-ID" w:eastAsia="id-ID"/>
         </w:rPr>
       </w:pPr>
-      <w:proofErr w:type="spellStart"/>
       <w:r>
         <w:rPr>
           <w:rFonts w:ascii="Times New Roman" w:eastAsia="Times New Roman" w:hAnsi="Times New Roman" w:cs="Times New Roman"/>
@@ -7470,10 +4539,13 @@
           <w:szCs w:val="28"/>
           <w:lang w:val="id-ID" w:eastAsia="id-ID"/>
         </w:rPr>
-        <w:t>Delay</w:t>
-      </w:r>
-      <w:proofErr w:type="spellEnd"/>
-      <w:r>
+        <w:t>Delay End-to-End Maksimum</w:t>
+      </w:r>
+    </w:p>
+    <w:p>
+      <w:pPr>
+        <w:spacing w:before="100" w:beforeAutospacing="1" w:after="100" w:afterAutospacing="1" w:line="360" w:lineRule="auto"/>
+        <w:jc w:val="both"/>
         <w:rPr>
           <w:rFonts w:ascii="Times New Roman" w:eastAsia="Times New Roman" w:hAnsi="Times New Roman" w:cs="Times New Roman"/>
           <w:bCs/>
@@ -7481,9 +4553,7 @@
           <w:szCs w:val="28"/>
           <w:lang w:val="id-ID" w:eastAsia="id-ID"/>
         </w:rPr>
-        <w:t xml:space="preserve"> </w:t>
-      </w:r>
-      <w:proofErr w:type="spellStart"/>
+      </w:pPr>
       <w:r>
         <w:rPr>
           <w:rFonts w:ascii="Times New Roman" w:eastAsia="Times New Roman" w:hAnsi="Times New Roman" w:cs="Times New Roman"/>
@@ -7492,295 +4562,7 @@
           <w:szCs w:val="28"/>
           <w:lang w:val="id-ID" w:eastAsia="id-ID"/>
         </w:rPr>
-        <w:t>End-to-End</w:t>
-      </w:r>
-      <w:proofErr w:type="spellEnd"/>
-      <w:r>
-        <w:rPr>
-          <w:rFonts w:ascii="Times New Roman" w:eastAsia="Times New Roman" w:hAnsi="Times New Roman" w:cs="Times New Roman"/>
-          <w:bCs/>
-          <w:sz w:val="24"/>
-          <w:szCs w:val="28"/>
-          <w:lang w:val="id-ID" w:eastAsia="id-ID"/>
-        </w:rPr>
-        <w:t xml:space="preserve"> Maksimum</w:t>
-      </w:r>
-    </w:p>
-    <w:p>
-      <w:pPr>
-        <w:spacing w:before="100" w:beforeAutospacing="1" w:after="100" w:afterAutospacing="1" w:line="360" w:lineRule="auto"/>
-        <w:jc w:val="both"/>
-        <w:rPr>
-          <w:rFonts w:ascii="Times New Roman" w:eastAsia="Times New Roman" w:hAnsi="Times New Roman" w:cs="Times New Roman"/>
-          <w:bCs/>
-          <w:sz w:val="24"/>
-          <w:szCs w:val="28"/>
-          <w:lang w:val="id-ID" w:eastAsia="id-ID"/>
-        </w:rPr>
-      </w:pPr>
-      <w:proofErr w:type="spellStart"/>
-      <w:r>
-        <w:rPr>
-          <w:rFonts w:ascii="Times New Roman" w:eastAsia="Times New Roman" w:hAnsi="Times New Roman" w:cs="Times New Roman"/>
-          <w:bCs/>
-          <w:sz w:val="24"/>
-          <w:szCs w:val="28"/>
-          <w:lang w:val="id-ID" w:eastAsia="id-ID"/>
-        </w:rPr>
-        <w:t>Delay</w:t>
-      </w:r>
-      <w:proofErr w:type="spellEnd"/>
-      <w:r>
-        <w:rPr>
-          <w:rFonts w:ascii="Times New Roman" w:eastAsia="Times New Roman" w:hAnsi="Times New Roman" w:cs="Times New Roman"/>
-          <w:bCs/>
-          <w:sz w:val="24"/>
-          <w:szCs w:val="28"/>
-          <w:lang w:val="id-ID" w:eastAsia="id-ID"/>
-        </w:rPr>
-        <w:t xml:space="preserve"> rata-rata sistem ditargetkan berada pada 30–40 </w:t>
-      </w:r>
-      <w:proofErr w:type="spellStart"/>
-      <w:r>
-        <w:rPr>
-          <w:rFonts w:ascii="Times New Roman" w:eastAsia="Times New Roman" w:hAnsi="Times New Roman" w:cs="Times New Roman"/>
-          <w:bCs/>
-          <w:sz w:val="24"/>
-          <w:szCs w:val="28"/>
-          <w:lang w:val="id-ID" w:eastAsia="id-ID"/>
-        </w:rPr>
-        <w:t>ms</w:t>
-      </w:r>
-      <w:proofErr w:type="spellEnd"/>
-      <w:r>
-        <w:rPr>
-          <w:rFonts w:ascii="Times New Roman" w:eastAsia="Times New Roman" w:hAnsi="Times New Roman" w:cs="Times New Roman"/>
-          <w:bCs/>
-          <w:sz w:val="24"/>
-          <w:szCs w:val="28"/>
-          <w:lang w:val="id-ID" w:eastAsia="id-ID"/>
-        </w:rPr>
-        <w:t xml:space="preserve"> dalam kondisi </w:t>
-      </w:r>
-      <w:proofErr w:type="spellStart"/>
-      <w:r>
-        <w:rPr>
-          <w:rFonts w:ascii="Times New Roman" w:eastAsia="Times New Roman" w:hAnsi="Times New Roman" w:cs="Times New Roman"/>
-          <w:bCs/>
-          <w:sz w:val="24"/>
-          <w:szCs w:val="28"/>
-          <w:lang w:val="id-ID" w:eastAsia="id-ID"/>
-        </w:rPr>
-        <w:t>trafik</w:t>
-      </w:r>
-      <w:proofErr w:type="spellEnd"/>
-      <w:r>
-        <w:rPr>
-          <w:rFonts w:ascii="Times New Roman" w:eastAsia="Times New Roman" w:hAnsi="Times New Roman" w:cs="Times New Roman"/>
-          <w:bCs/>
-          <w:sz w:val="24"/>
-          <w:szCs w:val="28"/>
-          <w:lang w:val="id-ID" w:eastAsia="id-ID"/>
-        </w:rPr>
-        <w:t xml:space="preserve"> stabil. Target ini merujuk pada penelitian implementasi </w:t>
-      </w:r>
-      <w:proofErr w:type="spellStart"/>
-      <w:r>
-        <w:rPr>
-          <w:rFonts w:ascii="Times New Roman" w:eastAsia="Times New Roman" w:hAnsi="Times New Roman" w:cs="Times New Roman"/>
-          <w:bCs/>
-          <w:sz w:val="24"/>
-          <w:szCs w:val="28"/>
-          <w:lang w:val="id-ID" w:eastAsia="id-ID"/>
-        </w:rPr>
-        <w:t>OpenFlow</w:t>
-      </w:r>
-      <w:proofErr w:type="spellEnd"/>
-      <w:r>
-        <w:rPr>
-          <w:rFonts w:ascii="Times New Roman" w:eastAsia="Times New Roman" w:hAnsi="Times New Roman" w:cs="Times New Roman"/>
-          <w:bCs/>
-          <w:sz w:val="24"/>
-          <w:szCs w:val="28"/>
-          <w:lang w:val="id-ID" w:eastAsia="id-ID"/>
-        </w:rPr>
-        <w:t xml:space="preserve"> pada </w:t>
-      </w:r>
-      <w:proofErr w:type="spellStart"/>
-      <w:r>
-        <w:rPr>
-          <w:rFonts w:ascii="Times New Roman" w:eastAsia="Times New Roman" w:hAnsi="Times New Roman" w:cs="Times New Roman"/>
-          <w:bCs/>
-          <w:sz w:val="24"/>
-          <w:szCs w:val="28"/>
-          <w:lang w:val="id-ID" w:eastAsia="id-ID"/>
-        </w:rPr>
-        <w:t>Raspberry</w:t>
-      </w:r>
-      <w:proofErr w:type="spellEnd"/>
-      <w:r>
-        <w:rPr>
-          <w:rFonts w:ascii="Times New Roman" w:eastAsia="Times New Roman" w:hAnsi="Times New Roman" w:cs="Times New Roman"/>
-          <w:bCs/>
-          <w:sz w:val="24"/>
-          <w:szCs w:val="28"/>
-          <w:lang w:val="id-ID" w:eastAsia="id-ID"/>
-        </w:rPr>
-        <w:t xml:space="preserve"> </w:t>
-      </w:r>
-      <w:proofErr w:type="spellStart"/>
-      <w:r>
-        <w:rPr>
-          <w:rFonts w:ascii="Times New Roman" w:eastAsia="Times New Roman" w:hAnsi="Times New Roman" w:cs="Times New Roman"/>
-          <w:bCs/>
-          <w:sz w:val="24"/>
-          <w:szCs w:val="28"/>
-          <w:lang w:val="id-ID" w:eastAsia="id-ID"/>
-        </w:rPr>
-        <w:t>Pi</w:t>
-      </w:r>
-      <w:proofErr w:type="spellEnd"/>
-      <w:r>
-        <w:rPr>
-          <w:rFonts w:ascii="Times New Roman" w:eastAsia="Times New Roman" w:hAnsi="Times New Roman" w:cs="Times New Roman"/>
-          <w:bCs/>
-          <w:sz w:val="24"/>
-          <w:szCs w:val="28"/>
-          <w:lang w:val="id-ID" w:eastAsia="id-ID"/>
-        </w:rPr>
-        <w:t xml:space="preserve"> yang mencatat </w:t>
-      </w:r>
-      <w:proofErr w:type="spellStart"/>
-      <w:r>
-        <w:rPr>
-          <w:rFonts w:ascii="Times New Roman" w:eastAsia="Times New Roman" w:hAnsi="Times New Roman" w:cs="Times New Roman"/>
-          <w:bCs/>
-          <w:sz w:val="24"/>
-          <w:szCs w:val="28"/>
-          <w:lang w:val="id-ID" w:eastAsia="id-ID"/>
-        </w:rPr>
-        <w:t>delay</w:t>
-      </w:r>
-      <w:proofErr w:type="spellEnd"/>
-      <w:r>
-        <w:rPr>
-          <w:rFonts w:ascii="Times New Roman" w:eastAsia="Times New Roman" w:hAnsi="Times New Roman" w:cs="Times New Roman"/>
-          <w:bCs/>
-          <w:sz w:val="24"/>
-          <w:szCs w:val="28"/>
-          <w:lang w:val="id-ID" w:eastAsia="id-ID"/>
-        </w:rPr>
-        <w:t xml:space="preserve"> sekitar 20–21 </w:t>
-      </w:r>
-      <w:proofErr w:type="spellStart"/>
-      <w:r>
-        <w:rPr>
-          <w:rFonts w:ascii="Times New Roman" w:eastAsia="Times New Roman" w:hAnsi="Times New Roman" w:cs="Times New Roman"/>
-          <w:bCs/>
-          <w:sz w:val="24"/>
-          <w:szCs w:val="28"/>
-          <w:lang w:val="id-ID" w:eastAsia="id-ID"/>
-        </w:rPr>
-        <w:t>ms</w:t>
-      </w:r>
-      <w:proofErr w:type="spellEnd"/>
-      <w:r>
-        <w:rPr>
-          <w:rFonts w:ascii="Times New Roman" w:eastAsia="Times New Roman" w:hAnsi="Times New Roman" w:cs="Times New Roman"/>
-          <w:bCs/>
-          <w:sz w:val="24"/>
-          <w:szCs w:val="28"/>
-          <w:lang w:val="id-ID" w:eastAsia="id-ID"/>
-        </w:rPr>
-        <w:t xml:space="preserve">, namun pada kondisi paket lebih berat atau kanal </w:t>
-      </w:r>
-      <w:proofErr w:type="spellStart"/>
-      <w:r>
-        <w:rPr>
-          <w:rFonts w:ascii="Times New Roman" w:eastAsia="Times New Roman" w:hAnsi="Times New Roman" w:cs="Times New Roman"/>
-          <w:bCs/>
-          <w:sz w:val="24"/>
-          <w:szCs w:val="28"/>
-          <w:lang w:val="id-ID" w:eastAsia="id-ID"/>
-        </w:rPr>
-        <w:t>wireless</w:t>
-      </w:r>
-      <w:proofErr w:type="spellEnd"/>
-      <w:r>
-        <w:rPr>
-          <w:rFonts w:ascii="Times New Roman" w:eastAsia="Times New Roman" w:hAnsi="Times New Roman" w:cs="Times New Roman"/>
-          <w:bCs/>
-          <w:sz w:val="24"/>
-          <w:szCs w:val="28"/>
-          <w:lang w:val="id-ID" w:eastAsia="id-ID"/>
-        </w:rPr>
-        <w:t xml:space="preserve"> lebih sibuk dapat meningkat. Dengan mempertimbangkan </w:t>
-      </w:r>
-      <w:proofErr w:type="spellStart"/>
-      <w:r>
-        <w:rPr>
-          <w:rFonts w:ascii="Times New Roman" w:eastAsia="Times New Roman" w:hAnsi="Times New Roman" w:cs="Times New Roman"/>
-          <w:bCs/>
-          <w:sz w:val="24"/>
-          <w:szCs w:val="28"/>
-          <w:lang w:val="id-ID" w:eastAsia="id-ID"/>
-        </w:rPr>
-        <w:t>overhead</w:t>
-      </w:r>
-      <w:proofErr w:type="spellEnd"/>
-      <w:r>
-        <w:rPr>
-          <w:rFonts w:ascii="Times New Roman" w:eastAsia="Times New Roman" w:hAnsi="Times New Roman" w:cs="Times New Roman"/>
-          <w:bCs/>
-          <w:sz w:val="24"/>
-          <w:szCs w:val="28"/>
-          <w:lang w:val="id-ID" w:eastAsia="id-ID"/>
-        </w:rPr>
-        <w:t xml:space="preserve"> pengolahan SDN dan sifat </w:t>
-      </w:r>
-      <w:proofErr w:type="spellStart"/>
-      <w:r>
-        <w:rPr>
-          <w:rFonts w:ascii="Times New Roman" w:eastAsia="Times New Roman" w:hAnsi="Times New Roman" w:cs="Times New Roman"/>
-          <w:bCs/>
-          <w:sz w:val="24"/>
-          <w:szCs w:val="28"/>
-          <w:lang w:val="id-ID" w:eastAsia="id-ID"/>
-        </w:rPr>
-        <w:t>Wi-Fi</w:t>
-      </w:r>
-      <w:proofErr w:type="spellEnd"/>
-      <w:r>
-        <w:rPr>
-          <w:rFonts w:ascii="Times New Roman" w:eastAsia="Times New Roman" w:hAnsi="Times New Roman" w:cs="Times New Roman"/>
-          <w:bCs/>
-          <w:sz w:val="24"/>
-          <w:szCs w:val="28"/>
-          <w:lang w:val="id-ID" w:eastAsia="id-ID"/>
-        </w:rPr>
-        <w:t xml:space="preserve"> yang dinamis, nilai 30–40 </w:t>
-      </w:r>
-      <w:proofErr w:type="spellStart"/>
-      <w:r>
-        <w:rPr>
-          <w:rFonts w:ascii="Times New Roman" w:eastAsia="Times New Roman" w:hAnsi="Times New Roman" w:cs="Times New Roman"/>
-          <w:bCs/>
-          <w:sz w:val="24"/>
-          <w:szCs w:val="28"/>
-          <w:lang w:val="id-ID" w:eastAsia="id-ID"/>
-        </w:rPr>
-        <w:t>ms</w:t>
-      </w:r>
-      <w:proofErr w:type="spellEnd"/>
-      <w:r>
-        <w:rPr>
-          <w:rFonts w:ascii="Times New Roman" w:eastAsia="Times New Roman" w:hAnsi="Times New Roman" w:cs="Times New Roman"/>
-          <w:bCs/>
-          <w:sz w:val="24"/>
-          <w:szCs w:val="28"/>
-          <w:lang w:val="id-ID" w:eastAsia="id-ID"/>
-        </w:rPr>
-        <w:t xml:space="preserve"> adalah target performa realistis untuk sistem prototipe. </w:t>
+        <w:t xml:space="preserve">Delay rata-rata sistem ditargetkan berada pada 30–40 ms dalam kondisi trafik stabil. Target ini merujuk pada penelitian implementasi OpenFlow pada Raspberry Pi yang mencatat delay sekitar 20–21 ms, namun pada kondisi paket lebih berat atau kanal wireless lebih sibuk dapat meningkat. Dengan mempertimbangkan overhead pengolahan SDN dan sifat Wi-Fi yang dinamis, nilai 30–40 ms adalah target performa realistis untuk sistem prototipe. </w:t>
       </w:r>
     </w:p>
     <w:p>
@@ -7799,7 +4581,6 @@
           <w:lang w:val="id-ID" w:eastAsia="id-ID"/>
         </w:rPr>
       </w:pPr>
-      <w:proofErr w:type="spellStart"/>
       <w:r>
         <w:rPr>
           <w:rFonts w:ascii="Times New Roman" w:eastAsia="Times New Roman" w:hAnsi="Times New Roman" w:cs="Times New Roman"/>
@@ -7808,10 +4589,13 @@
           <w:szCs w:val="28"/>
           <w:lang w:val="id-ID" w:eastAsia="id-ID"/>
         </w:rPr>
-        <w:t>Jitter</w:t>
-      </w:r>
-      <w:proofErr w:type="spellEnd"/>
-      <w:r>
+        <w:t>Jitter Sistem</w:t>
+      </w:r>
+    </w:p>
+    <w:p>
+      <w:pPr>
+        <w:spacing w:before="100" w:beforeAutospacing="1" w:after="100" w:afterAutospacing="1" w:line="360" w:lineRule="auto"/>
+        <w:jc w:val="both"/>
         <w:rPr>
           <w:rFonts w:ascii="Times New Roman" w:eastAsia="Times New Roman" w:hAnsi="Times New Roman" w:cs="Times New Roman"/>
           <w:bCs/>
@@ -7819,13 +4603,8 @@
           <w:szCs w:val="28"/>
           <w:lang w:val="id-ID" w:eastAsia="id-ID"/>
         </w:rPr>
-        <w:t xml:space="preserve"> Sistem</w:t>
-      </w:r>
-    </w:p>
-    <w:p>
-      <w:pPr>
-        <w:spacing w:before="100" w:beforeAutospacing="1" w:after="100" w:afterAutospacing="1" w:line="360" w:lineRule="auto"/>
-        <w:jc w:val="both"/>
+      </w:pPr>
+      <w:r>
         <w:rPr>
           <w:rFonts w:ascii="Times New Roman" w:eastAsia="Times New Roman" w:hAnsi="Times New Roman" w:cs="Times New Roman"/>
           <w:bCs/>
@@ -7833,280 +4612,7 @@
           <w:szCs w:val="28"/>
           <w:lang w:val="id-ID" w:eastAsia="id-ID"/>
         </w:rPr>
-      </w:pPr>
-      <w:r>
-        <w:rPr>
-          <w:rFonts w:ascii="Times New Roman" w:eastAsia="Times New Roman" w:hAnsi="Times New Roman" w:cs="Times New Roman"/>
-          <w:bCs/>
-          <w:sz w:val="24"/>
-          <w:szCs w:val="28"/>
-          <w:lang w:val="id-ID" w:eastAsia="id-ID"/>
-        </w:rPr>
-        <w:t xml:space="preserve">Untuk </w:t>
-      </w:r>
-      <w:proofErr w:type="spellStart"/>
-      <w:r>
-        <w:rPr>
-          <w:rFonts w:ascii="Times New Roman" w:eastAsia="Times New Roman" w:hAnsi="Times New Roman" w:cs="Times New Roman"/>
-          <w:bCs/>
-          <w:sz w:val="24"/>
-          <w:szCs w:val="28"/>
-          <w:lang w:val="id-ID" w:eastAsia="id-ID"/>
-        </w:rPr>
-        <w:t>trafik</w:t>
-      </w:r>
-      <w:proofErr w:type="spellEnd"/>
-      <w:r>
-        <w:rPr>
-          <w:rFonts w:ascii="Times New Roman" w:eastAsia="Times New Roman" w:hAnsi="Times New Roman" w:cs="Times New Roman"/>
-          <w:bCs/>
-          <w:sz w:val="24"/>
-          <w:szCs w:val="28"/>
-          <w:lang w:val="id-ID" w:eastAsia="id-ID"/>
-        </w:rPr>
-        <w:t xml:space="preserve"> UDP berkelanjutan, </w:t>
-      </w:r>
-      <w:proofErr w:type="spellStart"/>
-      <w:r>
-        <w:rPr>
-          <w:rFonts w:ascii="Times New Roman" w:eastAsia="Times New Roman" w:hAnsi="Times New Roman" w:cs="Times New Roman"/>
-          <w:bCs/>
-          <w:sz w:val="24"/>
-          <w:szCs w:val="28"/>
-          <w:lang w:val="id-ID" w:eastAsia="id-ID"/>
-        </w:rPr>
-        <w:t>jitter</w:t>
-      </w:r>
-      <w:proofErr w:type="spellEnd"/>
-      <w:r>
-        <w:rPr>
-          <w:rFonts w:ascii="Times New Roman" w:eastAsia="Times New Roman" w:hAnsi="Times New Roman" w:cs="Times New Roman"/>
-          <w:bCs/>
-          <w:sz w:val="24"/>
-          <w:szCs w:val="28"/>
-          <w:lang w:val="id-ID" w:eastAsia="id-ID"/>
-        </w:rPr>
-        <w:t xml:space="preserve"> sistem ditetapkan sebesar 15–20 </w:t>
-      </w:r>
-      <w:proofErr w:type="spellStart"/>
-      <w:r>
-        <w:rPr>
-          <w:rFonts w:ascii="Times New Roman" w:eastAsia="Times New Roman" w:hAnsi="Times New Roman" w:cs="Times New Roman"/>
-          <w:bCs/>
-          <w:sz w:val="24"/>
-          <w:szCs w:val="28"/>
-          <w:lang w:val="id-ID" w:eastAsia="id-ID"/>
-        </w:rPr>
-        <w:t>ms</w:t>
-      </w:r>
-      <w:proofErr w:type="spellEnd"/>
-      <w:r>
-        <w:rPr>
-          <w:rFonts w:ascii="Times New Roman" w:eastAsia="Times New Roman" w:hAnsi="Times New Roman" w:cs="Times New Roman"/>
-          <w:bCs/>
-          <w:sz w:val="24"/>
-          <w:szCs w:val="28"/>
-          <w:lang w:val="id-ID" w:eastAsia="id-ID"/>
-        </w:rPr>
-        <w:t xml:space="preserve">. Penelitian terdahulu mengenai </w:t>
-      </w:r>
-      <w:proofErr w:type="spellStart"/>
-      <w:r>
-        <w:rPr>
-          <w:rFonts w:ascii="Times New Roman" w:eastAsia="Times New Roman" w:hAnsi="Times New Roman" w:cs="Times New Roman"/>
-          <w:bCs/>
-          <w:sz w:val="24"/>
-          <w:szCs w:val="28"/>
-          <w:lang w:val="id-ID" w:eastAsia="id-ID"/>
-        </w:rPr>
-        <w:t>Raspberry</w:t>
-      </w:r>
-      <w:proofErr w:type="spellEnd"/>
-      <w:r>
-        <w:rPr>
-          <w:rFonts w:ascii="Times New Roman" w:eastAsia="Times New Roman" w:hAnsi="Times New Roman" w:cs="Times New Roman"/>
-          <w:bCs/>
-          <w:sz w:val="24"/>
-          <w:szCs w:val="28"/>
-          <w:lang w:val="id-ID" w:eastAsia="id-ID"/>
-        </w:rPr>
-        <w:t xml:space="preserve"> </w:t>
-      </w:r>
-      <w:proofErr w:type="spellStart"/>
-      <w:r>
-        <w:rPr>
-          <w:rFonts w:ascii="Times New Roman" w:eastAsia="Times New Roman" w:hAnsi="Times New Roman" w:cs="Times New Roman"/>
-          <w:bCs/>
-          <w:sz w:val="24"/>
-          <w:szCs w:val="28"/>
-          <w:lang w:val="id-ID" w:eastAsia="id-ID"/>
-        </w:rPr>
-        <w:t>Pi</w:t>
-      </w:r>
-      <w:proofErr w:type="spellEnd"/>
-      <w:r>
-        <w:rPr>
-          <w:rFonts w:ascii="Times New Roman" w:eastAsia="Times New Roman" w:hAnsi="Times New Roman" w:cs="Times New Roman"/>
-          <w:bCs/>
-          <w:sz w:val="24"/>
-          <w:szCs w:val="28"/>
-          <w:lang w:val="id-ID" w:eastAsia="id-ID"/>
-        </w:rPr>
-        <w:t xml:space="preserve"> sebagai </w:t>
-      </w:r>
-      <w:proofErr w:type="spellStart"/>
-      <w:r>
-        <w:rPr>
-          <w:rFonts w:ascii="Times New Roman" w:eastAsia="Times New Roman" w:hAnsi="Times New Roman" w:cs="Times New Roman"/>
-          <w:bCs/>
-          <w:sz w:val="24"/>
-          <w:szCs w:val="28"/>
-          <w:lang w:val="id-ID" w:eastAsia="id-ID"/>
-        </w:rPr>
-        <w:t>access</w:t>
-      </w:r>
-      <w:proofErr w:type="spellEnd"/>
-      <w:r>
-        <w:rPr>
-          <w:rFonts w:ascii="Times New Roman" w:eastAsia="Times New Roman" w:hAnsi="Times New Roman" w:cs="Times New Roman"/>
-          <w:bCs/>
-          <w:sz w:val="24"/>
-          <w:szCs w:val="28"/>
-          <w:lang w:val="id-ID" w:eastAsia="id-ID"/>
-        </w:rPr>
-        <w:t xml:space="preserve"> </w:t>
-      </w:r>
-      <w:proofErr w:type="spellStart"/>
-      <w:r>
-        <w:rPr>
-          <w:rFonts w:ascii="Times New Roman" w:eastAsia="Times New Roman" w:hAnsi="Times New Roman" w:cs="Times New Roman"/>
-          <w:bCs/>
-          <w:sz w:val="24"/>
-          <w:szCs w:val="28"/>
-          <w:lang w:val="id-ID" w:eastAsia="id-ID"/>
-        </w:rPr>
-        <w:t>point</w:t>
-      </w:r>
-      <w:proofErr w:type="spellEnd"/>
-      <w:r>
-        <w:rPr>
-          <w:rFonts w:ascii="Times New Roman" w:eastAsia="Times New Roman" w:hAnsi="Times New Roman" w:cs="Times New Roman"/>
-          <w:bCs/>
-          <w:sz w:val="24"/>
-          <w:szCs w:val="28"/>
-          <w:lang w:val="id-ID" w:eastAsia="id-ID"/>
-        </w:rPr>
-        <w:t xml:space="preserve"> menunjukkan </w:t>
-      </w:r>
-      <w:proofErr w:type="spellStart"/>
-      <w:r>
-        <w:rPr>
-          <w:rFonts w:ascii="Times New Roman" w:eastAsia="Times New Roman" w:hAnsi="Times New Roman" w:cs="Times New Roman"/>
-          <w:bCs/>
-          <w:sz w:val="24"/>
-          <w:szCs w:val="28"/>
-          <w:lang w:val="id-ID" w:eastAsia="id-ID"/>
-        </w:rPr>
-        <w:t>jitter</w:t>
-      </w:r>
-      <w:proofErr w:type="spellEnd"/>
-      <w:r>
-        <w:rPr>
-          <w:rFonts w:ascii="Times New Roman" w:eastAsia="Times New Roman" w:hAnsi="Times New Roman" w:cs="Times New Roman"/>
-          <w:bCs/>
-          <w:sz w:val="24"/>
-          <w:szCs w:val="28"/>
-          <w:lang w:val="id-ID" w:eastAsia="id-ID"/>
-        </w:rPr>
-        <w:t xml:space="preserve"> mencapai 14–15 </w:t>
-      </w:r>
-      <w:proofErr w:type="spellStart"/>
-      <w:r>
-        <w:rPr>
-          <w:rFonts w:ascii="Times New Roman" w:eastAsia="Times New Roman" w:hAnsi="Times New Roman" w:cs="Times New Roman"/>
-          <w:bCs/>
-          <w:sz w:val="24"/>
-          <w:szCs w:val="28"/>
-          <w:lang w:val="id-ID" w:eastAsia="id-ID"/>
-        </w:rPr>
-        <w:t>ms</w:t>
-      </w:r>
-      <w:proofErr w:type="spellEnd"/>
-      <w:r>
-        <w:rPr>
-          <w:rFonts w:ascii="Times New Roman" w:eastAsia="Times New Roman" w:hAnsi="Times New Roman" w:cs="Times New Roman"/>
-          <w:bCs/>
-          <w:sz w:val="24"/>
-          <w:szCs w:val="28"/>
-          <w:lang w:val="id-ID" w:eastAsia="id-ID"/>
-        </w:rPr>
-        <w:t xml:space="preserve"> pada kondisi tidak terlalu sibuk. Namun, mengingat sistem ini menambahkan beban OVS serta logika SDN, </w:t>
-      </w:r>
-      <w:proofErr w:type="spellStart"/>
-      <w:r>
-        <w:rPr>
-          <w:rFonts w:ascii="Times New Roman" w:eastAsia="Times New Roman" w:hAnsi="Times New Roman" w:cs="Times New Roman"/>
-          <w:bCs/>
-          <w:sz w:val="24"/>
-          <w:szCs w:val="28"/>
-          <w:lang w:val="id-ID" w:eastAsia="id-ID"/>
-        </w:rPr>
-        <w:t>jitter</w:t>
-      </w:r>
-      <w:proofErr w:type="spellEnd"/>
-      <w:r>
-        <w:rPr>
-          <w:rFonts w:ascii="Times New Roman" w:eastAsia="Times New Roman" w:hAnsi="Times New Roman" w:cs="Times New Roman"/>
-          <w:bCs/>
-          <w:sz w:val="24"/>
-          <w:szCs w:val="28"/>
-          <w:lang w:val="id-ID" w:eastAsia="id-ID"/>
-        </w:rPr>
-        <w:t xml:space="preserve"> dapat meningkat beberapa </w:t>
-      </w:r>
-      <w:proofErr w:type="spellStart"/>
-      <w:r>
-        <w:rPr>
-          <w:rFonts w:ascii="Times New Roman" w:eastAsia="Times New Roman" w:hAnsi="Times New Roman" w:cs="Times New Roman"/>
-          <w:bCs/>
-          <w:sz w:val="24"/>
-          <w:szCs w:val="28"/>
-          <w:lang w:val="id-ID" w:eastAsia="id-ID"/>
-        </w:rPr>
-        <w:t>milidetik</w:t>
-      </w:r>
-      <w:proofErr w:type="spellEnd"/>
-      <w:r>
-        <w:rPr>
-          <w:rFonts w:ascii="Times New Roman" w:eastAsia="Times New Roman" w:hAnsi="Times New Roman" w:cs="Times New Roman"/>
-          <w:bCs/>
-          <w:sz w:val="24"/>
-          <w:szCs w:val="28"/>
-          <w:lang w:val="id-ID" w:eastAsia="id-ID"/>
-        </w:rPr>
-        <w:t xml:space="preserve">, sehingga rentang 15–20 </w:t>
-      </w:r>
-      <w:proofErr w:type="spellStart"/>
-      <w:r>
-        <w:rPr>
-          <w:rFonts w:ascii="Times New Roman" w:eastAsia="Times New Roman" w:hAnsi="Times New Roman" w:cs="Times New Roman"/>
-          <w:bCs/>
-          <w:sz w:val="24"/>
-          <w:szCs w:val="28"/>
-          <w:lang w:val="id-ID" w:eastAsia="id-ID"/>
-        </w:rPr>
-        <w:t>ms</w:t>
-      </w:r>
-      <w:proofErr w:type="spellEnd"/>
-      <w:r>
-        <w:rPr>
-          <w:rFonts w:ascii="Times New Roman" w:eastAsia="Times New Roman" w:hAnsi="Times New Roman" w:cs="Times New Roman"/>
-          <w:bCs/>
-          <w:sz w:val="24"/>
-          <w:szCs w:val="28"/>
-          <w:lang w:val="id-ID" w:eastAsia="id-ID"/>
-        </w:rPr>
-        <w:t xml:space="preserve"> dinilai sesuai dengan kemampuan arsitektur yang digunakan. </w:t>
+        <w:t xml:space="preserve">Untuk trafik UDP berkelanjutan, jitter sistem ditetapkan sebesar 15–20 ms. Penelitian terdahulu mengenai Raspberry Pi sebagai access point menunjukkan jitter mencapai 14–15 ms pada kondisi tidak terlalu sibuk. Namun, mengingat sistem ini menambahkan beban OVS serta logika SDN, jitter dapat meningkat beberapa milidetik, sehingga rentang 15–20 ms dinilai sesuai dengan kemampuan arsitektur yang digunakan. </w:t>
       </w:r>
     </w:p>
     <w:p>
@@ -8133,10 +4639,13 @@
           <w:szCs w:val="28"/>
           <w:lang w:val="id-ID" w:eastAsia="id-ID"/>
         </w:rPr>
-        <w:t xml:space="preserve">Stabilitas Distribusi </w:t>
-      </w:r>
-      <w:proofErr w:type="spellStart"/>
-      <w:r>
+        <w:t>Stabilitas Distribusi Bandwidth Antar-Klien</w:t>
+      </w:r>
+    </w:p>
+    <w:p>
+      <w:pPr>
+        <w:spacing w:before="100" w:beforeAutospacing="1" w:after="100" w:afterAutospacing="1" w:line="360" w:lineRule="auto"/>
+        <w:jc w:val="both"/>
         <w:rPr>
           <w:rFonts w:ascii="Times New Roman" w:eastAsia="Times New Roman" w:hAnsi="Times New Roman" w:cs="Times New Roman"/>
           <w:bCs/>
@@ -8144,9 +4653,7 @@
           <w:szCs w:val="28"/>
           <w:lang w:val="id-ID" w:eastAsia="id-ID"/>
         </w:rPr>
-        <w:t>Bandwidth</w:t>
-      </w:r>
-      <w:proofErr w:type="spellEnd"/>
+      </w:pPr>
       <w:r>
         <w:rPr>
           <w:rFonts w:ascii="Times New Roman" w:eastAsia="Times New Roman" w:hAnsi="Times New Roman" w:cs="Times New Roman"/>
@@ -8155,185 +4662,8 @@
           <w:szCs w:val="28"/>
           <w:lang w:val="id-ID" w:eastAsia="id-ID"/>
         </w:rPr>
-        <w:t xml:space="preserve"> Antar-Klien</w:t>
-      </w:r>
-    </w:p>
-    <w:p>
-      <w:pPr>
-        <w:spacing w:before="100" w:beforeAutospacing="1" w:after="100" w:afterAutospacing="1" w:line="360" w:lineRule="auto"/>
-        <w:jc w:val="both"/>
-        <w:rPr>
-          <w:rFonts w:ascii="Times New Roman" w:eastAsia="Times New Roman" w:hAnsi="Times New Roman" w:cs="Times New Roman"/>
-          <w:bCs/>
-          <w:sz w:val="24"/>
-          <w:szCs w:val="28"/>
-          <w:lang w:val="id-ID" w:eastAsia="id-ID"/>
-        </w:rPr>
-      </w:pPr>
-      <w:r>
-        <w:rPr>
-          <w:rFonts w:ascii="Times New Roman" w:eastAsia="Times New Roman" w:hAnsi="Times New Roman" w:cs="Times New Roman"/>
-          <w:bCs/>
-          <w:sz w:val="24"/>
-          <w:szCs w:val="28"/>
-          <w:lang w:val="id-ID" w:eastAsia="id-ID"/>
-        </w:rPr>
         <w:lastRenderedPageBreak/>
-        <w:t xml:space="preserve">Deviasi pembagian </w:t>
-      </w:r>
-      <w:proofErr w:type="spellStart"/>
-      <w:r>
-        <w:rPr>
-          <w:rFonts w:ascii="Times New Roman" w:eastAsia="Times New Roman" w:hAnsi="Times New Roman" w:cs="Times New Roman"/>
-          <w:bCs/>
-          <w:sz w:val="24"/>
-          <w:szCs w:val="28"/>
-          <w:lang w:val="id-ID" w:eastAsia="id-ID"/>
-        </w:rPr>
-        <w:t>bandwidth</w:t>
-      </w:r>
-      <w:proofErr w:type="spellEnd"/>
-      <w:r>
-        <w:rPr>
-          <w:rFonts w:ascii="Times New Roman" w:eastAsia="Times New Roman" w:hAnsi="Times New Roman" w:cs="Times New Roman"/>
-          <w:bCs/>
-          <w:sz w:val="24"/>
-          <w:szCs w:val="28"/>
-          <w:lang w:val="id-ID" w:eastAsia="id-ID"/>
-        </w:rPr>
-        <w:t xml:space="preserve"> antar-klien ditargetkan 20–25%, mengikuti pola variasi </w:t>
-      </w:r>
-      <w:proofErr w:type="spellStart"/>
-      <w:r>
-        <w:rPr>
-          <w:rFonts w:ascii="Times New Roman" w:eastAsia="Times New Roman" w:hAnsi="Times New Roman" w:cs="Times New Roman"/>
-          <w:bCs/>
-          <w:sz w:val="24"/>
-          <w:szCs w:val="28"/>
-          <w:lang w:val="id-ID" w:eastAsia="id-ID"/>
-        </w:rPr>
-        <w:t>bandwidth</w:t>
-      </w:r>
-      <w:proofErr w:type="spellEnd"/>
-      <w:r>
-        <w:rPr>
-          <w:rFonts w:ascii="Times New Roman" w:eastAsia="Times New Roman" w:hAnsi="Times New Roman" w:cs="Times New Roman"/>
-          <w:bCs/>
-          <w:sz w:val="24"/>
-          <w:szCs w:val="28"/>
-          <w:lang w:val="id-ID" w:eastAsia="id-ID"/>
-        </w:rPr>
-        <w:t xml:space="preserve"> sistem </w:t>
-      </w:r>
-      <w:proofErr w:type="spellStart"/>
-      <w:r>
-        <w:rPr>
-          <w:rFonts w:ascii="Times New Roman" w:eastAsia="Times New Roman" w:hAnsi="Times New Roman" w:cs="Times New Roman"/>
-          <w:bCs/>
-          <w:sz w:val="24"/>
-          <w:szCs w:val="28"/>
-          <w:lang w:val="id-ID" w:eastAsia="id-ID"/>
-        </w:rPr>
-        <w:t>Wi-Fi</w:t>
-      </w:r>
-      <w:proofErr w:type="spellEnd"/>
-      <w:r>
-        <w:rPr>
-          <w:rFonts w:ascii="Times New Roman" w:eastAsia="Times New Roman" w:hAnsi="Times New Roman" w:cs="Times New Roman"/>
-          <w:bCs/>
-          <w:sz w:val="24"/>
-          <w:szCs w:val="28"/>
-          <w:lang w:val="id-ID" w:eastAsia="id-ID"/>
-        </w:rPr>
-        <w:t xml:space="preserve"> dan dinamika </w:t>
-      </w:r>
-      <w:proofErr w:type="spellStart"/>
-      <w:r>
-        <w:rPr>
-          <w:rFonts w:ascii="Times New Roman" w:eastAsia="Times New Roman" w:hAnsi="Times New Roman" w:cs="Times New Roman"/>
-          <w:bCs/>
-          <w:sz w:val="24"/>
-          <w:szCs w:val="28"/>
-          <w:lang w:val="id-ID" w:eastAsia="id-ID"/>
-        </w:rPr>
-        <w:t>load</w:t>
-      </w:r>
-      <w:proofErr w:type="spellEnd"/>
-      <w:r>
-        <w:rPr>
-          <w:rFonts w:ascii="Times New Roman" w:eastAsia="Times New Roman" w:hAnsi="Times New Roman" w:cs="Times New Roman"/>
-          <w:bCs/>
-          <w:sz w:val="24"/>
-          <w:szCs w:val="28"/>
-          <w:lang w:val="id-ID" w:eastAsia="id-ID"/>
-        </w:rPr>
-        <w:t xml:space="preserve"> </w:t>
-      </w:r>
-      <w:proofErr w:type="spellStart"/>
-      <w:r>
-        <w:rPr>
-          <w:rFonts w:ascii="Times New Roman" w:eastAsia="Times New Roman" w:hAnsi="Times New Roman" w:cs="Times New Roman"/>
-          <w:bCs/>
-          <w:sz w:val="24"/>
-          <w:szCs w:val="28"/>
-          <w:lang w:val="id-ID" w:eastAsia="id-ID"/>
-        </w:rPr>
-        <w:t>balancing</w:t>
-      </w:r>
-      <w:proofErr w:type="spellEnd"/>
-      <w:r>
-        <w:rPr>
-          <w:rFonts w:ascii="Times New Roman" w:eastAsia="Times New Roman" w:hAnsi="Times New Roman" w:cs="Times New Roman"/>
-          <w:bCs/>
-          <w:sz w:val="24"/>
-          <w:szCs w:val="28"/>
-          <w:lang w:val="id-ID" w:eastAsia="id-ID"/>
-        </w:rPr>
-        <w:t xml:space="preserve"> berbasis SDN. Literatur SDWN menunjukkan bahwa alokasi </w:t>
-      </w:r>
-      <w:proofErr w:type="spellStart"/>
-      <w:r>
-        <w:rPr>
-          <w:rFonts w:ascii="Times New Roman" w:eastAsia="Times New Roman" w:hAnsi="Times New Roman" w:cs="Times New Roman"/>
-          <w:bCs/>
-          <w:sz w:val="24"/>
-          <w:szCs w:val="28"/>
-          <w:lang w:val="id-ID" w:eastAsia="id-ID"/>
-        </w:rPr>
-        <w:t>bandwidth</w:t>
-      </w:r>
-      <w:proofErr w:type="spellEnd"/>
-      <w:r>
-        <w:rPr>
-          <w:rFonts w:ascii="Times New Roman" w:eastAsia="Times New Roman" w:hAnsi="Times New Roman" w:cs="Times New Roman"/>
-          <w:bCs/>
-          <w:sz w:val="24"/>
-          <w:szCs w:val="28"/>
-          <w:lang w:val="id-ID" w:eastAsia="id-ID"/>
-        </w:rPr>
-        <w:t xml:space="preserve"> adaptif pada jaringan nirkabel sering mengalami deviasi karena variasi kualitas sinyal, interferensi, dan waktu respons </w:t>
-      </w:r>
-      <w:proofErr w:type="spellStart"/>
-      <w:r>
-        <w:rPr>
-          <w:rFonts w:ascii="Times New Roman" w:eastAsia="Times New Roman" w:hAnsi="Times New Roman" w:cs="Times New Roman"/>
-          <w:bCs/>
-          <w:sz w:val="24"/>
-          <w:szCs w:val="28"/>
-          <w:lang w:val="id-ID" w:eastAsia="id-ID"/>
-        </w:rPr>
-        <w:t>controller</w:t>
-      </w:r>
-      <w:proofErr w:type="spellEnd"/>
-      <w:r>
-        <w:rPr>
-          <w:rFonts w:ascii="Times New Roman" w:eastAsia="Times New Roman" w:hAnsi="Times New Roman" w:cs="Times New Roman"/>
-          <w:bCs/>
-          <w:sz w:val="24"/>
-          <w:szCs w:val="28"/>
-          <w:lang w:val="id-ID" w:eastAsia="id-ID"/>
-        </w:rPr>
-        <w:t xml:space="preserve"> yang tidak instan. Oleh karena itu, batas deviasi 20–25% tetap dalam kategori stabil untuk prototipe. </w:t>
+        <w:t xml:space="preserve">Deviasi pembagian bandwidth antar-klien ditargetkan 20–25%, mengikuti pola variasi bandwidth sistem Wi-Fi dan dinamika load balancing berbasis SDN. Literatur SDWN menunjukkan bahwa alokasi bandwidth adaptif pada jaringan nirkabel sering mengalami deviasi karena variasi kualitas sinyal, interferensi, dan waktu respons controller yang tidak instan. Oleh karena itu, batas deviasi 20–25% tetap dalam kategori stabil untuk prototipe. </w:t>
       </w:r>
     </w:p>
     <w:p>
@@ -8360,10 +4690,13 @@
           <w:szCs w:val="28"/>
           <w:lang w:val="id-ID" w:eastAsia="id-ID"/>
         </w:rPr>
-        <w:t xml:space="preserve">Tingkat </w:t>
-      </w:r>
-      <w:proofErr w:type="spellStart"/>
-      <w:r>
+        <w:t>Tingkat Packet Loss</w:t>
+      </w:r>
+    </w:p>
+    <w:p>
+      <w:pPr>
+        <w:spacing w:before="100" w:beforeAutospacing="1" w:after="100" w:afterAutospacing="1" w:line="360" w:lineRule="auto"/>
+        <w:jc w:val="both"/>
         <w:rPr>
           <w:rFonts w:ascii="Times New Roman" w:eastAsia="Times New Roman" w:hAnsi="Times New Roman" w:cs="Times New Roman"/>
           <w:bCs/>
@@ -8371,9 +4704,7 @@
           <w:szCs w:val="28"/>
           <w:lang w:val="id-ID" w:eastAsia="id-ID"/>
         </w:rPr>
-        <w:t>Packet</w:t>
-      </w:r>
-      <w:proofErr w:type="spellEnd"/>
+      </w:pPr>
       <w:r>
         <w:rPr>
           <w:rFonts w:ascii="Times New Roman" w:eastAsia="Times New Roman" w:hAnsi="Times New Roman" w:cs="Times New Roman"/>
@@ -8382,196 +4713,7 @@
           <w:szCs w:val="28"/>
           <w:lang w:val="id-ID" w:eastAsia="id-ID"/>
         </w:rPr>
-        <w:t xml:space="preserve"> </w:t>
-      </w:r>
-      <w:proofErr w:type="spellStart"/>
-      <w:r>
-        <w:rPr>
-          <w:rFonts w:ascii="Times New Roman" w:eastAsia="Times New Roman" w:hAnsi="Times New Roman" w:cs="Times New Roman"/>
-          <w:bCs/>
-          <w:sz w:val="24"/>
-          <w:szCs w:val="28"/>
-          <w:lang w:val="id-ID" w:eastAsia="id-ID"/>
-        </w:rPr>
-        <w:t>Loss</w:t>
-      </w:r>
-      <w:proofErr w:type="spellEnd"/>
-    </w:p>
-    <w:p>
-      <w:pPr>
-        <w:spacing w:before="100" w:beforeAutospacing="1" w:after="100" w:afterAutospacing="1" w:line="360" w:lineRule="auto"/>
-        <w:jc w:val="both"/>
-        <w:rPr>
-          <w:rFonts w:ascii="Times New Roman" w:eastAsia="Times New Roman" w:hAnsi="Times New Roman" w:cs="Times New Roman"/>
-          <w:bCs/>
-          <w:sz w:val="24"/>
-          <w:szCs w:val="28"/>
-          <w:lang w:val="id-ID" w:eastAsia="id-ID"/>
-        </w:rPr>
-      </w:pPr>
-      <w:r>
-        <w:rPr>
-          <w:rFonts w:ascii="Times New Roman" w:eastAsia="Times New Roman" w:hAnsi="Times New Roman" w:cs="Times New Roman"/>
-          <w:bCs/>
-          <w:sz w:val="24"/>
-          <w:szCs w:val="28"/>
-          <w:lang w:val="id-ID" w:eastAsia="id-ID"/>
-        </w:rPr>
-        <w:t xml:space="preserve">Sistem diharapkan memiliki tingkat </w:t>
-      </w:r>
-      <w:proofErr w:type="spellStart"/>
-      <w:r>
-        <w:rPr>
-          <w:rFonts w:ascii="Times New Roman" w:eastAsia="Times New Roman" w:hAnsi="Times New Roman" w:cs="Times New Roman"/>
-          <w:bCs/>
-          <w:sz w:val="24"/>
-          <w:szCs w:val="28"/>
-          <w:lang w:val="id-ID" w:eastAsia="id-ID"/>
-        </w:rPr>
-        <w:t>packet</w:t>
-      </w:r>
-      <w:proofErr w:type="spellEnd"/>
-      <w:r>
-        <w:rPr>
-          <w:rFonts w:ascii="Times New Roman" w:eastAsia="Times New Roman" w:hAnsi="Times New Roman" w:cs="Times New Roman"/>
-          <w:bCs/>
-          <w:sz w:val="24"/>
-          <w:szCs w:val="28"/>
-          <w:lang w:val="id-ID" w:eastAsia="id-ID"/>
-        </w:rPr>
-        <w:t xml:space="preserve"> </w:t>
-      </w:r>
-      <w:proofErr w:type="spellStart"/>
-      <w:r>
-        <w:rPr>
-          <w:rFonts w:ascii="Times New Roman" w:eastAsia="Times New Roman" w:hAnsi="Times New Roman" w:cs="Times New Roman"/>
-          <w:bCs/>
-          <w:sz w:val="24"/>
-          <w:szCs w:val="28"/>
-          <w:lang w:val="id-ID" w:eastAsia="id-ID"/>
-        </w:rPr>
-        <w:t>loss</w:t>
-      </w:r>
-      <w:proofErr w:type="spellEnd"/>
-      <w:r>
-        <w:rPr>
-          <w:rFonts w:ascii="Times New Roman" w:eastAsia="Times New Roman" w:hAnsi="Times New Roman" w:cs="Times New Roman"/>
-          <w:bCs/>
-          <w:sz w:val="24"/>
-          <w:szCs w:val="28"/>
-          <w:lang w:val="id-ID" w:eastAsia="id-ID"/>
-        </w:rPr>
-        <w:t xml:space="preserve"> 3–5% pada kondisi </w:t>
-      </w:r>
-      <w:proofErr w:type="spellStart"/>
-      <w:r>
-        <w:rPr>
-          <w:rFonts w:ascii="Times New Roman" w:eastAsia="Times New Roman" w:hAnsi="Times New Roman" w:cs="Times New Roman"/>
-          <w:bCs/>
-          <w:sz w:val="24"/>
-          <w:szCs w:val="28"/>
-          <w:lang w:val="id-ID" w:eastAsia="id-ID"/>
-        </w:rPr>
-        <w:t>trafik</w:t>
-      </w:r>
-      <w:proofErr w:type="spellEnd"/>
-      <w:r>
-        <w:rPr>
-          <w:rFonts w:ascii="Times New Roman" w:eastAsia="Times New Roman" w:hAnsi="Times New Roman" w:cs="Times New Roman"/>
-          <w:bCs/>
-          <w:sz w:val="24"/>
-          <w:szCs w:val="28"/>
-          <w:lang w:val="id-ID" w:eastAsia="id-ID"/>
-        </w:rPr>
-        <w:t xml:space="preserve"> normal. Hal ini selaras dengan pengamatan penelitian sebelumnya yang menunjukkan </w:t>
-      </w:r>
-      <w:proofErr w:type="spellStart"/>
-      <w:r>
-        <w:rPr>
-          <w:rFonts w:ascii="Times New Roman" w:eastAsia="Times New Roman" w:hAnsi="Times New Roman" w:cs="Times New Roman"/>
-          <w:bCs/>
-          <w:sz w:val="24"/>
-          <w:szCs w:val="28"/>
-          <w:lang w:val="id-ID" w:eastAsia="id-ID"/>
-        </w:rPr>
-        <w:t>packet</w:t>
-      </w:r>
-      <w:proofErr w:type="spellEnd"/>
-      <w:r>
-        <w:rPr>
-          <w:rFonts w:ascii="Times New Roman" w:eastAsia="Times New Roman" w:hAnsi="Times New Roman" w:cs="Times New Roman"/>
-          <w:bCs/>
-          <w:sz w:val="24"/>
-          <w:szCs w:val="28"/>
-          <w:lang w:val="id-ID" w:eastAsia="id-ID"/>
-        </w:rPr>
-        <w:t xml:space="preserve"> </w:t>
-      </w:r>
-      <w:proofErr w:type="spellStart"/>
-      <w:r>
-        <w:rPr>
-          <w:rFonts w:ascii="Times New Roman" w:eastAsia="Times New Roman" w:hAnsi="Times New Roman" w:cs="Times New Roman"/>
-          <w:bCs/>
-          <w:sz w:val="24"/>
-          <w:szCs w:val="28"/>
-          <w:lang w:val="id-ID" w:eastAsia="id-ID"/>
-        </w:rPr>
-        <w:t>loss</w:t>
-      </w:r>
-      <w:proofErr w:type="spellEnd"/>
-      <w:r>
-        <w:rPr>
-          <w:rFonts w:ascii="Times New Roman" w:eastAsia="Times New Roman" w:hAnsi="Times New Roman" w:cs="Times New Roman"/>
-          <w:bCs/>
-          <w:sz w:val="24"/>
-          <w:szCs w:val="28"/>
-          <w:lang w:val="id-ID" w:eastAsia="id-ID"/>
-        </w:rPr>
-        <w:t xml:space="preserve"> rendah (&lt;1%) pada kondisi sangat stabil, namun dapat meningkat dalam skenario beban campuran atau interferensi </w:t>
-      </w:r>
-      <w:proofErr w:type="spellStart"/>
-      <w:r>
-        <w:rPr>
-          <w:rFonts w:ascii="Times New Roman" w:eastAsia="Times New Roman" w:hAnsi="Times New Roman" w:cs="Times New Roman"/>
-          <w:bCs/>
-          <w:sz w:val="24"/>
-          <w:szCs w:val="28"/>
-          <w:lang w:val="id-ID" w:eastAsia="id-ID"/>
-        </w:rPr>
-        <w:t>Wi-Fi</w:t>
-      </w:r>
-      <w:proofErr w:type="spellEnd"/>
-      <w:r>
-        <w:rPr>
-          <w:rFonts w:ascii="Times New Roman" w:eastAsia="Times New Roman" w:hAnsi="Times New Roman" w:cs="Times New Roman"/>
-          <w:bCs/>
-          <w:sz w:val="24"/>
-          <w:szCs w:val="28"/>
-          <w:lang w:val="id-ID" w:eastAsia="id-ID"/>
-        </w:rPr>
-        <w:t xml:space="preserve">. Target 3–5% mencerminkan kondisi realistis untuk sistem yang menjalankan OVS, </w:t>
-      </w:r>
-      <w:proofErr w:type="spellStart"/>
-      <w:r>
-        <w:rPr>
-          <w:rFonts w:ascii="Times New Roman" w:eastAsia="Times New Roman" w:hAnsi="Times New Roman" w:cs="Times New Roman"/>
-          <w:bCs/>
-          <w:sz w:val="24"/>
-          <w:szCs w:val="28"/>
-          <w:lang w:val="id-ID" w:eastAsia="id-ID"/>
-        </w:rPr>
-        <w:t>hostapd</w:t>
-      </w:r>
-      <w:proofErr w:type="spellEnd"/>
-      <w:r>
-        <w:rPr>
-          <w:rFonts w:ascii="Times New Roman" w:eastAsia="Times New Roman" w:hAnsi="Times New Roman" w:cs="Times New Roman"/>
-          <w:bCs/>
-          <w:sz w:val="24"/>
-          <w:szCs w:val="28"/>
-          <w:lang w:val="id-ID" w:eastAsia="id-ID"/>
-        </w:rPr>
-        <w:t xml:space="preserve">, dan modul SDN secara bersamaan. </w:t>
+        <w:t xml:space="preserve">Sistem diharapkan memiliki tingkat packet loss 3–5% pada kondisi trafik normal. Hal ini selaras dengan pengamatan penelitian sebelumnya yang menunjukkan packet loss rendah (&lt;1%) pada kondisi sangat stabil, namun dapat meningkat dalam skenario beban campuran atau interferensi Wi-Fi. Target 3–5% mencerminkan kondisi realistis untuk sistem yang menjalankan OVS, hostapd, dan modul SDN secara bersamaan. </w:t>
       </w:r>
     </w:p>
     <w:p>
@@ -8598,10 +4740,13 @@
           <w:szCs w:val="28"/>
           <w:lang w:val="id-ID" w:eastAsia="id-ID"/>
         </w:rPr>
-        <w:t xml:space="preserve">Konsistensi Pelaporan Statistik </w:t>
-      </w:r>
-      <w:proofErr w:type="spellStart"/>
-      <w:r>
+        <w:t>Konsistensi Pelaporan Statistik OpenFlow</w:t>
+      </w:r>
+    </w:p>
+    <w:p>
+      <w:pPr>
+        <w:spacing w:before="100" w:beforeAutospacing="1" w:after="100" w:afterAutospacing="1" w:line="360" w:lineRule="auto"/>
+        <w:jc w:val="both"/>
         <w:rPr>
           <w:rFonts w:ascii="Times New Roman" w:eastAsia="Times New Roman" w:hAnsi="Times New Roman" w:cs="Times New Roman"/>
           <w:bCs/>
@@ -8609,14 +4754,8 @@
           <w:szCs w:val="28"/>
           <w:lang w:val="id-ID" w:eastAsia="id-ID"/>
         </w:rPr>
-        <w:t>OpenFlow</w:t>
-      </w:r>
-      <w:proofErr w:type="spellEnd"/>
-    </w:p>
-    <w:p>
-      <w:pPr>
-        <w:spacing w:before="100" w:beforeAutospacing="1" w:after="100" w:afterAutospacing="1" w:line="360" w:lineRule="auto"/>
-        <w:jc w:val="both"/>
+      </w:pPr>
+      <w:r>
         <w:rPr>
           <w:rFonts w:ascii="Times New Roman" w:eastAsia="Times New Roman" w:hAnsi="Times New Roman" w:cs="Times New Roman"/>
           <w:bCs/>
@@ -8624,206 +4763,123 @@
           <w:szCs w:val="28"/>
           <w:lang w:val="id-ID" w:eastAsia="id-ID"/>
         </w:rPr>
-      </w:pPr>
-      <w:r>
-        <w:rPr>
-          <w:rFonts w:ascii="Times New Roman" w:eastAsia="Times New Roman" w:hAnsi="Times New Roman" w:cs="Times New Roman"/>
-          <w:bCs/>
-          <w:sz w:val="24"/>
-          <w:szCs w:val="28"/>
-          <w:lang w:val="id-ID" w:eastAsia="id-ID"/>
-        </w:rPr>
-        <w:t xml:space="preserve">Interval pelaporan statistik </w:t>
-      </w:r>
-      <w:proofErr w:type="spellStart"/>
-      <w:r>
-        <w:rPr>
-          <w:rFonts w:ascii="Times New Roman" w:eastAsia="Times New Roman" w:hAnsi="Times New Roman" w:cs="Times New Roman"/>
-          <w:bCs/>
-          <w:sz w:val="24"/>
-          <w:szCs w:val="28"/>
-          <w:lang w:val="id-ID" w:eastAsia="id-ID"/>
-        </w:rPr>
-        <w:t>OpenFlow</w:t>
-      </w:r>
-      <w:proofErr w:type="spellEnd"/>
-      <w:r>
-        <w:rPr>
-          <w:rFonts w:ascii="Times New Roman" w:eastAsia="Times New Roman" w:hAnsi="Times New Roman" w:cs="Times New Roman"/>
-          <w:bCs/>
-          <w:sz w:val="24"/>
-          <w:szCs w:val="28"/>
-          <w:lang w:val="id-ID" w:eastAsia="id-ID"/>
-        </w:rPr>
-        <w:t xml:space="preserve"> ditargetkan konsisten pada 1 detik dengan deviasi hingga 10%, menyesuaikan kondisi beban CPU </w:t>
-      </w:r>
-      <w:proofErr w:type="spellStart"/>
-      <w:r>
-        <w:rPr>
-          <w:rFonts w:ascii="Times New Roman" w:eastAsia="Times New Roman" w:hAnsi="Times New Roman" w:cs="Times New Roman"/>
-          <w:bCs/>
-          <w:sz w:val="24"/>
-          <w:szCs w:val="28"/>
-          <w:lang w:val="id-ID" w:eastAsia="id-ID"/>
-        </w:rPr>
-        <w:t>Raspberry</w:t>
-      </w:r>
-      <w:proofErr w:type="spellEnd"/>
-      <w:r>
-        <w:rPr>
-          <w:rFonts w:ascii="Times New Roman" w:eastAsia="Times New Roman" w:hAnsi="Times New Roman" w:cs="Times New Roman"/>
-          <w:bCs/>
-          <w:sz w:val="24"/>
-          <w:szCs w:val="28"/>
-          <w:lang w:val="id-ID" w:eastAsia="id-ID"/>
-        </w:rPr>
-        <w:t xml:space="preserve"> </w:t>
-      </w:r>
-      <w:proofErr w:type="spellStart"/>
-      <w:r>
-        <w:rPr>
-          <w:rFonts w:ascii="Times New Roman" w:eastAsia="Times New Roman" w:hAnsi="Times New Roman" w:cs="Times New Roman"/>
-          <w:bCs/>
-          <w:sz w:val="24"/>
-          <w:szCs w:val="28"/>
-          <w:lang w:val="id-ID" w:eastAsia="id-ID"/>
-        </w:rPr>
-        <w:t>Pi</w:t>
-      </w:r>
-      <w:proofErr w:type="spellEnd"/>
-      <w:r>
-        <w:rPr>
-          <w:rFonts w:ascii="Times New Roman" w:eastAsia="Times New Roman" w:hAnsi="Times New Roman" w:cs="Times New Roman"/>
-          <w:bCs/>
-          <w:sz w:val="24"/>
-          <w:szCs w:val="28"/>
-          <w:lang w:val="id-ID" w:eastAsia="id-ID"/>
-        </w:rPr>
-        <w:t xml:space="preserve">. Literatur mengenai arsitektur SDN berbasis perangkat </w:t>
-      </w:r>
-      <w:proofErr w:type="spellStart"/>
-      <w:r>
-        <w:rPr>
-          <w:rFonts w:ascii="Times New Roman" w:eastAsia="Times New Roman" w:hAnsi="Times New Roman" w:cs="Times New Roman"/>
-          <w:bCs/>
-          <w:sz w:val="24"/>
-          <w:szCs w:val="28"/>
-          <w:lang w:val="id-ID" w:eastAsia="id-ID"/>
-        </w:rPr>
-        <w:t>low-cost</w:t>
-      </w:r>
-      <w:proofErr w:type="spellEnd"/>
-      <w:r>
-        <w:rPr>
-          <w:rFonts w:ascii="Times New Roman" w:eastAsia="Times New Roman" w:hAnsi="Times New Roman" w:cs="Times New Roman"/>
-          <w:bCs/>
-          <w:sz w:val="24"/>
-          <w:szCs w:val="28"/>
-          <w:lang w:val="id-ID" w:eastAsia="id-ID"/>
-        </w:rPr>
-        <w:t xml:space="preserve"> mencatat deviasi interval akibat proses </w:t>
-      </w:r>
-      <w:proofErr w:type="spellStart"/>
-      <w:r>
-        <w:rPr>
-          <w:rFonts w:ascii="Times New Roman" w:eastAsia="Times New Roman" w:hAnsi="Times New Roman" w:cs="Times New Roman"/>
-          <w:bCs/>
-          <w:sz w:val="24"/>
-          <w:szCs w:val="28"/>
-          <w:lang w:val="id-ID" w:eastAsia="id-ID"/>
-        </w:rPr>
-        <w:t>antrian</w:t>
-      </w:r>
-      <w:proofErr w:type="spellEnd"/>
-      <w:r>
-        <w:rPr>
-          <w:rFonts w:ascii="Times New Roman" w:eastAsia="Times New Roman" w:hAnsi="Times New Roman" w:cs="Times New Roman"/>
-          <w:bCs/>
-          <w:sz w:val="24"/>
-          <w:szCs w:val="28"/>
-          <w:lang w:val="id-ID" w:eastAsia="id-ID"/>
-        </w:rPr>
-        <w:t xml:space="preserve">, </w:t>
-      </w:r>
-      <w:proofErr w:type="spellStart"/>
-      <w:r>
-        <w:rPr>
-          <w:rFonts w:ascii="Times New Roman" w:eastAsia="Times New Roman" w:hAnsi="Times New Roman" w:cs="Times New Roman"/>
-          <w:bCs/>
-          <w:sz w:val="24"/>
-          <w:szCs w:val="28"/>
-          <w:lang w:val="id-ID" w:eastAsia="id-ID"/>
-        </w:rPr>
-        <w:t>overhead</w:t>
-      </w:r>
-      <w:proofErr w:type="spellEnd"/>
-      <w:r>
-        <w:rPr>
-          <w:rFonts w:ascii="Times New Roman" w:eastAsia="Times New Roman" w:hAnsi="Times New Roman" w:cs="Times New Roman"/>
-          <w:bCs/>
-          <w:sz w:val="24"/>
-          <w:szCs w:val="28"/>
-          <w:lang w:val="id-ID" w:eastAsia="id-ID"/>
-        </w:rPr>
-        <w:t xml:space="preserve"> jaringan, dan beban modul </w:t>
-      </w:r>
-      <w:proofErr w:type="spellStart"/>
-      <w:r>
-        <w:rPr>
-          <w:rFonts w:ascii="Times New Roman" w:eastAsia="Times New Roman" w:hAnsi="Times New Roman" w:cs="Times New Roman"/>
-          <w:bCs/>
-          <w:sz w:val="24"/>
-          <w:szCs w:val="28"/>
-          <w:lang w:val="id-ID" w:eastAsia="id-ID"/>
-        </w:rPr>
-        <w:t>controller</w:t>
-      </w:r>
-      <w:proofErr w:type="spellEnd"/>
-      <w:r>
-        <w:rPr>
-          <w:rFonts w:ascii="Times New Roman" w:eastAsia="Times New Roman" w:hAnsi="Times New Roman" w:cs="Times New Roman"/>
-          <w:bCs/>
-          <w:sz w:val="24"/>
-          <w:szCs w:val="28"/>
-          <w:lang w:val="id-ID" w:eastAsia="id-ID"/>
-        </w:rPr>
-        <w:t xml:space="preserve">. Deviasi hingga 10% masih tergolong stabil dan tetap menyediakan data yang cukup akurat untuk modul </w:t>
-      </w:r>
-      <w:proofErr w:type="spellStart"/>
-      <w:r>
-        <w:rPr>
-          <w:rFonts w:ascii="Times New Roman" w:eastAsia="Times New Roman" w:hAnsi="Times New Roman" w:cs="Times New Roman"/>
-          <w:bCs/>
-          <w:sz w:val="24"/>
-          <w:szCs w:val="28"/>
-          <w:lang w:val="id-ID" w:eastAsia="id-ID"/>
-        </w:rPr>
-        <w:t>QoS</w:t>
-      </w:r>
-      <w:proofErr w:type="spellEnd"/>
-      <w:r>
-        <w:rPr>
-          <w:rFonts w:ascii="Times New Roman" w:eastAsia="Times New Roman" w:hAnsi="Times New Roman" w:cs="Times New Roman"/>
-          <w:bCs/>
-          <w:sz w:val="24"/>
-          <w:szCs w:val="28"/>
-          <w:lang w:val="id-ID" w:eastAsia="id-ID"/>
-        </w:rPr>
-        <w:t xml:space="preserve"> dan deteksi anomali. </w:t>
+        <w:t>Interval pelaporan statistik OpenFlow ditargetkan konsisten pada 1 detik dengan deviasi hingga 10%, menyesuaikan kondisi beban CPU Raspberry Pi. Literatur mengenai arsitektur SDN berbasis perangkat low-cost mencatat deviasi interval akibat proses antrian, overhead jaringan, dan beban modul controller. Deviasi hingga 10% masih tergolong stabil dan tetap menyediakan data yang cukup akurat untuk modul QoS dan deteksi anomali.</w:t>
       </w:r>
     </w:p>
     <w:p>
       <w:pPr>
-        <w:spacing w:before="100" w:beforeAutospacing="1" w:after="100" w:afterAutospacing="1" w:line="360" w:lineRule="auto"/>
-        <w:jc w:val="both"/>
-        <w:rPr>
-          <w:rFonts w:ascii="Times New Roman" w:eastAsia="Times New Roman" w:hAnsi="Times New Roman" w:cs="Times New Roman"/>
-          <w:bCs/>
+        <w:pStyle w:val="Caption"/>
+        <w:keepNext/>
+        <w:rPr>
+          <w:rFonts w:ascii="Times New Roman" w:hAnsi="Times New Roman" w:cs="Times New Roman"/>
+          <w:color w:val="auto"/>
           <w:sz w:val="24"/>
-          <w:szCs w:val="28"/>
-          <w:lang w:val="id-ID" w:eastAsia="id-ID"/>
-        </w:rPr>
-      </w:pPr>
+          <w:szCs w:val="24"/>
+        </w:rPr>
+      </w:pPr>
+      <w:bookmarkStart w:id="18" w:name="_Toc216372221"/>
+      <w:r>
+        <w:rPr>
+          <w:rFonts w:ascii="Times New Roman" w:hAnsi="Times New Roman" w:cs="Times New Roman"/>
+          <w:color w:val="auto"/>
+          <w:sz w:val="24"/>
+          <w:szCs w:val="24"/>
+        </w:rPr>
+        <w:t xml:space="preserve">Table 2. </w:t>
+      </w:r>
+      <w:r>
+        <w:rPr>
+          <w:rFonts w:ascii="Times New Roman" w:hAnsi="Times New Roman" w:cs="Times New Roman"/>
+          <w:color w:val="auto"/>
+          <w:sz w:val="24"/>
+          <w:szCs w:val="24"/>
+        </w:rPr>
+        <w:fldChar w:fldCharType="begin"/>
+      </w:r>
+      <w:r>
+        <w:rPr>
+          <w:rFonts w:ascii="Times New Roman" w:hAnsi="Times New Roman" w:cs="Times New Roman"/>
+          <w:color w:val="auto"/>
+          <w:sz w:val="24"/>
+          <w:szCs w:val="24"/>
+        </w:rPr>
+        <w:instrText xml:space="preserve"> SEQ Table_2. \* ARABIC </w:instrText>
+      </w:r>
+      <w:r>
+        <w:rPr>
+          <w:rFonts w:ascii="Times New Roman" w:hAnsi="Times New Roman" w:cs="Times New Roman"/>
+          <w:color w:val="auto"/>
+          <w:sz w:val="24"/>
+          <w:szCs w:val="24"/>
+        </w:rPr>
+        <w:fldChar w:fldCharType="separate"/>
+      </w:r>
+      <w:r>
+        <w:rPr>
+          <w:rFonts w:ascii="Times New Roman" w:hAnsi="Times New Roman" w:cs="Times New Roman"/>
+          <w:noProof/>
+          <w:color w:val="auto"/>
+          <w:sz w:val="24"/>
+          <w:szCs w:val="24"/>
+        </w:rPr>
+        <w:t>1</w:t>
+      </w:r>
+      <w:r>
+        <w:rPr>
+          <w:rFonts w:ascii="Times New Roman" w:hAnsi="Times New Roman" w:cs="Times New Roman"/>
+          <w:color w:val="auto"/>
+          <w:sz w:val="24"/>
+          <w:szCs w:val="24"/>
+        </w:rPr>
+        <w:fldChar w:fldCharType="end"/>
+      </w:r>
+      <w:r>
+        <w:rPr>
+          <w:rFonts w:ascii="Times New Roman" w:hAnsi="Times New Roman" w:cs="Times New Roman"/>
+          <w:color w:val="auto"/>
+          <w:sz w:val="24"/>
+          <w:szCs w:val="24"/>
+        </w:rPr>
+        <w:t xml:space="preserve"> </w:t>
+      </w:r>
+      <w:proofErr w:type="spellStart"/>
+      <w:r>
+        <w:rPr>
+          <w:rFonts w:ascii="Times New Roman" w:hAnsi="Times New Roman" w:cs="Times New Roman"/>
+          <w:i w:val="0"/>
+          <w:iCs w:val="0"/>
+          <w:color w:val="auto"/>
+          <w:sz w:val="24"/>
+          <w:szCs w:val="24"/>
+        </w:rPr>
+        <w:t>Perancangan</w:t>
+      </w:r>
+      <w:proofErr w:type="spellEnd"/>
+      <w:r>
+        <w:rPr>
+          <w:rFonts w:ascii="Times New Roman" w:hAnsi="Times New Roman" w:cs="Times New Roman"/>
+          <w:i w:val="0"/>
+          <w:iCs w:val="0"/>
+          <w:color w:val="auto"/>
+          <w:sz w:val="24"/>
+          <w:szCs w:val="24"/>
+        </w:rPr>
+        <w:t xml:space="preserve"> </w:t>
+      </w:r>
+      <w:proofErr w:type="spellStart"/>
+      <w:r>
+        <w:rPr>
+          <w:rFonts w:ascii="Times New Roman" w:hAnsi="Times New Roman" w:cs="Times New Roman"/>
+          <w:i w:val="0"/>
+          <w:iCs w:val="0"/>
+          <w:color w:val="auto"/>
+          <w:sz w:val="24"/>
+          <w:szCs w:val="24"/>
+        </w:rPr>
+        <w:t>Spesifikasi</w:t>
+      </w:r>
+      <w:bookmarkEnd w:id="18"/>
+      <w:proofErr w:type="spellEnd"/>
     </w:p>
     <w:tbl>
       <w:tblPr>
@@ -9602,7 +5658,6 @@
                 <w:sz w:val="24"/>
                 <w:szCs w:val="24"/>
               </w:rPr>
-              <w:lastRenderedPageBreak/>
               <w:t>karena</w:t>
             </w:r>
             <w:proofErr w:type="spellEnd"/>
@@ -9657,7 +5712,6 @@
                 <w:sz w:val="24"/>
                 <w:szCs w:val="24"/>
               </w:rPr>
-              <w:lastRenderedPageBreak/>
               <w:t>Pengambilan</w:t>
             </w:r>
             <w:proofErr w:type="spellEnd"/>
@@ -9914,6 +5968,7 @@
                 <w:sz w:val="24"/>
                 <w:szCs w:val="24"/>
               </w:rPr>
+              <w:lastRenderedPageBreak/>
               <w:t>3</w:t>
             </w:r>
           </w:p>
@@ -11934,7 +7989,6 @@
                 <w:lang w:val="id-ID" w:eastAsia="id-ID"/>
               </w:rPr>
             </w:pPr>
-            <w:proofErr w:type="spellStart"/>
             <w:r>
               <w:rPr>
                 <w:rStyle w:val="Strong"/>
@@ -11944,19 +7998,7 @@
                 <w:sz w:val="24"/>
                 <w:szCs w:val="24"/>
               </w:rPr>
-              <w:t>Deviasi</w:t>
-            </w:r>
-            <w:proofErr w:type="spellEnd"/>
-            <w:r>
-              <w:rPr>
-                <w:rStyle w:val="Strong"/>
-                <w:rFonts w:ascii="Times New Roman" w:hAnsi="Times New Roman" w:cs="Times New Roman"/>
-                <w:b w:val="0"/>
-                <w:bCs w:val="0"/>
-                <w:sz w:val="24"/>
-                <w:szCs w:val="24"/>
-              </w:rPr>
-              <w:t xml:space="preserve"> 20–25%</w:t>
+              <w:t>Deviasi 20–25%</w:t>
             </w:r>
           </w:p>
         </w:tc>
@@ -12063,7 +8105,6 @@
                 <w:sz w:val="24"/>
                 <w:szCs w:val="24"/>
               </w:rPr>
-              <w:lastRenderedPageBreak/>
               <w:t>kanal</w:t>
             </w:r>
             <w:proofErr w:type="spellEnd"/>
@@ -12118,7 +8159,6 @@
                 <w:sz w:val="24"/>
                 <w:szCs w:val="24"/>
               </w:rPr>
-              <w:lastRenderedPageBreak/>
               <w:t>Penyesuaian</w:t>
             </w:r>
             <w:proofErr w:type="spellEnd"/>
@@ -12339,6 +8379,7 @@
                 <w:sz w:val="24"/>
                 <w:szCs w:val="24"/>
               </w:rPr>
+              <w:lastRenderedPageBreak/>
               <w:t>9</w:t>
             </w:r>
           </w:p>
@@ -19867,6 +15908,36 @@
     <w:qFormat/>
     <w:rsid w:val="00791DA1"/>
   </w:style>
+  <w:style w:type="paragraph" w:styleId="Caption">
+    <w:name w:val="caption"/>
+    <w:basedOn w:val="Normal"/>
+    <w:next w:val="Normal"/>
+    <w:uiPriority w:val="35"/>
+    <w:unhideWhenUsed/>
+    <w:qFormat/>
+    <w:rsid w:val="002D3F8F"/>
+    <w:pPr>
+      <w:spacing w:line="240" w:lineRule="auto"/>
+    </w:pPr>
+    <w:rPr>
+      <w:i/>
+      <w:iCs/>
+      <w:color w:val="1F497D" w:themeColor="text2"/>
+      <w:sz w:val="18"/>
+      <w:szCs w:val="18"/>
+    </w:rPr>
+  </w:style>
+  <w:style w:type="paragraph" w:styleId="TableofFigures">
+    <w:name w:val="table of figures"/>
+    <w:basedOn w:val="Normal"/>
+    <w:next w:val="Normal"/>
+    <w:uiPriority w:val="99"/>
+    <w:unhideWhenUsed/>
+    <w:rsid w:val="002D3F8F"/>
+    <w:pPr>
+      <w:spacing w:after="0"/>
+    </w:pPr>
+  </w:style>
 </w:styles>
 </file>
 
